--- a/08-传感器电路/05-压力传感器电路/压阻式压力传感器电路/压阻式压力传感器电路.docx
+++ b/08-传感器电路/05-压力传感器电路/压阻式压力传感器电路/压阻式压力传感器电路.docx
@@ -2084,6 +2084,20 @@
     </w:p>
     <w:bookmarkEnd w:id="26"/>
     <w:bookmarkEnd w:id="27"/>
+    <w:p>
+      <w:pPr>
+        <w:spacing w:before="360"/>
+        <w:jc w:val="center"/>
+      </w:pPr>
+      <w:r>
+        <w:rPr>
+          <w:rFonts w:ascii="Times New Roman" w:hAnsi="Times New Roman"/>
+          <w:color w:val="555555"/>
+          <w:sz w:val="21"/>
+        </w:rPr>
+        <w:t>材料收集者：杜文杰</w:t>
+      </w:r>
+    </w:p>
     <w:sectPr>
       <w:headerReference r:id="rId9" w:type="default"/>
       <w:footerReference r:id="rId10" w:type="default"/>

--- a/08-传感器电路/05-压力传感器电路/压阻式压力传感器电路/压阻式压力传感器电路.docx
+++ b/08-传感器电路/05-压力传感器电路/压阻式压力传感器电路/压阻式压力传感器电路.docx
@@ -1,6 +1,6 @@
 
 <file path=word/document.xml><?xml version="1.0" encoding="utf-8"?>
-<w:document xmlns:w="http://schemas.openxmlformats.org/wordprocessingml/2006/main" xmlns:m="http://schemas.openxmlformats.org/officeDocument/2006/math" xmlns:r="http://schemas.openxmlformats.org/officeDocument/2006/relationships" xmlns:o="urn:schemas-microsoft-com:office:office" xmlns:v="urn:schemas-microsoft-com:vml" xmlns:w10="urn:schemas-microsoft-com:office:word" xmlns:a="http://schemas.openxmlformats.org/drawingml/2006/main" xmlns:pic="http://schemas.openxmlformats.org/drawingml/2006/picture" xmlns:wp="http://schemas.openxmlformats.org/drawingml/2006/wordprocessingDrawing">
+<w:document xmlns:m="http://schemas.openxmlformats.org/officeDocument/2006/math" xmlns:r="http://schemas.openxmlformats.org/officeDocument/2006/relationships" xmlns:w="http://schemas.openxmlformats.org/wordprocessingml/2006/main" xmlns:o="urn:schemas-microsoft-com:office:office" xmlns:v="urn:schemas-microsoft-com:vml" xmlns:w10="urn:schemas-microsoft-com:office:word" xmlns:a="http://schemas.openxmlformats.org/drawingml/2006/main" xmlns:pic="http://schemas.openxmlformats.org/drawingml/2006/picture" xmlns:wp="http://schemas.openxmlformats.org/drawingml/2006/wordprocessingDrawing">
   <w:body>
     <w:bookmarkStart w:id="27" w:name="压阻式压力传感器电路"/>
     <w:p>
@@ -9,7 +9,7 @@
       </w:pPr>
       <w:r>
         <w:rPr>
-          <w:rFonts w:hint="eastAsia"/>
+          <w:rFonts w:hint="eastAsia" w:eastAsia="黑体"/>
         </w:rPr>
         <w:t xml:space="preserve">压阻式压力传感器电路</w:t>
       </w:r>
@@ -21,7 +21,7 @@
       </w:pPr>
       <w:r>
         <w:rPr>
-          <w:rFonts w:hint="eastAsia"/>
+          <w:rFonts w:hint="eastAsia" w:eastAsia="黑体"/>
         </w:rPr>
         <w:t xml:space="preserve">拓扑描述</w:t>
       </w:r>
@@ -32,13 +32,13 @@
       </w:pPr>
       <w:r>
         <w:rPr>
-          <w:rFonts w:hint="eastAsia"/>
+          <w:rFonts w:hint="eastAsia" w:eastAsia="黑体"/>
         </w:rPr>
         <w:t xml:space="preserve">元件组成与节点定义：电路由</w:t>
       </w:r>
       <w:r>
         <w:rPr>
-          <w:rFonts w:hint="eastAsia"/>
+          <w:rFonts w:hint="eastAsia" w:eastAsia="黑体"/>
           <w:b/>
           <w:bCs/>
         </w:rPr>
@@ -46,6 +46,7 @@
       </w:r>
       <w:r>
         <w:rPr>
+          <w:rFonts w:eastAsia="黑体"/>
           <w:b/>
           <w:bCs/>
         </w:rPr>
@@ -53,11 +54,14 @@
       </w:r>
       <w:r>
         <w:rPr>
-          <w:rFonts w:hint="eastAsia"/>
+          <w:rFonts w:hint="eastAsia" w:eastAsia="黑体"/>
         </w:rPr>
         <w:t xml:space="preserve">（硅膜片上扩散/离子注入的四个压敏电阻接成惠斯通电桥，即</w:t>
       </w:r>
       <w:r>
+        <w:rPr>
+          <w:rFonts w:eastAsia="黑体"/>
+        </w:rPr>
         <w:t xml:space="preserve"> </w:t>
       </w:r>
       <m:oMath>
@@ -94,13 +98,13 @@
       </m:oMath>
       <w:r>
         <w:rPr>
-          <w:rFonts w:hint="eastAsia"/>
+          <w:rFonts w:hint="eastAsia" w:eastAsia="黑体"/>
         </w:rPr>
         <w:t xml:space="preserve">）与</w:t>
       </w:r>
       <w:r>
         <w:rPr>
-          <w:rFonts w:hint="eastAsia"/>
+          <w:rFonts w:hint="eastAsia" w:eastAsia="黑体"/>
           <w:b/>
           <w:bCs/>
         </w:rPr>
@@ -108,32 +112,39 @@
       </w:r>
       <w:r>
         <w:rPr>
+          <w:rFonts w:eastAsia="黑体"/>
           <w:b/>
           <w:bCs/>
         </w:rPr>
         <w:t xml:space="preserve"> U2</w:t>
       </w:r>
       <w:r>
+        <w:rPr>
+          <w:rFonts w:eastAsia="黑体"/>
+        </w:rPr>
         <w:t xml:space="preserve"> </w:t>
       </w:r>
       <w:r>
         <w:rPr>
-          <w:rFonts w:hint="eastAsia"/>
+          <w:rFonts w:hint="eastAsia" w:eastAsia="黑体"/>
         </w:rPr>
         <w:t xml:space="preserve">组成，激励源为电桥提供恒流或恒压。电路共有</w:t>
       </w:r>
       <w:r>
+        <w:rPr>
+          <w:rFonts w:eastAsia="黑体"/>
+        </w:rPr>
         <w:t xml:space="preserve"> 5 </w:t>
       </w:r>
       <w:r>
         <w:rPr>
-          <w:rFonts w:hint="eastAsia"/>
+          <w:rFonts w:hint="eastAsia" w:eastAsia="黑体"/>
         </w:rPr>
         <w:t xml:space="preserve">个关键节点：</w:t>
       </w:r>
       <w:r>
         <w:rPr>
-          <w:rFonts w:hint="eastAsia"/>
+          <w:rFonts w:hint="eastAsia" w:eastAsia="黑体"/>
           <w:b/>
           <w:bCs/>
         </w:rPr>
@@ -141,6 +152,7 @@
       </w:r>
       <w:r>
         <w:rPr>
+          <w:rFonts w:eastAsia="黑体"/>
           <w:b/>
           <w:bCs/>
         </w:rPr>
@@ -148,7 +160,7 @@
       </w:r>
       <w:r>
         <w:rPr>
-          <w:rFonts w:hint="eastAsia"/>
+          <w:rFonts w:hint="eastAsia" w:eastAsia="黑体"/>
           <w:b/>
           <w:bCs/>
         </w:rPr>
@@ -156,6 +168,7 @@
       </w:r>
       <w:r>
         <w:rPr>
+          <w:rFonts w:eastAsia="黑体"/>
           <w:b/>
           <w:bCs/>
         </w:rPr>
@@ -186,13 +199,13 @@
       </m:oMath>
       <w:r>
         <w:rPr>
-          <w:rFonts w:hint="eastAsia"/>
+          <w:rFonts w:hint="eastAsia" w:eastAsia="黑体"/>
         </w:rPr>
         <w:t xml:space="preserve">（连电桥激励上端，恒压源正端/恒流源输出）；</w:t>
       </w:r>
       <w:r>
         <w:rPr>
-          <w:rFonts w:hint="eastAsia"/>
+          <w:rFonts w:hint="eastAsia" w:eastAsia="黑体"/>
           <w:b/>
           <w:bCs/>
         </w:rPr>
@@ -200,6 +213,7 @@
       </w:r>
       <w:r>
         <w:rPr>
+          <w:rFonts w:eastAsia="黑体"/>
           <w:b/>
           <w:bCs/>
         </w:rPr>
@@ -207,7 +221,7 @@
       </w:r>
       <w:r>
         <w:rPr>
-          <w:rFonts w:hint="eastAsia"/>
+          <w:rFonts w:hint="eastAsia" w:eastAsia="黑体"/>
           <w:b/>
           <w:bCs/>
         </w:rPr>
@@ -215,6 +229,7 @@
       </w:r>
       <w:r>
         <w:rPr>
+          <w:rFonts w:eastAsia="黑体"/>
           <w:b/>
           <w:bCs/>
         </w:rPr>
@@ -245,13 +260,13 @@
       </m:oMath>
       <w:r>
         <w:rPr>
-          <w:rFonts w:hint="eastAsia"/>
+          <w:rFonts w:hint="eastAsia" w:eastAsia="黑体"/>
         </w:rPr>
         <w:t xml:space="preserve">（连电桥激励下端）；</w:t>
       </w:r>
       <w:r>
         <w:rPr>
-          <w:rFonts w:hint="eastAsia"/>
+          <w:rFonts w:hint="eastAsia" w:eastAsia="黑体"/>
           <w:b/>
           <w:bCs/>
         </w:rPr>
@@ -259,6 +274,7 @@
       </w:r>
       <w:r>
         <w:rPr>
+          <w:rFonts w:eastAsia="黑体"/>
           <w:b/>
           <w:bCs/>
         </w:rPr>
@@ -266,7 +282,7 @@
       </w:r>
       <w:r>
         <w:rPr>
-          <w:rFonts w:hint="eastAsia"/>
+          <w:rFonts w:hint="eastAsia" w:eastAsia="黑体"/>
           <w:b/>
           <w:bCs/>
         </w:rPr>
@@ -274,6 +290,7 @@
       </w:r>
       <w:r>
         <w:rPr>
+          <w:rFonts w:eastAsia="黑体"/>
           <w:b/>
           <w:bCs/>
         </w:rPr>
@@ -295,31 +312,37 @@
       </m:oMath>
       <w:r>
         <w:rPr>
-          <w:rFonts w:hint="eastAsia"/>
+          <w:rFonts w:hint="eastAsia" w:eastAsia="黑体"/>
         </w:rPr>
         <w:t xml:space="preserve">（连电桥输出一端与</w:t>
       </w:r>
       <w:r>
+        <w:rPr>
+          <w:rFonts w:eastAsia="黑体"/>
+        </w:rPr>
         <w:t xml:space="preserve"> U2 </w:t>
       </w:r>
       <w:r>
         <w:rPr>
-          <w:rFonts w:hint="eastAsia"/>
+          <w:rFonts w:hint="eastAsia" w:eastAsia="黑体"/>
         </w:rPr>
         <w:t xml:space="preserve">的</w:t>
       </w:r>
       <w:r>
+        <w:rPr>
+          <w:rFonts w:eastAsia="黑体"/>
+        </w:rPr>
         <w:t xml:space="preserve"> IN+ </w:t>
       </w:r>
       <w:r>
         <w:rPr>
-          <w:rFonts w:hint="eastAsia"/>
+          <w:rFonts w:hint="eastAsia" w:eastAsia="黑体"/>
         </w:rPr>
         <w:t xml:space="preserve">脚）；</w:t>
       </w:r>
       <w:r>
         <w:rPr>
-          <w:rFonts w:hint="eastAsia"/>
+          <w:rFonts w:hint="eastAsia" w:eastAsia="黑体"/>
           <w:b/>
           <w:bCs/>
         </w:rPr>
@@ -327,6 +350,7 @@
       </w:r>
       <w:r>
         <w:rPr>
+          <w:rFonts w:eastAsia="黑体"/>
           <w:b/>
           <w:bCs/>
         </w:rPr>
@@ -334,7 +358,7 @@
       </w:r>
       <w:r>
         <w:rPr>
-          <w:rFonts w:hint="eastAsia"/>
+          <w:rFonts w:hint="eastAsia" w:eastAsia="黑体"/>
           <w:b/>
           <w:bCs/>
         </w:rPr>
@@ -342,6 +366,7 @@
       </w:r>
       <w:r>
         <w:rPr>
+          <w:rFonts w:eastAsia="黑体"/>
           <w:b/>
           <w:bCs/>
         </w:rPr>
@@ -363,31 +388,37 @@
       </m:oMath>
       <w:r>
         <w:rPr>
-          <w:rFonts w:hint="eastAsia"/>
+          <w:rFonts w:hint="eastAsia" w:eastAsia="黑体"/>
         </w:rPr>
         <w:t xml:space="preserve">（连电桥输出另一端与</w:t>
       </w:r>
       <w:r>
+        <w:rPr>
+          <w:rFonts w:eastAsia="黑体"/>
+        </w:rPr>
         <w:t xml:space="preserve"> U2 </w:t>
       </w:r>
       <w:r>
         <w:rPr>
-          <w:rFonts w:hint="eastAsia"/>
+          <w:rFonts w:hint="eastAsia" w:eastAsia="黑体"/>
         </w:rPr>
         <w:t xml:space="preserve">的</w:t>
       </w:r>
       <w:r>
+        <w:rPr>
+          <w:rFonts w:eastAsia="黑体"/>
+        </w:rPr>
         <w:t xml:space="preserve"> IN− </w:t>
       </w:r>
       <w:r>
         <w:rPr>
-          <w:rFonts w:hint="eastAsia"/>
+          <w:rFonts w:hint="eastAsia" w:eastAsia="黑体"/>
         </w:rPr>
         <w:t xml:space="preserve">脚）；</w:t>
       </w:r>
       <w:r>
         <w:rPr>
-          <w:rFonts w:hint="eastAsia"/>
+          <w:rFonts w:hint="eastAsia" w:eastAsia="黑体"/>
           <w:b/>
           <w:bCs/>
         </w:rPr>
@@ -395,6 +426,7 @@
       </w:r>
       <w:r>
         <w:rPr>
+          <w:rFonts w:eastAsia="黑体"/>
           <w:b/>
           <w:bCs/>
         </w:rPr>
@@ -402,7 +434,7 @@
       </w:r>
       <w:r>
         <w:rPr>
-          <w:rFonts w:hint="eastAsia"/>
+          <w:rFonts w:hint="eastAsia" w:eastAsia="黑体"/>
           <w:b/>
           <w:bCs/>
         </w:rPr>
@@ -410,6 +442,7 @@
       </w:r>
       <w:r>
         <w:rPr>
+          <w:rFonts w:eastAsia="黑体"/>
           <w:b/>
           <w:bCs/>
         </w:rPr>
@@ -437,25 +470,31 @@
       </m:oMath>
       <w:r>
         <w:rPr>
-          <w:rFonts w:hint="eastAsia"/>
+          <w:rFonts w:hint="eastAsia" w:eastAsia="黑体"/>
         </w:rPr>
         <w:t xml:space="preserve">（连</w:t>
       </w:r>
       <w:r>
+        <w:rPr>
+          <w:rFonts w:eastAsia="黑体"/>
+        </w:rPr>
         <w:t xml:space="preserve"> U2 </w:t>
       </w:r>
       <w:r>
         <w:rPr>
-          <w:rFonts w:hint="eastAsia"/>
+          <w:rFonts w:hint="eastAsia" w:eastAsia="黑体"/>
         </w:rPr>
         <w:t xml:space="preserve">的</w:t>
       </w:r>
       <w:r>
+        <w:rPr>
+          <w:rFonts w:eastAsia="黑体"/>
+        </w:rPr>
         <w:t xml:space="preserve"> OUT </w:t>
       </w:r>
       <w:r>
         <w:rPr>
-          <w:rFonts w:hint="eastAsia"/>
+          <w:rFonts w:hint="eastAsia" w:eastAsia="黑体"/>
         </w:rPr>
         <w:t xml:space="preserve">脚）。</w:t>
       </w:r>
@@ -464,20 +503,26 @@
       <w:pPr/>
       <w:r>
         <w:rPr>
-          <w:rFonts w:hint="eastAsia"/>
+          <w:rFonts w:hint="eastAsia" w:eastAsia="黑体"/>
         </w:rPr>
         <w:t xml:space="preserve">各元件管脚连接：U1</w:t>
       </w:r>
       <w:r>
+        <w:rPr>
+          <w:rFonts w:eastAsia="黑体"/>
+        </w:rPr>
         <w:t xml:space="preserve"> </w:t>
       </w:r>
       <w:r>
         <w:rPr>
-          <w:rFonts w:hint="eastAsia"/>
+          <w:rFonts w:hint="eastAsia" w:eastAsia="黑体"/>
         </w:rPr>
         <w:t xml:space="preserve">的四个桥臂电阻</w:t>
       </w:r>
       <w:r>
+        <w:rPr>
+          <w:rFonts w:eastAsia="黑体"/>
+        </w:rPr>
         <w:t xml:space="preserve"> </w:t>
       </w:r>
       <m:oMath>
@@ -495,6 +540,9 @@
         </m:sSub>
       </m:oMath>
       <w:r>
+        <w:rPr>
+          <w:rFonts w:eastAsia="黑体"/>
+        </w:rPr>
         <w:t xml:space="preserve">、</w:t>
       </w:r>
       <m:oMath>
@@ -512,6 +560,9 @@
         </m:sSub>
       </m:oMath>
       <w:r>
+        <w:rPr>
+          <w:rFonts w:eastAsia="黑体"/>
+        </w:rPr>
         <w:t xml:space="preserve">、</w:t>
       </w:r>
       <m:oMath>
@@ -529,6 +580,9 @@
         </m:sSub>
       </m:oMath>
       <w:r>
+        <w:rPr>
+          <w:rFonts w:eastAsia="黑体"/>
+        </w:rPr>
         <w:t xml:space="preserve">、</w:t>
       </w:r>
       <m:oMath>
@@ -546,69 +600,93 @@
         </m:sSub>
       </m:oMath>
       <w:r>
+        <w:rPr>
+          <w:rFonts w:eastAsia="黑体"/>
+        </w:rPr>
         <w:t xml:space="preserve"> </w:t>
       </w:r>
       <w:r>
         <w:rPr>
-          <w:rFonts w:hint="eastAsia"/>
+          <w:rFonts w:hint="eastAsia" w:eastAsia="黑体"/>
         </w:rPr>
         <w:t xml:space="preserve">首尾相接成环，激励端接节点①、②，两输出端分别接节点③、④；U2</w:t>
       </w:r>
       <w:r>
+        <w:rPr>
+          <w:rFonts w:eastAsia="黑体"/>
+        </w:rPr>
         <w:t xml:space="preserve"> </w:t>
       </w:r>
       <w:r>
         <w:rPr>
-          <w:rFonts w:hint="eastAsia"/>
+          <w:rFonts w:hint="eastAsia" w:eastAsia="黑体"/>
         </w:rPr>
         <w:t xml:space="preserve">的</w:t>
       </w:r>
       <w:r>
+        <w:rPr>
+          <w:rFonts w:eastAsia="黑体"/>
+        </w:rPr>
         <w:t xml:space="preserve"> IN+ </w:t>
       </w:r>
       <w:r>
         <w:rPr>
-          <w:rFonts w:hint="eastAsia"/>
+          <w:rFonts w:hint="eastAsia" w:eastAsia="黑体"/>
         </w:rPr>
         <w:t xml:space="preserve">接节点③、IN−</w:t>
       </w:r>
       <w:r>
+        <w:rPr>
+          <w:rFonts w:eastAsia="黑体"/>
+        </w:rPr>
         <w:t xml:space="preserve"> </w:t>
       </w:r>
       <w:r>
         <w:rPr>
-          <w:rFonts w:hint="eastAsia"/>
+          <w:rFonts w:hint="eastAsia" w:eastAsia="黑体"/>
         </w:rPr>
         <w:t xml:space="preserve">接节点④、OUT</w:t>
       </w:r>
       <w:r>
+        <w:rPr>
+          <w:rFonts w:eastAsia="黑体"/>
+        </w:rPr>
         <w:t xml:space="preserve"> </w:t>
       </w:r>
       <w:r>
         <w:rPr>
-          <w:rFonts w:hint="eastAsia"/>
+          <w:rFonts w:hint="eastAsia" w:eastAsia="黑体"/>
         </w:rPr>
         <w:t xml:space="preserve">接节点⑤、电源脚接</w:t>
       </w:r>
       <w:r>
+        <w:rPr>
+          <w:rFonts w:eastAsia="黑体"/>
+        </w:rPr>
         <w:t xml:space="preserve"> </w:t>
       </w:r>
       <w:r>
         <w:rPr>
-          <w:rFonts w:hint="eastAsia"/>
+          <w:rFonts w:hint="eastAsia" w:eastAsia="黑体"/>
         </w:rPr>
         <w:t xml:space="preserve">±VCC/GND。受压时膜片形变使相邻桥臂阻值按相反方向变化，电桥失衡在节点③、④间产生差模电压，经</w:t>
       </w:r>
       <w:r>
+        <w:rPr>
+          <w:rFonts w:eastAsia="黑体"/>
+        </w:rPr>
         <w:t xml:space="preserve"> U2 </w:t>
       </w:r>
       <w:r>
         <w:rPr>
-          <w:rFonts w:hint="eastAsia"/>
+          <w:rFonts w:hint="eastAsia" w:eastAsia="黑体"/>
         </w:rPr>
         <w:t xml:space="preserve">放大</w:t>
       </w:r>
       <w:r>
+        <w:rPr>
+          <w:rFonts w:eastAsia="黑体"/>
+        </w:rPr>
         <w:t xml:space="preserve"> </w:t>
       </w:r>
       <m:oMath>
@@ -617,11 +695,14 @@
         </m:r>
       </m:oMath>
       <w:r>
+        <w:rPr>
+          <w:rFonts w:eastAsia="黑体"/>
+        </w:rPr>
         <w:t xml:space="preserve"> </w:t>
       </w:r>
       <w:r>
         <w:rPr>
-          <w:rFonts w:hint="eastAsia"/>
+          <w:rFonts w:hint="eastAsia" w:eastAsia="黑体"/>
         </w:rPr>
         <w:t xml:space="preserve">倍输出。</w:t>
       </w:r>
@@ -630,25 +711,31 @@
       <w:pPr/>
       <w:r>
         <w:rPr>
-          <w:rFonts w:hint="eastAsia"/>
+          <w:rFonts w:hint="eastAsia" w:eastAsia="黑体"/>
         </w:rPr>
         <w:t xml:space="preserve">由此构成”压阻全桥</w:t>
       </w:r>
       <w:r>
+        <w:rPr>
+          <w:rFonts w:eastAsia="黑体"/>
+        </w:rPr>
         <w:t xml:space="preserve"> + </w:t>
       </w:r>
       <w:r>
         <w:rPr>
-          <w:rFonts w:hint="eastAsia"/>
+          <w:rFonts w:hint="eastAsia" w:eastAsia="黑体"/>
         </w:rPr>
         <w:t xml:space="preserve">仪表放大器差模放大”的压力测量组态，激励采用恒压或恒流、输出与压力成正比，可测静态与动态压力；常用比值测量（激励与</w:t>
       </w:r>
       <w:r>
+        <w:rPr>
+          <w:rFonts w:eastAsia="黑体"/>
+        </w:rPr>
         <w:t xml:space="preserve"> ADC </w:t>
       </w:r>
       <w:r>
         <w:rPr>
-          <w:rFonts w:hint="eastAsia"/>
+          <w:rFonts w:hint="eastAsia" w:eastAsia="黑体"/>
         </w:rPr>
         <w:t xml:space="preserve">参考共源）消除激励漂移。</w:t>
       </w:r>
@@ -661,7 +748,7 @@
       </w:pPr>
       <w:r>
         <w:rPr>
-          <w:rFonts w:hint="eastAsia"/>
+          <w:rFonts w:hint="eastAsia" w:eastAsia="黑体"/>
         </w:rPr>
         <w:t xml:space="preserve">工作原理</w:t>
       </w:r>
@@ -672,29 +759,38 @@
       </w:pPr>
       <w:r>
         <w:rPr>
-          <w:rFonts w:hint="eastAsia"/>
+          <w:rFonts w:hint="eastAsia" w:eastAsia="黑体"/>
         </w:rPr>
         <w:t xml:space="preserve">压力</w:t>
       </w:r>
       <w:r>
+        <w:rPr>
+          <w:rFonts w:eastAsia="黑体"/>
+        </w:rPr>
         <w:t xml:space="preserve"> → </w:t>
       </w:r>
       <w:r>
         <w:rPr>
-          <w:rFonts w:hint="eastAsia"/>
+          <w:rFonts w:hint="eastAsia" w:eastAsia="黑体"/>
         </w:rPr>
         <w:t xml:space="preserve">膜片形变</w:t>
       </w:r>
       <w:r>
+        <w:rPr>
+          <w:rFonts w:eastAsia="黑体"/>
+        </w:rPr>
         <w:t xml:space="preserve"> → </w:t>
       </w:r>
       <w:r>
         <w:rPr>
-          <w:rFonts w:hint="eastAsia"/>
+          <w:rFonts w:hint="eastAsia" w:eastAsia="黑体"/>
         </w:rPr>
         <w:t xml:space="preserve">压阻条阻值变化（压阻效应</w:t>
       </w:r>
       <w:r>
+        <w:rPr>
+          <w:rFonts w:eastAsia="黑体"/>
+        </w:rPr>
         <w:t xml:space="preserve"> </w:t>
       </w:r>
       <m:oMath>
@@ -728,16 +824,19 @@
       </m:oMath>
       <w:r>
         <w:rPr>
-          <w:rFonts w:hint="eastAsia"/>
+          <w:rFonts w:hint="eastAsia" w:eastAsia="黑体"/>
         </w:rPr>
         <w:t xml:space="preserve">）→</w:t>
       </w:r>
       <w:r>
+        <w:rPr>
+          <w:rFonts w:eastAsia="黑体"/>
+        </w:rPr>
         <w:t xml:space="preserve"> </w:t>
       </w:r>
       <w:r>
         <w:rPr>
-          <w:rFonts w:hint="eastAsia"/>
+          <w:rFonts w:hint="eastAsia" w:eastAsia="黑体"/>
         </w:rPr>
         <w:t xml:space="preserve">电桥失衡输出差模电压；该电压经放大后即为压力信号。</w:t>
       </w:r>
@@ -750,7 +849,7 @@
       </w:pPr>
       <w:r>
         <w:rPr>
-          <w:rFonts w:hint="eastAsia"/>
+          <w:rFonts w:hint="eastAsia" w:eastAsia="黑体"/>
         </w:rPr>
         <w:t xml:space="preserve">关键计算公式</w:t>
       </w:r>
@@ -764,7 +863,7 @@
       </w:pPr>
       <w:r>
         <w:rPr>
-          <w:rFonts w:hint="eastAsia"/>
+          <w:rFonts w:hint="eastAsia" w:eastAsia="黑体"/>
         </w:rPr>
         <w:t xml:space="preserve">压阻效应阻值变化：</w:t>
       </w:r>
@@ -872,7 +971,7 @@
       </w:pPr>
       <w:r>
         <w:rPr>
-          <w:rFonts w:hint="eastAsia"/>
+          <w:rFonts w:hint="eastAsia" w:eastAsia="黑体"/>
         </w:rPr>
         <w:t xml:space="preserve">电桥输出（恒压激励）：</w:t>
       </w:r>
@@ -959,16 +1058,19 @@
       </w:pPr>
       <w:r>
         <w:rPr>
-          <w:rFonts w:hint="eastAsia"/>
+          <w:rFonts w:hint="eastAsia" w:eastAsia="黑体"/>
         </w:rPr>
         <w:t xml:space="preserve">电桥输出（恒流激励</w:t>
       </w:r>
       <w:r>
+        <w:rPr>
+          <w:rFonts w:eastAsia="黑体"/>
+        </w:rPr>
         <w:t xml:space="preserve"> </w:t>
       </w:r>
       <w:r>
         <w:rPr>
-          <w:rFonts w:hint="eastAsia"/>
+          <w:rFonts w:hint="eastAsia" w:eastAsia="黑体"/>
         </w:rPr>
         <w:t xml:space="preserve">I_b）：</w:t>
       </w:r>
@@ -1092,7 +1194,7 @@
             </w:pPr>
             <w:r>
               <w:rPr>
-                <w:rFonts w:hint="eastAsia"/>
+                <w:rFonts w:hint="eastAsia" w:eastAsia="黑体"/>
               </w:rPr>
               <w:t xml:space="preserve">符号</w:t>
             </w:r>
@@ -1106,7 +1208,7 @@
             </w:pPr>
             <w:r>
               <w:rPr>
-                <w:rFonts w:hint="eastAsia"/>
+                <w:rFonts w:hint="eastAsia" w:eastAsia="黑体"/>
               </w:rPr>
               <w:t xml:space="preserve">含义</w:t>
             </w:r>
@@ -1120,7 +1222,7 @@
             </w:pPr>
             <w:r>
               <w:rPr>
-                <w:rFonts w:hint="eastAsia"/>
+                <w:rFonts w:hint="eastAsia" w:eastAsia="黑体"/>
               </w:rPr>
               <w:t xml:space="preserve">单位</w:t>
             </w:r>
@@ -1167,6 +1269,9 @@
               </m:sSub>
             </m:oMath>
             <w:r>
+              <w:rPr>
+                <w:rFonts w:eastAsia="黑体"/>
+              </w:rPr>
               <w:t xml:space="preserve">​</w:t>
             </w:r>
           </w:p>
@@ -1179,7 +1284,7 @@
             </w:pPr>
             <w:r>
               <w:rPr>
-                <w:rFonts w:hint="eastAsia"/>
+                <w:rFonts w:hint="eastAsia" w:eastAsia="黑体"/>
               </w:rPr>
               <w:t xml:space="preserve">纵向/横向压阻系数</w:t>
             </w:r>
@@ -1192,6 +1297,9 @@
               <w:pStyle w:val="Compact"/>
             </w:pPr>
             <w:r>
+              <w:rPr>
+                <w:rFonts w:eastAsia="黑体"/>
+              </w:rPr>
               <w:t xml:space="preserve">/Pa</w:t>
             </w:r>
           </w:p>
@@ -1210,6 +1318,9 @@
               </m:r>
             </m:oMath>
             <w:r>
+              <w:rPr>
+                <w:rFonts w:eastAsia="黑体"/>
+              </w:rPr>
               <w:t xml:space="preserve">​</w:t>
             </w:r>
           </w:p>
@@ -1222,7 +1333,7 @@
             </w:pPr>
             <w:r>
               <w:rPr>
-                <w:rFonts w:hint="eastAsia"/>
+                <w:rFonts w:hint="eastAsia" w:eastAsia="黑体"/>
               </w:rPr>
               <w:t xml:space="preserve">应力</w:t>
             </w:r>
@@ -1235,6 +1346,9 @@
               <w:pStyle w:val="Compact"/>
             </w:pPr>
             <w:r>
+              <w:rPr>
+                <w:rFonts w:eastAsia="黑体"/>
+              </w:rPr>
               <w:t xml:space="preserve">Pa</w:t>
             </w:r>
           </w:p>
@@ -1253,6 +1367,9 @@
               </m:r>
             </m:oMath>
             <w:r>
+              <w:rPr>
+                <w:rFonts w:eastAsia="黑体"/>
+              </w:rPr>
               <w:t xml:space="preserve">​</w:t>
             </w:r>
           </w:p>
@@ -1265,7 +1382,7 @@
             </w:pPr>
             <w:r>
               <w:rPr>
-                <w:rFonts w:hint="eastAsia"/>
+                <w:rFonts w:hint="eastAsia" w:eastAsia="黑体"/>
               </w:rPr>
               <w:t xml:space="preserve">灵敏度</w:t>
             </w:r>
@@ -1278,6 +1395,9 @@
               <w:pStyle w:val="Compact"/>
             </w:pPr>
             <w:r>
+              <w:rPr>
+                <w:rFonts w:eastAsia="黑体"/>
+              </w:rPr>
               <w:t xml:space="preserve">mV/(V·Pa)</w:t>
             </w:r>
           </w:p>
@@ -1308,6 +1428,9 @@
               </m:sSub>
             </m:oMath>
             <w:r>
+              <w:rPr>
+                <w:rFonts w:eastAsia="黑体"/>
+              </w:rPr>
               <w:t xml:space="preserve">​</w:t>
             </w:r>
           </w:p>
@@ -1320,7 +1443,7 @@
             </w:pPr>
             <w:r>
               <w:rPr>
-                <w:rFonts w:hint="eastAsia"/>
+                <w:rFonts w:hint="eastAsia" w:eastAsia="黑体"/>
               </w:rPr>
               <w:t xml:space="preserve">激励电压</w:t>
             </w:r>
@@ -1333,6 +1456,9 @@
               <w:pStyle w:val="Compact"/>
             </w:pPr>
             <w:r>
+              <w:rPr>
+                <w:rFonts w:eastAsia="黑体"/>
+              </w:rPr>
               <w:t xml:space="preserve">V</w:t>
             </w:r>
           </w:p>
@@ -1360,6 +1486,9 @@
               </m:sSub>
             </m:oMath>
             <w:r>
+              <w:rPr>
+                <w:rFonts w:eastAsia="黑体"/>
+              </w:rPr>
               <w:t xml:space="preserve">​</w:t>
             </w:r>
           </w:p>
@@ -1372,7 +1501,7 @@
             </w:pPr>
             <w:r>
               <w:rPr>
-                <w:rFonts w:hint="eastAsia"/>
+                <w:rFonts w:hint="eastAsia" w:eastAsia="黑体"/>
               </w:rPr>
               <w:t xml:space="preserve">激励电流</w:t>
             </w:r>
@@ -1385,6 +1514,9 @@
               <w:pStyle w:val="Compact"/>
             </w:pPr>
             <w:r>
+              <w:rPr>
+                <w:rFonts w:eastAsia="黑体"/>
+              </w:rPr>
               <w:t xml:space="preserve">A</w:t>
             </w:r>
           </w:p>
@@ -1403,6 +1535,9 @@
               </m:r>
             </m:oMath>
             <w:r>
+              <w:rPr>
+                <w:rFonts w:eastAsia="黑体"/>
+              </w:rPr>
               <w:t xml:space="preserve">​</w:t>
             </w:r>
           </w:p>
@@ -1415,7 +1550,7 @@
             </w:pPr>
             <w:r>
               <w:rPr>
-                <w:rFonts w:hint="eastAsia"/>
+                <w:rFonts w:hint="eastAsia" w:eastAsia="黑体"/>
               </w:rPr>
               <w:t xml:space="preserve">压力</w:t>
             </w:r>
@@ -1428,6 +1563,9 @@
               <w:pStyle w:val="Compact"/>
             </w:pPr>
             <w:r>
+              <w:rPr>
+                <w:rFonts w:eastAsia="黑体"/>
+              </w:rPr>
               <w:t xml:space="preserve">Pa</w:t>
             </w:r>
           </w:p>
@@ -1442,7 +1580,7 @@
       </w:pPr>
       <w:r>
         <w:rPr>
-          <w:rFonts w:hint="eastAsia"/>
+          <w:rFonts w:hint="eastAsia" w:eastAsia="黑体"/>
         </w:rPr>
         <w:t xml:space="preserve">元件调整影响</w:t>
       </w:r>
@@ -1457,7 +1595,7 @@
       </w:pPr>
       <w:r>
         <w:rPr>
-          <w:rFonts w:hint="eastAsia"/>
+          <w:rFonts w:hint="eastAsia" w:eastAsia="黑体"/>
           <w:b/>
           <w:bCs/>
         </w:rPr>
@@ -1465,20 +1603,27 @@
       </w:r>
       <w:r>
         <w:rPr>
+          <w:rFonts w:eastAsia="黑体"/>
           <w:b/>
           <w:bCs/>
         </w:rPr>
         <w:t xml:space="preserve"> ↑</w:t>
       </w:r>
       <w:r>
+        <w:rPr>
+          <w:rFonts w:eastAsia="黑体"/>
+        </w:rPr>
         <w:t xml:space="preserve"> </w:t>
       </w:r>
       <w:r>
+        <w:rPr>
+          <w:rFonts w:eastAsia="黑体"/>
+        </w:rPr>
         <w:t xml:space="preserve">→ </w:t>
       </w:r>
       <w:r>
         <w:rPr>
-          <w:rFonts w:hint="eastAsia"/>
+          <w:rFonts w:hint="eastAsia" w:eastAsia="黑体"/>
         </w:rPr>
         <w:t xml:space="preserve">输出增大，但硅片自热引起温漂。</w:t>
       </w:r>
@@ -1493,21 +1638,27 @@
       </w:pPr>
       <w:r>
         <w:rPr>
-          <w:rFonts w:hint="eastAsia"/>
+          <w:rFonts w:hint="eastAsia" w:eastAsia="黑体"/>
           <w:b/>
           <w:bCs/>
         </w:rPr>
         <w:t xml:space="preserve">桥臂是否全对称配阻</w:t>
       </w:r>
       <w:r>
+        <w:rPr>
+          <w:rFonts w:eastAsia="黑体"/>
+        </w:rPr>
         <w:t xml:space="preserve"> </w:t>
       </w:r>
       <w:r>
+        <w:rPr>
+          <w:rFonts w:eastAsia="黑体"/>
+        </w:rPr>
         <w:t xml:space="preserve">→ </w:t>
       </w:r>
       <w:r>
         <w:rPr>
-          <w:rFonts w:hint="eastAsia"/>
+          <w:rFonts w:hint="eastAsia" w:eastAsia="黑体"/>
         </w:rPr>
         <w:t xml:space="preserve">零点漂移与非线性，失配越大误差越大。</w:t>
       </w:r>
@@ -1522,7 +1673,7 @@
       </w:pPr>
       <w:r>
         <w:rPr>
-          <w:rFonts w:hint="eastAsia"/>
+          <w:rFonts w:hint="eastAsia" w:eastAsia="黑体"/>
           <w:b/>
           <w:bCs/>
         </w:rPr>
@@ -1530,20 +1681,27 @@
       </w:r>
       <w:r>
         <w:rPr>
+          <w:rFonts w:eastAsia="黑体"/>
           <w:b/>
           <w:bCs/>
         </w:rPr>
         <w:t xml:space="preserve"> ↑</w:t>
       </w:r>
       <w:r>
+        <w:rPr>
+          <w:rFonts w:eastAsia="黑体"/>
+        </w:rPr>
         <w:t xml:space="preserve"> </w:t>
       </w:r>
       <w:r>
+        <w:rPr>
+          <w:rFonts w:eastAsia="黑体"/>
+        </w:rPr>
         <w:t xml:space="preserve">→ </w:t>
       </w:r>
       <w:r>
         <w:rPr>
-          <w:rFonts w:hint="eastAsia"/>
+          <w:rFonts w:hint="eastAsia" w:eastAsia="黑体"/>
         </w:rPr>
         <w:t xml:space="preserve">输出增大，量程变小。</w:t>
       </w:r>
@@ -1558,7 +1716,7 @@
       </w:pPr>
       <w:r>
         <w:rPr>
-          <w:rFonts w:hint="eastAsia"/>
+          <w:rFonts w:hint="eastAsia" w:eastAsia="黑体"/>
         </w:rPr>
         <w:t xml:space="preserve">恒流激励可部分补偿温度影响，恒压激励电路更简单。</w:t>
       </w:r>
@@ -1571,7 +1729,7 @@
       </w:pPr>
       <w:r>
         <w:rPr>
-          <w:rFonts w:hint="eastAsia"/>
+          <w:rFonts w:hint="eastAsia" w:eastAsia="黑体"/>
         </w:rPr>
         <w:t xml:space="preserve">典型参数示例</w:t>
       </w:r>
@@ -1586,11 +1744,14 @@
       </w:pPr>
       <w:r>
         <w:rPr>
-          <w:rFonts w:hint="eastAsia"/>
+          <w:rFonts w:hint="eastAsia" w:eastAsia="黑体"/>
         </w:rPr>
         <w:t xml:space="preserve">设</w:t>
       </w:r>
       <w:r>
+        <w:rPr>
+          <w:rFonts w:eastAsia="黑体"/>
+        </w:rPr>
         <w:t xml:space="preserve"> </w:t>
       </w:r>
       <m:oMath>
@@ -1631,11 +1792,14 @@
       </m:oMath>
       <w:r>
         <w:rPr>
-          <w:rFonts w:hint="eastAsia"/>
+          <w:rFonts w:hint="eastAsia" w:eastAsia="黑体"/>
         </w:rPr>
         <w:t xml:space="preserve">、灵敏度</w:t>
       </w:r>
       <w:r>
+        <w:rPr>
+          <w:rFonts w:eastAsia="黑体"/>
+        </w:rPr>
         <w:t xml:space="preserve"> </w:t>
       </w:r>
       <m:oMath>
@@ -1664,11 +1828,14 @@
       </m:oMath>
       <w:r>
         <w:rPr>
-          <w:rFonts w:hint="eastAsia"/>
+          <w:rFonts w:hint="eastAsia" w:eastAsia="黑体"/>
         </w:rPr>
         <w:t xml:space="preserve">、压力</w:t>
       </w:r>
       <w:r>
+        <w:rPr>
+          <w:rFonts w:eastAsia="黑体"/>
+        </w:rPr>
         <w:t xml:space="preserve"> </w:t>
       </w:r>
       <m:oMath>
@@ -1697,7 +1864,7 @@
       </m:oMath>
       <w:r>
         <w:rPr>
-          <w:rFonts w:hint="eastAsia"/>
+          <w:rFonts w:hint="eastAsia" w:eastAsia="黑体"/>
         </w:rPr>
         <w:t xml:space="preserve">：</w:t>
       </w:r>
@@ -1796,7 +1963,7 @@
       </m:oMath>
       <w:r>
         <w:rPr>
-          <w:rFonts w:hint="eastAsia"/>
+          <w:rFonts w:hint="eastAsia" w:eastAsia="黑体"/>
         </w:rPr>
         <w:t xml:space="preserve">（满量程）。</w:t>
       </w:r>
@@ -1811,11 +1978,14 @@
       </w:pPr>
       <w:r>
         <w:rPr>
-          <w:rFonts w:hint="eastAsia"/>
+          <w:rFonts w:hint="eastAsia" w:eastAsia="黑体"/>
         </w:rPr>
         <w:t xml:space="preserve">若需</w:t>
       </w:r>
       <w:r>
+        <w:rPr>
+          <w:rFonts w:eastAsia="黑体"/>
+        </w:rPr>
         <w:t xml:space="preserve"> </w:t>
       </w:r>
       <m:oMath>
@@ -1859,11 +2029,14 @@
       </m:oMath>
       <w:r>
         <w:rPr>
-          <w:rFonts w:hint="eastAsia"/>
+          <w:rFonts w:hint="eastAsia" w:eastAsia="黑体"/>
         </w:rPr>
         <w:t xml:space="preserve">，则增益</w:t>
       </w:r>
       <w:r>
+        <w:rPr>
+          <w:rFonts w:eastAsia="黑体"/>
+        </w:rPr>
         <w:t xml:space="preserve"> </w:t>
       </w:r>
       <m:oMath>
@@ -1902,6 +2075,9 @@
         </m:r>
       </m:oMath>
       <w:r>
+        <w:rPr>
+          <w:rFonts w:eastAsia="黑体"/>
+        </w:rPr>
         <w:t xml:space="preserve">。</w:t>
       </w:r>
     </w:p>
@@ -1913,7 +2089,7 @@
       </w:pPr>
       <w:r>
         <w:rPr>
-          <w:rFonts w:hint="eastAsia"/>
+          <w:rFonts w:hint="eastAsia" w:eastAsia="黑体"/>
         </w:rPr>
         <w:t xml:space="preserve">常见器件型号</w:t>
       </w:r>
@@ -1928,16 +2104,19 @@
       </w:pPr>
       <w:r>
         <w:rPr>
-          <w:rFonts w:hint="eastAsia"/>
+          <w:rFonts w:hint="eastAsia" w:eastAsia="黑体"/>
         </w:rPr>
         <w:t xml:space="preserve">压阻压力传感器：MPX5010、MPX5700、SGX/华芯</w:t>
       </w:r>
       <w:r>
+        <w:rPr>
+          <w:rFonts w:eastAsia="黑体"/>
+        </w:rPr>
         <w:t xml:space="preserve"> </w:t>
       </w:r>
       <w:r>
         <w:rPr>
-          <w:rFonts w:hint="eastAsia"/>
+          <w:rFonts w:hint="eastAsia" w:eastAsia="黑体"/>
         </w:rPr>
         <w:t xml:space="preserve">系列。</w:t>
       </w:r>
@@ -1952,7 +2131,7 @@
       </w:pPr>
       <w:r>
         <w:rPr>
-          <w:rFonts w:hint="eastAsia"/>
+          <w:rFonts w:hint="eastAsia" w:eastAsia="黑体"/>
         </w:rPr>
         <w:t xml:space="preserve">仪表放大器：INA333、AD623。</w:t>
       </w:r>
@@ -1965,7 +2144,7 @@
       </w:pPr>
       <w:r>
         <w:rPr>
-          <w:rFonts w:hint="eastAsia"/>
+          <w:rFonts w:hint="eastAsia" w:eastAsia="黑体"/>
         </w:rPr>
         <w:t xml:space="preserve">注意事项</w:t>
       </w:r>
@@ -1980,7 +2159,7 @@
       </w:pPr>
       <w:r>
         <w:rPr>
-          <w:rFonts w:hint="eastAsia"/>
+          <w:rFonts w:hint="eastAsia" w:eastAsia="黑体"/>
         </w:rPr>
         <w:t xml:space="preserve">硅压阻灵敏度存在温漂，多数器件内置温补或需外部补偿。</w:t>
       </w:r>
@@ -1995,7 +2174,7 @@
       </w:pPr>
       <w:r>
         <w:rPr>
-          <w:rFonts w:hint="eastAsia"/>
+          <w:rFonts w:hint="eastAsia" w:eastAsia="黑体"/>
         </w:rPr>
         <w:t xml:space="preserve">注意过压保护，膜片受压超过量程会损坏。</w:t>
       </w:r>
@@ -2010,16 +2189,19 @@
       </w:pPr>
       <w:r>
         <w:rPr>
-          <w:rFonts w:hint="eastAsia"/>
+          <w:rFonts w:hint="eastAsia" w:eastAsia="黑体"/>
         </w:rPr>
         <w:t xml:space="preserve">激励与</w:t>
       </w:r>
       <w:r>
+        <w:rPr>
+          <w:rFonts w:eastAsia="黑体"/>
+        </w:rPr>
         <w:t xml:space="preserve"> ADC </w:t>
       </w:r>
       <w:r>
         <w:rPr>
-          <w:rFonts w:hint="eastAsia"/>
+          <w:rFonts w:hint="eastAsia" w:eastAsia="黑体"/>
         </w:rPr>
         <w:t xml:space="preserve">参考共源可消除激励漂移（比值测量）。</w:t>
       </w:r>
@@ -2034,7 +2216,7 @@
       </w:pPr>
       <w:r>
         <w:rPr>
-          <w:rFonts w:hint="eastAsia"/>
+          <w:rFonts w:hint="eastAsia" w:eastAsia="黑体"/>
         </w:rPr>
         <w:t xml:space="preserve">输入阻抗、桥臂不等位需通过零点校准消除。</w:t>
       </w:r>
@@ -2047,7 +2229,7 @@
       </w:pPr>
       <w:r>
         <w:rPr>
-          <w:rFonts w:hint="eastAsia"/>
+          <w:rFonts w:hint="eastAsia" w:eastAsia="黑体"/>
         </w:rPr>
         <w:t xml:space="preserve">参考资料</w:t>
       </w:r>
@@ -2061,6 +2243,9 @@
         </w:numPr>
       </w:pPr>
       <w:r>
+        <w:rPr>
+          <w:rFonts w:eastAsia="黑体"/>
+        </w:rPr>
         <w:t xml:space="preserve">Wikipedia: Piezoresistive effect。</w:t>
       </w:r>
     </w:p>
@@ -2073,11 +2258,14 @@
         </w:numPr>
       </w:pPr>
       <w:r>
+        <w:rPr>
+          <w:rFonts w:eastAsia="黑体"/>
+        </w:rPr>
         <w:t xml:space="preserve">NXP MPX5010/MPX5700 </w:t>
       </w:r>
       <w:r>
         <w:rPr>
-          <w:rFonts w:hint="eastAsia"/>
+          <w:rFonts w:hint="eastAsia" w:eastAsia="黑体"/>
         </w:rPr>
         <w:t xml:space="preserve">数据手册。</w:t>
       </w:r>
@@ -2091,11 +2279,11 @@
       </w:pPr>
       <w:r>
         <w:rPr>
-          <w:rFonts w:ascii="Times New Roman" w:hAnsi="Times New Roman"/>
+          <w:rFonts w:ascii="Times New Roman" w:hAnsi="Times New Roman" w:eastAsia="黑体"/>
           <w:color w:val="555555"/>
           <w:sz w:val="21"/>
         </w:rPr>
-        <w:t>材料收集者：杜文杰</w:t>
+        <w:t>材料收集者：杜文杰，WX手机：19519196569，QQ:3478827729</w:t>
       </w:r>
     </w:p>
     <w:sectPr>
@@ -2115,7 +2303,7 @@
 </file>
 
 <file path=word/footer1.xml><?xml version="1.0" encoding="utf-8"?>
-<w:ftr xmlns:m="http://schemas.openxmlformats.org/officeDocument/2006/math" xmlns:mc="http://schemas.openxmlformats.org/markup-compatibility/2006" xmlns:mo="http://schemas.microsoft.com/office/mac/office/2008/main" xmlns:mv="urn:schemas-microsoft-com:mac:vml" xmlns:o="urn:schemas-microsoft-com:office:office" xmlns:r="http://schemas.openxmlformats.org/officeDocument/2006/relationships" xmlns:v="urn:schemas-microsoft-com:vml" xmlns:w10="urn:schemas-microsoft-com:office:word" xmlns:w14="http://schemas.microsoft.com/office/word/2010/wordml" xmlns:w="http://schemas.openxmlformats.org/wordprocessingml/2006/main" xmlns:wne="http://schemas.microsoft.com/office/word/2006/wordml" xmlns:wp14="http://schemas.microsoft.com/office/word/2010/wordprocessingDrawing" xmlns:wp="http://schemas.openxmlformats.org/drawingml/2006/wordprocessingDrawing" xmlns:wpc="http://schemas.microsoft.com/office/word/2010/wordprocessingCanvas" xmlns:wpg="http://schemas.microsoft.com/office/word/2010/wordprocessingGroup" xmlns:wpi="http://schemas.microsoft.com/office/word/2010/wordprocessingInk" xmlns:wps="http://schemas.microsoft.com/office/word/2010/wordprocessingShape" mc:Ignorable="w14 wp14">
+<w:ftr xmlns:mc="http://schemas.openxmlformats.org/markup-compatibility/2006" xmlns:w="http://schemas.openxmlformats.org/wordprocessingml/2006/main" xmlns:m="http://schemas.openxmlformats.org/officeDocument/2006/math" xmlns:mo="http://schemas.microsoft.com/office/mac/office/2008/main" xmlns:mv="urn:schemas-microsoft-com:mac:vml" xmlns:o="urn:schemas-microsoft-com:office:office" xmlns:r="http://schemas.openxmlformats.org/officeDocument/2006/relationships" xmlns:v="urn:schemas-microsoft-com:vml" xmlns:w10="urn:schemas-microsoft-com:office:word" xmlns:w14="http://schemas.microsoft.com/office/word/2010/wordml" xmlns:wne="http://schemas.microsoft.com/office/word/2006/wordml" xmlns:wp14="http://schemas.microsoft.com/office/word/2010/wordprocessingDrawing" xmlns:wp="http://schemas.openxmlformats.org/drawingml/2006/wordprocessingDrawing" xmlns:wpc="http://schemas.microsoft.com/office/word/2010/wordprocessingCanvas" xmlns:wpg="http://schemas.microsoft.com/office/word/2010/wordprocessingGroup" xmlns:wpi="http://schemas.microsoft.com/office/word/2010/wordprocessingInk" xmlns:wps="http://schemas.microsoft.com/office/word/2010/wordprocessingShape" mc:Ignorable="w14 wp14">
   <w:p>
     <w:pPr>
       <w:pStyle w:val="Footer"/>
@@ -2123,12 +2311,14 @@
     </w:pPr>
     <w:r>
       <w:rPr>
+        <w:rFonts w:eastAsia="黑体"/>
         <w:sz w:val="18"/>
       </w:rPr>
       <w:t xml:space="preserve">第 </w:t>
     </w:r>
     <w:r>
       <w:rPr>
+        <w:rFonts w:eastAsia="黑体"/>
         <w:sz w:val="18"/>
       </w:rPr>
       <w:fldChar w:fldCharType="begin"/>
@@ -2137,6 +2327,7 @@
     </w:r>
     <w:r>
       <w:rPr>
+        <w:rFonts w:eastAsia="黑体"/>
         <w:sz w:val="18"/>
       </w:rPr>
       <w:t xml:space="preserve"> 页</w:t>
@@ -2150,6 +2341,9 @@
   <w:footnote w:type="continuationSeparator" w:id="0">
     <w:p>
       <w:r>
+        <w:rPr>
+          <w:rFonts w:eastAsia="黑体"/>
+        </w:rPr>
         <w:continuationSeparator/>
       </w:r>
     </w:p>
@@ -2157,6 +2351,9 @@
   <w:footnote w:type="separator" w:id="-1">
     <w:p>
       <w:r>
+        <w:rPr>
+          <w:rFonts w:eastAsia="黑体"/>
+        </w:rPr>
         <w:separator/>
       </w:r>
     </w:p>
@@ -2165,7 +2362,7 @@
 </file>
 
 <file path=word/header1.xml><?xml version="1.0" encoding="utf-8"?>
-<w:hdr xmlns:m="http://schemas.openxmlformats.org/officeDocument/2006/math" xmlns:mc="http://schemas.openxmlformats.org/markup-compatibility/2006" xmlns:mo="http://schemas.microsoft.com/office/mac/office/2008/main" xmlns:mv="urn:schemas-microsoft-com:mac:vml" xmlns:o="urn:schemas-microsoft-com:office:office" xmlns:r="http://schemas.openxmlformats.org/officeDocument/2006/relationships" xmlns:v="urn:schemas-microsoft-com:vml" xmlns:w10="urn:schemas-microsoft-com:office:word" xmlns:w14="http://schemas.microsoft.com/office/word/2010/wordml" xmlns:w="http://schemas.openxmlformats.org/wordprocessingml/2006/main" xmlns:wne="http://schemas.microsoft.com/office/word/2006/wordml" xmlns:wp14="http://schemas.microsoft.com/office/word/2010/wordprocessingDrawing" xmlns:wp="http://schemas.openxmlformats.org/drawingml/2006/wordprocessingDrawing" xmlns:wpc="http://schemas.microsoft.com/office/word/2010/wordprocessingCanvas" xmlns:wpg="http://schemas.microsoft.com/office/word/2010/wordprocessingGroup" xmlns:wpi="http://schemas.microsoft.com/office/word/2010/wordprocessingInk" xmlns:wps="http://schemas.microsoft.com/office/word/2010/wordprocessingShape" mc:Ignorable="w14 wp14">
+<w:hdr xmlns:mc="http://schemas.openxmlformats.org/markup-compatibility/2006" xmlns:w="http://schemas.openxmlformats.org/wordprocessingml/2006/main" xmlns:m="http://schemas.openxmlformats.org/officeDocument/2006/math" xmlns:mo="http://schemas.microsoft.com/office/mac/office/2008/main" xmlns:mv="urn:schemas-microsoft-com:mac:vml" xmlns:o="urn:schemas-microsoft-com:office:office" xmlns:r="http://schemas.openxmlformats.org/officeDocument/2006/relationships" xmlns:v="urn:schemas-microsoft-com:vml" xmlns:w10="urn:schemas-microsoft-com:office:word" xmlns:w14="http://schemas.microsoft.com/office/word/2010/wordml" xmlns:wne="http://schemas.microsoft.com/office/word/2006/wordml" xmlns:wp14="http://schemas.microsoft.com/office/word/2010/wordprocessingDrawing" xmlns:wp="http://schemas.openxmlformats.org/drawingml/2006/wordprocessingDrawing" xmlns:wpc="http://schemas.microsoft.com/office/word/2010/wordprocessingCanvas" xmlns:wpg="http://schemas.microsoft.com/office/word/2010/wordprocessingGroup" xmlns:wpi="http://schemas.microsoft.com/office/word/2010/wordprocessingInk" xmlns:wps="http://schemas.microsoft.com/office/word/2010/wordprocessingShape" mc:Ignorable="w14 wp14">
   <w:p>
     <w:pPr>
       <w:pStyle w:val="Header"/>
@@ -2173,7 +2370,7 @@
     </w:pPr>
     <w:r>
       <w:rPr>
-        <w:rFonts w:ascii="Times New Roman" w:hAnsi="Times New Roman"/>
+        <w:rFonts w:ascii="Times New Roman" w:hAnsi="Times New Roman" w:eastAsia="黑体"/>
         <w:sz w:val="18"/>
         <w:rFonts w:eastAsia="黑体"/>
         <w:rFonts w:eastAsia="黑体"/>
@@ -2185,7 +2382,7 @@
 </file>
 
 <file path=word/numbering.xml><?xml version="1.0" encoding="utf-8"?>
-<w:numbering xmlns:m="http://schemas.openxmlformats.org/officeDocument/2006/math" xmlns:mc="http://schemas.openxmlformats.org/markup-compatibility/2006" xmlns:mo="http://schemas.microsoft.com/office/mac/office/2008/main" xmlns:mv="urn:schemas-microsoft-com:mac:vml" xmlns:o="urn:schemas-microsoft-com:office:office" xmlns:r="http://schemas.openxmlformats.org/officeDocument/2006/relationships" xmlns:v="urn:schemas-microsoft-com:vml" xmlns:w="http://schemas.openxmlformats.org/wordprocessingml/2006/main" xmlns:w10="urn:schemas-microsoft-com:office:word" xmlns:w14="http://schemas.microsoft.com/office/word/2010/wordml" xmlns:wne="http://schemas.microsoft.com/office/word/2006/wordml" xmlns:wp="http://schemas.openxmlformats.org/drawingml/2006/wordprocessingDrawing" xmlns:wp14="http://schemas.microsoft.com/office/word/2010/wordprocessingDrawing" xmlns:wpc="http://schemas.microsoft.com/office/word/2010/wordprocessingCanvas" xmlns:wpg="http://schemas.microsoft.com/office/word/2010/wordprocessingGroup" xmlns:wpi="http://schemas.microsoft.com/office/word/2010/wordprocessingInk" xmlns:wps="http://schemas.microsoft.com/office/word/2010/wordprocessingShape" mc:Ignorable="w14 wp14">
+<w:numbering xmlns:mc="http://schemas.openxmlformats.org/markup-compatibility/2006" xmlns:w="http://schemas.openxmlformats.org/wordprocessingml/2006/main" xmlns:m="http://schemas.openxmlformats.org/officeDocument/2006/math" xmlns:mo="http://schemas.microsoft.com/office/mac/office/2008/main" xmlns:mv="urn:schemas-microsoft-com:mac:vml" xmlns:o="urn:schemas-microsoft-com:office:office" xmlns:r="http://schemas.openxmlformats.org/officeDocument/2006/relationships" xmlns:v="urn:schemas-microsoft-com:vml" xmlns:w10="urn:schemas-microsoft-com:office:word" xmlns:w14="http://schemas.microsoft.com/office/word/2010/wordml" xmlns:wne="http://schemas.microsoft.com/office/word/2006/wordml" xmlns:wp="http://schemas.openxmlformats.org/drawingml/2006/wordprocessingDrawing" xmlns:wp14="http://schemas.microsoft.com/office/word/2010/wordprocessingDrawing" xmlns:wpc="http://schemas.microsoft.com/office/word/2010/wordprocessingCanvas" xmlns:wpg="http://schemas.microsoft.com/office/word/2010/wordprocessingGroup" xmlns:wpi="http://schemas.microsoft.com/office/word/2010/wordprocessingInk" xmlns:wps="http://schemas.microsoft.com/office/word/2010/wordprocessingShape" mc:Ignorable="w14 wp14">
   <w:abstractNum w:abstractNumId="0">
     <w:nsid w:val="FFFFFF7C"/>
     <w:multiLevelType w:val="singleLevel"/>
@@ -2272,7 +2469,7 @@
         <w:ind w:hanging="360" w:left="1440"/>
       </w:pPr>
       <w:rPr>
-        <w:rFonts w:ascii="Symbol" w:hAnsi="Symbol" w:hint="default"/>
+        <w:rFonts w:ascii="Symbol" w:hAnsi="Symbol" w:hint="default" w:eastAsia="黑体"/>
       </w:rPr>
     </w:lvl>
   </w:abstractNum>
@@ -2293,7 +2490,7 @@
         <w:ind w:hanging="360" w:left="1080"/>
       </w:pPr>
       <w:rPr>
-        <w:rFonts w:ascii="Symbol" w:hAnsi="Symbol" w:hint="default"/>
+        <w:rFonts w:ascii="Symbol" w:hAnsi="Symbol" w:hint="default" w:eastAsia="黑体"/>
       </w:rPr>
     </w:lvl>
   </w:abstractNum>
@@ -2314,7 +2511,7 @@
         <w:ind w:hanging="360" w:left="720"/>
       </w:pPr>
       <w:rPr>
-        <w:rFonts w:ascii="Symbol" w:hAnsi="Symbol" w:hint="default"/>
+        <w:rFonts w:ascii="Symbol" w:hAnsi="Symbol" w:hint="default" w:eastAsia="黑体"/>
       </w:rPr>
     </w:lvl>
   </w:abstractNum>
@@ -2353,7 +2550,7 @@
         <w:ind w:hanging="360" w:left="360"/>
       </w:pPr>
       <w:rPr>
-        <w:rFonts w:ascii="Symbol" w:hAnsi="Symbol" w:hint="default"/>
+        <w:rFonts w:ascii="Symbol" w:hAnsi="Symbol" w:hint="default" w:eastAsia="黑体"/>
       </w:rPr>
     </w:lvl>
   </w:abstractNum>
@@ -2444,7 +2641,7 @@
         <w:ind w:left="720" w:hanging="360"/>
       </w:pPr>
       <w:rPr>
-        <w:rFonts w:ascii="Symbol" w:hAnsi="Symbol" w:cs="Symbol" w:hint="default"/>
+        <w:rFonts w:ascii="Symbol" w:hAnsi="Symbol" w:cs="Symbol" w:hint="default" w:eastAsia="黑体"/>
       </w:rPr>
     </w:lvl>
     <w:lvl w:ilvl="1">
@@ -2455,7 +2652,7 @@
         <w:ind w:left="1440" w:hanging="360"/>
       </w:pPr>
       <w:rPr>
-        <w:rFonts w:ascii="Courier New" w:hAnsi="Courier New" w:cs="Courier New" w:hint="default"/>
+        <w:rFonts w:ascii="Courier New" w:hAnsi="Courier New" w:cs="Courier New" w:hint="default" w:eastAsia="黑体"/>
       </w:rPr>
     </w:lvl>
     <w:lvl w:ilvl="2">
@@ -2466,7 +2663,7 @@
         <w:ind w:left="2160" w:hanging="360"/>
       </w:pPr>
       <w:rPr>
-        <w:rFonts w:ascii="Wingdings" w:hAnsi="Wingdings" w:cs="Wingdings" w:hint="default"/>
+        <w:rFonts w:ascii="Wingdings" w:hAnsi="Wingdings" w:cs="Wingdings" w:hint="default" w:eastAsia="黑体"/>
       </w:rPr>
     </w:lvl>
     <w:lvl w:ilvl="3">
@@ -2477,7 +2674,7 @@
         <w:ind w:left="2880" w:hanging="360"/>
       </w:pPr>
       <w:rPr>
-        <w:rFonts w:ascii="Symbol" w:hAnsi="Symbol" w:cs="Symbol" w:hint="default"/>
+        <w:rFonts w:ascii="Symbol" w:hAnsi="Symbol" w:cs="Symbol" w:hint="default" w:eastAsia="黑体"/>
       </w:rPr>
     </w:lvl>
     <w:lvl w:ilvl="4">
@@ -2488,7 +2685,7 @@
         <w:ind w:left="3600" w:hanging="360"/>
       </w:pPr>
       <w:rPr>
-        <w:rFonts w:ascii="Courier New" w:hAnsi="Courier New" w:cs="Courier New" w:hint="default"/>
+        <w:rFonts w:ascii="Courier New" w:hAnsi="Courier New" w:cs="Courier New" w:hint="default" w:eastAsia="黑体"/>
       </w:rPr>
     </w:lvl>
     <w:lvl w:ilvl="5">
@@ -2499,7 +2696,7 @@
         <w:ind w:left="4320" w:hanging="360"/>
       </w:pPr>
       <w:rPr>
-        <w:rFonts w:ascii="Wingdings" w:hAnsi="Wingdings" w:cs="Wingdings" w:hint="default"/>
+        <w:rFonts w:ascii="Wingdings" w:hAnsi="Wingdings" w:cs="Wingdings" w:hint="default" w:eastAsia="黑体"/>
       </w:rPr>
     </w:lvl>
     <w:lvl w:ilvl="6">
@@ -2510,7 +2707,7 @@
         <w:ind w:left="5040" w:hanging="360"/>
       </w:pPr>
       <w:rPr>
-        <w:rFonts w:ascii="Symbol" w:hAnsi="Symbol" w:cs="Symbol" w:hint="default"/>
+        <w:rFonts w:ascii="Symbol" w:hAnsi="Symbol" w:cs="Symbol" w:hint="default" w:eastAsia="黑体"/>
       </w:rPr>
     </w:lvl>
     <w:lvl w:ilvl="7">
@@ -2521,7 +2718,7 @@
         <w:ind w:left="5760" w:hanging="360"/>
       </w:pPr>
       <w:rPr>
-        <w:rFonts w:ascii="Courier New" w:hAnsi="Courier New" w:cs="Courier New" w:hint="default"/>
+        <w:rFonts w:ascii="Courier New" w:hAnsi="Courier New" w:cs="Courier New" w:hint="default" w:eastAsia="黑体"/>
       </w:rPr>
     </w:lvl>
     <w:lvl w:ilvl="8">
@@ -2532,7 +2729,7 @@
         <w:ind w:left="6480" w:hanging="360"/>
       </w:pPr>
       <w:rPr>
-        <w:rFonts w:ascii="Wingdings" w:hAnsi="Wingdings" w:cs="Wingdings" w:hint="default"/>
+        <w:rFonts w:ascii="Wingdings" w:hAnsi="Wingdings" w:cs="Wingdings" w:hint="default" w:eastAsia="黑体"/>
       </w:rPr>
     </w:lvl>
   </w:abstractNum>
@@ -2588,11 +2785,11 @@
 </file>
 
 <file path=word/styles.xml><?xml version="1.0" encoding="utf-8"?>
-<w:styles xmlns:mc="http://schemas.openxmlformats.org/markup-compatibility/2006" xmlns:r="http://schemas.openxmlformats.org/officeDocument/2006/relationships" xmlns:w="http://schemas.openxmlformats.org/wordprocessingml/2006/main" xmlns:w14="http://schemas.microsoft.com/office/word/2010/wordml" mc:Ignorable="w14">
+<w:styles xmlns:mc="http://schemas.openxmlformats.org/markup-compatibility/2006" xmlns:w="http://schemas.openxmlformats.org/wordprocessingml/2006/main" xmlns:r="http://schemas.openxmlformats.org/officeDocument/2006/relationships" xmlns:w14="http://schemas.microsoft.com/office/word/2010/wordml" mc:Ignorable="w14">
   <w:docDefaults>
     <w:rPrDefault>
       <w:rPr>
-        <w:rFonts w:asciiTheme="minorHAnsi" w:cstheme="minorBidi" w:eastAsiaTheme="minorEastAsia" w:hAnsiTheme="minorHAnsi"/>
+        <w:rFonts w:asciiTheme="minorHAnsi" w:cstheme="minorBidi" w:hAnsiTheme="minorHAnsi" w:eastAsia="黑体"/>
         <w:sz w:val="22"/>
         <w:szCs w:val="22"/>
         <w:lang w:bidi="ar-SA" w:eastAsia="en-US" w:val="en-US"/>
@@ -2814,7 +3011,7 @@
       <w:outlineLvl w:val="0"/>
     </w:pPr>
     <w:rPr>
-      <w:rFonts w:ascii="Times New Roman" w:asciiTheme="majorHAnsi" w:cstheme="majorBidi" w:eastAsia="黑体" w:eastAsiaTheme="majorEastAsia" w:hAnsi="Times New Roman" w:hAnsiTheme="majorHAnsi"/>
+      <w:rFonts w:ascii="Times New Roman" w:asciiTheme="majorHAnsi" w:cstheme="majorBidi" w:eastAsia="黑体" w:hAnsi="Times New Roman" w:hAnsiTheme="majorHAnsi"/>
       <w:b/>
       <w:bCs/>
       <w:color w:val="1F3864"/>
@@ -2838,7 +3035,7 @@
       <w:outlineLvl w:val="1"/>
     </w:pPr>
     <w:rPr>
-      <w:rFonts w:ascii="Times New Roman" w:asciiTheme="majorHAnsi" w:cstheme="majorBidi" w:eastAsia="黑体" w:eastAsiaTheme="majorEastAsia" w:hAnsi="Times New Roman" w:hAnsiTheme="majorHAnsi"/>
+      <w:rFonts w:ascii="Times New Roman" w:asciiTheme="majorHAnsi" w:cstheme="majorBidi" w:eastAsia="黑体" w:hAnsi="Times New Roman" w:hAnsiTheme="majorHAnsi"/>
       <w:b/>
       <w:bCs/>
       <w:color w:val="2E4E7E"/>
@@ -2862,7 +3059,7 @@
       <w:outlineLvl w:val="2"/>
     </w:pPr>
     <w:rPr>
-      <w:rFonts w:ascii="Times New Roman" w:asciiTheme="majorHAnsi" w:cstheme="majorBidi" w:eastAsia="黑体" w:eastAsiaTheme="majorEastAsia" w:hAnsi="Times New Roman" w:hAnsiTheme="majorHAnsi"/>
+      <w:rFonts w:ascii="Times New Roman" w:asciiTheme="majorHAnsi" w:cstheme="majorBidi" w:eastAsia="黑体" w:hAnsi="Times New Roman" w:hAnsiTheme="majorHAnsi"/>
       <w:b/>
       <w:bCs/>
       <w:color w:val="2E4E7E"/>
@@ -2886,7 +3083,7 @@
       <w:outlineLvl w:val="3"/>
     </w:pPr>
     <w:rPr>
-      <w:rFonts w:ascii="Times New Roman" w:asciiTheme="majorHAnsi" w:cstheme="majorBidi" w:eastAsia="黑体" w:eastAsiaTheme="majorEastAsia" w:hAnsi="Times New Roman" w:hAnsiTheme="majorHAnsi"/>
+      <w:rFonts w:ascii="Times New Roman" w:asciiTheme="majorHAnsi" w:cstheme="majorBidi" w:eastAsia="黑体" w:hAnsi="Times New Roman" w:hAnsiTheme="majorHAnsi"/>
       <w:b/>
       <w:bCs/>
       <w:i/>
@@ -2912,7 +3109,7 @@
       <w:outlineLvl w:val="4"/>
     </w:pPr>
     <w:rPr>
-      <w:rFonts w:ascii="Times New Roman" w:asciiTheme="majorHAnsi" w:cstheme="majorBidi" w:eastAsia="黑体" w:eastAsiaTheme="majorEastAsia" w:hAnsi="Times New Roman" w:hAnsiTheme="majorHAnsi"/>
+      <w:rFonts w:ascii="Times New Roman" w:asciiTheme="majorHAnsi" w:cstheme="majorBidi" w:eastAsia="黑体" w:hAnsi="Times New Roman" w:hAnsiTheme="majorHAnsi"/>
       <w:b/>
       <w:color w:val="333333"/>
       <w:sz w:val="22"/>
@@ -2935,7 +3132,7 @@
       <w:outlineLvl w:val="5"/>
     </w:pPr>
     <w:rPr>
-      <w:rFonts w:asciiTheme="majorHAnsi" w:cstheme="majorBidi" w:eastAsiaTheme="majorEastAsia" w:hAnsiTheme="majorHAnsi"/>
+      <w:rFonts w:asciiTheme="majorHAnsi" w:cstheme="majorBidi" w:hAnsiTheme="majorHAnsi" w:eastAsia="黑体"/>
       <w:i/>
       <w:iCs/>
       <w:color w:themeColor="accent1" w:themeShade="7F" w:val="243F60"/>
@@ -2958,7 +3155,7 @@
       <w:outlineLvl w:val="6"/>
     </w:pPr>
     <w:rPr>
-      <w:rFonts w:asciiTheme="majorHAnsi" w:cstheme="majorBidi" w:eastAsiaTheme="majorEastAsia" w:hAnsiTheme="majorHAnsi"/>
+      <w:rFonts w:asciiTheme="majorHAnsi" w:cstheme="majorBidi" w:hAnsiTheme="majorHAnsi" w:eastAsia="黑体"/>
       <w:i/>
       <w:iCs/>
       <w:color w:themeColor="text1" w:themeTint="BF" w:val="404040"/>
@@ -2981,7 +3178,7 @@
       <w:outlineLvl w:val="7"/>
     </w:pPr>
     <w:rPr>
-      <w:rFonts w:asciiTheme="majorHAnsi" w:cstheme="majorBidi" w:eastAsiaTheme="majorEastAsia" w:hAnsiTheme="majorHAnsi"/>
+      <w:rFonts w:asciiTheme="majorHAnsi" w:cstheme="majorBidi" w:hAnsiTheme="majorHAnsi" w:eastAsia="黑体"/>
       <w:color w:themeColor="accent1" w:val="4F81BD"/>
       <w:sz w:val="20"/>
       <w:szCs w:val="20"/>
@@ -3004,7 +3201,7 @@
       <w:outlineLvl w:val="8"/>
     </w:pPr>
     <w:rPr>
-      <w:rFonts w:asciiTheme="majorHAnsi" w:cstheme="majorBidi" w:eastAsiaTheme="majorEastAsia" w:hAnsiTheme="majorHAnsi"/>
+      <w:rFonts w:asciiTheme="majorHAnsi" w:cstheme="majorBidi" w:hAnsiTheme="majorHAnsi" w:eastAsia="黑体"/>
       <w:i/>
       <w:iCs/>
       <w:color w:themeColor="text1" w:themeTint="BF" w:val="404040"/>
@@ -3055,7 +3252,7 @@
     <w:uiPriority w:val="9"/>
     <w:rsid w:val="00FC693F"/>
     <w:rPr>
-      <w:rFonts w:asciiTheme="majorHAnsi" w:cstheme="majorBidi" w:eastAsiaTheme="majorEastAsia" w:hAnsiTheme="majorHAnsi"/>
+      <w:rFonts w:asciiTheme="majorHAnsi" w:cstheme="majorBidi" w:hAnsiTheme="majorHAnsi" w:eastAsia="黑体"/>
       <w:b/>
       <w:bCs/>
       <w:color w:themeColor="accent1" w:themeShade="BF" w:val="365F91"/>
@@ -3070,7 +3267,7 @@
     <w:uiPriority w:val="9"/>
     <w:rsid w:val="00FC693F"/>
     <w:rPr>
-      <w:rFonts w:asciiTheme="majorHAnsi" w:cstheme="majorBidi" w:eastAsiaTheme="majorEastAsia" w:hAnsiTheme="majorHAnsi"/>
+      <w:rFonts w:asciiTheme="majorHAnsi" w:cstheme="majorBidi" w:hAnsiTheme="majorHAnsi" w:eastAsia="黑体"/>
       <w:b/>
       <w:bCs/>
       <w:color w:themeColor="accent1" w:val="4F81BD"/>
@@ -3085,7 +3282,7 @@
     <w:uiPriority w:val="9"/>
     <w:rsid w:val="00FC693F"/>
     <w:rPr>
-      <w:rFonts w:asciiTheme="majorHAnsi" w:cstheme="majorBidi" w:eastAsiaTheme="majorEastAsia" w:hAnsiTheme="majorHAnsi"/>
+      <w:rFonts w:asciiTheme="majorHAnsi" w:cstheme="majorBidi" w:hAnsiTheme="majorHAnsi" w:eastAsia="黑体"/>
       <w:b/>
       <w:bCs/>
       <w:color w:themeColor="accent1" w:val="4F81BD"/>
@@ -3108,7 +3305,7 @@
       <w:contextualSpacing/>
     </w:pPr>
     <w:rPr>
-      <w:rFonts w:ascii="Times New Roman" w:asciiTheme="majorHAnsi" w:cstheme="majorBidi" w:eastAsia="黑体" w:eastAsiaTheme="majorEastAsia" w:hAnsi="Times New Roman" w:hAnsiTheme="majorHAnsi"/>
+      <w:rFonts w:ascii="Times New Roman" w:asciiTheme="majorHAnsi" w:cstheme="majorBidi" w:eastAsia="黑体" w:hAnsi="Times New Roman" w:hAnsiTheme="majorHAnsi"/>
       <w:b/>
       <w:color w:val="1F3864"/>
       <w:spacing w:val="5"/>
@@ -3124,7 +3321,7 @@
     <w:uiPriority w:val="10"/>
     <w:rsid w:val="00FC693F"/>
     <w:rPr>
-      <w:rFonts w:asciiTheme="majorHAnsi" w:cstheme="majorBidi" w:eastAsiaTheme="majorEastAsia" w:hAnsiTheme="majorHAnsi"/>
+      <w:rFonts w:asciiTheme="majorHAnsi" w:cstheme="majorBidi" w:hAnsiTheme="majorHAnsi" w:eastAsia="黑体"/>
       <w:color w:themeColor="text2" w:themeShade="BF" w:val="17365D"/>
       <w:spacing w:val="5"/>
       <w:kern w:val="28"/>
@@ -3146,7 +3343,7 @@
       </w:numPr>
     </w:pPr>
     <w:rPr>
-      <w:rFonts w:asciiTheme="majorHAnsi" w:cstheme="majorBidi" w:eastAsiaTheme="majorEastAsia" w:hAnsiTheme="majorHAnsi"/>
+      <w:rFonts w:asciiTheme="majorHAnsi" w:cstheme="majorBidi" w:hAnsiTheme="majorHAnsi" w:eastAsia="黑体"/>
       <w:i/>
       <w:iCs/>
       <w:color w:themeColor="accent1" w:val="4F81BD"/>
@@ -3162,7 +3359,7 @@
     <w:uiPriority w:val="11"/>
     <w:rsid w:val="00FC693F"/>
     <w:rPr>
-      <w:rFonts w:asciiTheme="majorHAnsi" w:cstheme="majorBidi" w:eastAsiaTheme="majorEastAsia" w:hAnsiTheme="majorHAnsi"/>
+      <w:rFonts w:asciiTheme="majorHAnsi" w:cstheme="majorBidi" w:hAnsiTheme="majorHAnsi" w:eastAsia="黑体"/>
       <w:i/>
       <w:iCs/>
       <w:color w:themeColor="accent1" w:val="4F81BD"/>
@@ -3229,6 +3426,7 @@
       <w:spacing w:after="120"/>
     </w:pPr>
     <w:rPr>
+      <w:rFonts w:eastAsia="黑体"/>
       <w:sz w:val="16"/>
       <w:szCs w:val="16"/>
     </w:rPr>
@@ -3240,6 +3438,7 @@
     <w:uiPriority w:val="99"/>
     <w:rsid w:val="00AA1D8D"/>
     <w:rPr>
+      <w:rFonts w:eastAsia="黑体"/>
       <w:sz w:val="16"/>
       <w:szCs w:val="16"/>
     </w:rPr>
@@ -3409,7 +3608,7 @@
       </w:tabs>
     </w:pPr>
     <w:rPr>
-      <w:rFonts w:ascii="Courier" w:hAnsi="Courier"/>
+      <w:rFonts w:ascii="Courier" w:hAnsi="Courier" w:eastAsia="黑体"/>
       <w:sz w:val="20"/>
       <w:szCs w:val="20"/>
     </w:rPr>
@@ -3421,7 +3620,7 @@
     <w:uiPriority w:val="99"/>
     <w:rsid w:val="0029639D"/>
     <w:rPr>
-      <w:rFonts w:ascii="Courier" w:hAnsi="Courier"/>
+      <w:rFonts w:ascii="Courier" w:hAnsi="Courier" w:eastAsia="黑体"/>
       <w:sz w:val="20"/>
       <w:szCs w:val="20"/>
     </w:rPr>
@@ -3457,6 +3656,7 @@
     <w:uiPriority w:val="29"/>
     <w:rsid w:val="00FC693F"/>
     <w:rPr>
+      <w:rFonts w:eastAsia="黑体"/>
       <w:i/>
       <w:iCs/>
       <w:color w:themeColor="text1" w:val="000000"/>
@@ -3470,7 +3670,7 @@
     <w:semiHidden/>
     <w:rsid w:val="00FC693F"/>
     <w:rPr>
-      <w:rFonts w:asciiTheme="majorHAnsi" w:cstheme="majorBidi" w:eastAsiaTheme="majorEastAsia" w:hAnsiTheme="majorHAnsi"/>
+      <w:rFonts w:asciiTheme="majorHAnsi" w:cstheme="majorBidi" w:hAnsiTheme="majorHAnsi" w:eastAsia="黑体"/>
       <w:b/>
       <w:bCs/>
       <w:i/>
@@ -3486,7 +3686,7 @@
     <w:semiHidden/>
     <w:rsid w:val="00FC693F"/>
     <w:rPr>
-      <w:rFonts w:asciiTheme="majorHAnsi" w:cstheme="majorBidi" w:eastAsiaTheme="majorEastAsia" w:hAnsiTheme="majorHAnsi"/>
+      <w:rFonts w:asciiTheme="majorHAnsi" w:cstheme="majorBidi" w:hAnsiTheme="majorHAnsi" w:eastAsia="黑体"/>
       <w:color w:themeColor="accent1" w:themeShade="7F" w:val="243F60"/>
     </w:rPr>
   </w:style>
@@ -3498,7 +3698,7 @@
     <w:semiHidden/>
     <w:rsid w:val="00FC693F"/>
     <w:rPr>
-      <w:rFonts w:asciiTheme="majorHAnsi" w:cstheme="majorBidi" w:eastAsiaTheme="majorEastAsia" w:hAnsiTheme="majorHAnsi"/>
+      <w:rFonts w:asciiTheme="majorHAnsi" w:cstheme="majorBidi" w:hAnsiTheme="majorHAnsi" w:eastAsia="黑体"/>
       <w:i/>
       <w:iCs/>
       <w:color w:themeColor="accent1" w:themeShade="7F" w:val="243F60"/>
@@ -3512,7 +3712,7 @@
     <w:semiHidden/>
     <w:rsid w:val="00FC693F"/>
     <w:rPr>
-      <w:rFonts w:asciiTheme="majorHAnsi" w:cstheme="majorBidi" w:eastAsiaTheme="majorEastAsia" w:hAnsiTheme="majorHAnsi"/>
+      <w:rFonts w:asciiTheme="majorHAnsi" w:cstheme="majorBidi" w:hAnsiTheme="majorHAnsi" w:eastAsia="黑体"/>
       <w:i/>
       <w:iCs/>
       <w:color w:themeColor="text1" w:themeTint="BF" w:val="404040"/>
@@ -3526,7 +3726,7 @@
     <w:semiHidden/>
     <w:rsid w:val="00FC693F"/>
     <w:rPr>
-      <w:rFonts w:asciiTheme="majorHAnsi" w:cstheme="majorBidi" w:eastAsiaTheme="majorEastAsia" w:hAnsiTheme="majorHAnsi"/>
+      <w:rFonts w:asciiTheme="majorHAnsi" w:cstheme="majorBidi" w:hAnsiTheme="majorHAnsi" w:eastAsia="黑体"/>
       <w:color w:themeColor="accent1" w:val="4F81BD"/>
       <w:sz w:val="20"/>
       <w:szCs w:val="20"/>
@@ -3540,7 +3740,7 @@
     <w:semiHidden/>
     <w:rsid w:val="00FC693F"/>
     <w:rPr>
-      <w:rFonts w:asciiTheme="majorHAnsi" w:cstheme="majorBidi" w:eastAsiaTheme="majorEastAsia" w:hAnsiTheme="majorHAnsi"/>
+      <w:rFonts w:asciiTheme="majorHAnsi" w:cstheme="majorBidi" w:hAnsiTheme="majorHAnsi" w:eastAsia="黑体"/>
       <w:i/>
       <w:iCs/>
       <w:color w:themeColor="text1" w:themeTint="BF" w:val="404040"/>
@@ -3561,6 +3761,7 @@
       <w:spacing w:line="240" w:lineRule="auto"/>
     </w:pPr>
     <w:rPr>
+      <w:rFonts w:eastAsia="黑体"/>
       <w:b/>
       <w:bCs/>
       <w:color w:themeColor="accent1" w:val="4F81BD"/>
@@ -3575,6 +3776,7 @@
     <w:qFormat/>
     <w:rsid w:val="00FC693F"/>
     <w:rPr>
+      <w:rFonts w:eastAsia="黑体"/>
       <w:b/>
       <w:bCs/>
     </w:rPr>
@@ -3586,6 +3788,7 @@
     <w:qFormat/>
     <w:rsid w:val="00FC693F"/>
     <w:rPr>
+      <w:rFonts w:eastAsia="黑体"/>
       <w:i/>
       <w:iCs/>
     </w:rPr>
@@ -3606,6 +3809,7 @@
       <w:ind w:left="936" w:right="936"/>
     </w:pPr>
     <w:rPr>
+      <w:rFonts w:eastAsia="黑体"/>
       <w:b/>
       <w:bCs/>
       <w:i/>
@@ -3620,6 +3824,7 @@
     <w:uiPriority w:val="30"/>
     <w:rsid w:val="00FC693F"/>
     <w:rPr>
+      <w:rFonts w:eastAsia="黑体"/>
       <w:b/>
       <w:bCs/>
       <w:i/>
@@ -3634,6 +3839,7 @@
     <w:qFormat/>
     <w:rsid w:val="00FC693F"/>
     <w:rPr>
+      <w:rFonts w:eastAsia="黑体"/>
       <w:i/>
       <w:iCs/>
       <w:color w:themeColor="text1" w:themeTint="7F" w:val="808080"/>
@@ -3646,6 +3852,7 @@
     <w:qFormat/>
     <w:rsid w:val="00FC693F"/>
     <w:rPr>
+      <w:rFonts w:eastAsia="黑体"/>
       <w:b/>
       <w:bCs/>
       <w:i/>
@@ -3660,6 +3867,7 @@
     <w:qFormat/>
     <w:rsid w:val="00FC693F"/>
     <w:rPr>
+      <w:rFonts w:eastAsia="黑体"/>
       <w:smallCaps/>
       <w:color w:themeColor="accent2" w:val="C0504D"/>
       <w:u w:val="single"/>
@@ -3672,6 +3880,7 @@
     <w:qFormat/>
     <w:rsid w:val="00FC693F"/>
     <w:rPr>
+      <w:rFonts w:eastAsia="黑体"/>
       <w:b/>
       <w:bCs/>
       <w:smallCaps/>
@@ -3687,6 +3896,7 @@
     <w:qFormat/>
     <w:rsid w:val="00FC693F"/>
     <w:rPr>
+      <w:rFonts w:eastAsia="黑体"/>
       <w:b/>
       <w:bCs/>
       <w:smallCaps/>
@@ -3741,6 +3951,7 @@
       <w:spacing w:after="0" w:line="240" w:lineRule="auto"/>
     </w:pPr>
     <w:rPr>
+      <w:rFonts w:eastAsia="黑体"/>
       <w:color w:themeColor="text1" w:themeShade="BF" w:val="000000"/>
     </w:rPr>
     <w:tblPr>
@@ -3763,6 +3974,7 @@
         <w:spacing w:after="0" w:before="0" w:line="240" w:lineRule="auto"/>
       </w:pPr>
       <w:rPr>
+        <w:rFonts w:eastAsia="黑体"/>
         <w:b/>
         <w:bCs/>
       </w:rPr>
@@ -3783,6 +3995,7 @@
         <w:spacing w:after="0" w:before="0" w:line="240" w:lineRule="auto"/>
       </w:pPr>
       <w:rPr>
+        <w:rFonts w:eastAsia="黑体"/>
         <w:b/>
         <w:bCs/>
       </w:rPr>
@@ -3800,12 +4013,14 @@
     </w:tblStylePr>
     <w:tblStylePr w:type="firstCol">
       <w:rPr>
+        <w:rFonts w:eastAsia="黑体"/>
         <w:b/>
         <w:bCs/>
       </w:rPr>
     </w:tblStylePr>
     <w:tblStylePr w:type="lastCol">
       <w:rPr>
+        <w:rFonts w:eastAsia="黑体"/>
         <w:b/>
         <w:bCs/>
       </w:rPr>
@@ -3844,6 +4059,7 @@
       <w:spacing w:after="0" w:line="240" w:lineRule="auto"/>
     </w:pPr>
     <w:rPr>
+      <w:rFonts w:eastAsia="黑体"/>
       <w:color w:themeColor="accent1" w:themeShade="BF" w:val="365F91"/>
     </w:rPr>
     <w:tblPr>
@@ -3866,6 +4082,7 @@
         <w:spacing w:after="0" w:before="0" w:line="240" w:lineRule="auto"/>
       </w:pPr>
       <w:rPr>
+        <w:rFonts w:eastAsia="黑体"/>
         <w:b/>
         <w:bCs/>
       </w:rPr>
@@ -3886,6 +4103,7 @@
         <w:spacing w:after="0" w:before="0" w:line="240" w:lineRule="auto"/>
       </w:pPr>
       <w:rPr>
+        <w:rFonts w:eastAsia="黑体"/>
         <w:b/>
         <w:bCs/>
       </w:rPr>
@@ -3903,12 +4121,14 @@
     </w:tblStylePr>
     <w:tblStylePr w:type="firstCol">
       <w:rPr>
+        <w:rFonts w:eastAsia="黑体"/>
         <w:b/>
         <w:bCs/>
       </w:rPr>
     </w:tblStylePr>
     <w:tblStylePr w:type="lastCol">
       <w:rPr>
+        <w:rFonts w:eastAsia="黑体"/>
         <w:b/>
         <w:bCs/>
       </w:rPr>
@@ -3947,6 +4167,7 @@
       <w:spacing w:after="0" w:line="240" w:lineRule="auto"/>
     </w:pPr>
     <w:rPr>
+      <w:rFonts w:eastAsia="黑体"/>
       <w:color w:themeColor="accent2" w:themeShade="BF" w:val="943634"/>
     </w:rPr>
     <w:tblPr>
@@ -3969,6 +4190,7 @@
         <w:spacing w:after="0" w:before="0" w:line="240" w:lineRule="auto"/>
       </w:pPr>
       <w:rPr>
+        <w:rFonts w:eastAsia="黑体"/>
         <w:b/>
         <w:bCs/>
       </w:rPr>
@@ -3989,6 +4211,7 @@
         <w:spacing w:after="0" w:before="0" w:line="240" w:lineRule="auto"/>
       </w:pPr>
       <w:rPr>
+        <w:rFonts w:eastAsia="黑体"/>
         <w:b/>
         <w:bCs/>
       </w:rPr>
@@ -4006,12 +4229,14 @@
     </w:tblStylePr>
     <w:tblStylePr w:type="firstCol">
       <w:rPr>
+        <w:rFonts w:eastAsia="黑体"/>
         <w:b/>
         <w:bCs/>
       </w:rPr>
     </w:tblStylePr>
     <w:tblStylePr w:type="lastCol">
       <w:rPr>
+        <w:rFonts w:eastAsia="黑体"/>
         <w:b/>
         <w:bCs/>
       </w:rPr>
@@ -4050,6 +4275,7 @@
       <w:spacing w:after="0" w:line="240" w:lineRule="auto"/>
     </w:pPr>
     <w:rPr>
+      <w:rFonts w:eastAsia="黑体"/>
       <w:color w:themeColor="accent3" w:themeShade="BF" w:val="76923C"/>
     </w:rPr>
     <w:tblPr>
@@ -4072,6 +4298,7 @@
         <w:spacing w:after="0" w:before="0" w:line="240" w:lineRule="auto"/>
       </w:pPr>
       <w:rPr>
+        <w:rFonts w:eastAsia="黑体"/>
         <w:b/>
         <w:bCs/>
       </w:rPr>
@@ -4092,6 +4319,7 @@
         <w:spacing w:after="0" w:before="0" w:line="240" w:lineRule="auto"/>
       </w:pPr>
       <w:rPr>
+        <w:rFonts w:eastAsia="黑体"/>
         <w:b/>
         <w:bCs/>
       </w:rPr>
@@ -4109,12 +4337,14 @@
     </w:tblStylePr>
     <w:tblStylePr w:type="firstCol">
       <w:rPr>
+        <w:rFonts w:eastAsia="黑体"/>
         <w:b/>
         <w:bCs/>
       </w:rPr>
     </w:tblStylePr>
     <w:tblStylePr w:type="lastCol">
       <w:rPr>
+        <w:rFonts w:eastAsia="黑体"/>
         <w:b/>
         <w:bCs/>
       </w:rPr>
@@ -4153,6 +4383,7 @@
       <w:spacing w:after="0" w:line="240" w:lineRule="auto"/>
     </w:pPr>
     <w:rPr>
+      <w:rFonts w:eastAsia="黑体"/>
       <w:color w:themeColor="accent4" w:themeShade="BF" w:val="5F497A"/>
     </w:rPr>
     <w:tblPr>
@@ -4175,6 +4406,7 @@
         <w:spacing w:after="0" w:before="0" w:line="240" w:lineRule="auto"/>
       </w:pPr>
       <w:rPr>
+        <w:rFonts w:eastAsia="黑体"/>
         <w:b/>
         <w:bCs/>
       </w:rPr>
@@ -4195,6 +4427,7 @@
         <w:spacing w:after="0" w:before="0" w:line="240" w:lineRule="auto"/>
       </w:pPr>
       <w:rPr>
+        <w:rFonts w:eastAsia="黑体"/>
         <w:b/>
         <w:bCs/>
       </w:rPr>
@@ -4212,12 +4445,14 @@
     </w:tblStylePr>
     <w:tblStylePr w:type="firstCol">
       <w:rPr>
+        <w:rFonts w:eastAsia="黑体"/>
         <w:b/>
         <w:bCs/>
       </w:rPr>
     </w:tblStylePr>
     <w:tblStylePr w:type="lastCol">
       <w:rPr>
+        <w:rFonts w:eastAsia="黑体"/>
         <w:b/>
         <w:bCs/>
       </w:rPr>
@@ -4256,6 +4491,7 @@
       <w:spacing w:after="0" w:line="240" w:lineRule="auto"/>
     </w:pPr>
     <w:rPr>
+      <w:rFonts w:eastAsia="黑体"/>
       <w:color w:themeColor="accent5" w:themeShade="BF" w:val="31849B"/>
     </w:rPr>
     <w:tblPr>
@@ -4278,6 +4514,7 @@
         <w:spacing w:after="0" w:before="0" w:line="240" w:lineRule="auto"/>
       </w:pPr>
       <w:rPr>
+        <w:rFonts w:eastAsia="黑体"/>
         <w:b/>
         <w:bCs/>
       </w:rPr>
@@ -4298,6 +4535,7 @@
         <w:spacing w:after="0" w:before="0" w:line="240" w:lineRule="auto"/>
       </w:pPr>
       <w:rPr>
+        <w:rFonts w:eastAsia="黑体"/>
         <w:b/>
         <w:bCs/>
       </w:rPr>
@@ -4315,12 +4553,14 @@
     </w:tblStylePr>
     <w:tblStylePr w:type="firstCol">
       <w:rPr>
+        <w:rFonts w:eastAsia="黑体"/>
         <w:b/>
         <w:bCs/>
       </w:rPr>
     </w:tblStylePr>
     <w:tblStylePr w:type="lastCol">
       <w:rPr>
+        <w:rFonts w:eastAsia="黑体"/>
         <w:b/>
         <w:bCs/>
       </w:rPr>
@@ -4359,6 +4599,7 @@
       <w:spacing w:after="0" w:line="240" w:lineRule="auto"/>
     </w:pPr>
     <w:rPr>
+      <w:rFonts w:eastAsia="黑体"/>
       <w:color w:themeColor="accent6" w:themeShade="BF" w:val="E36C0A"/>
     </w:rPr>
     <w:tblPr>
@@ -4381,6 +4622,7 @@
         <w:spacing w:after="0" w:before="0" w:line="240" w:lineRule="auto"/>
       </w:pPr>
       <w:rPr>
+        <w:rFonts w:eastAsia="黑体"/>
         <w:b/>
         <w:bCs/>
       </w:rPr>
@@ -4401,6 +4643,7 @@
         <w:spacing w:after="0" w:before="0" w:line="240" w:lineRule="auto"/>
       </w:pPr>
       <w:rPr>
+        <w:rFonts w:eastAsia="黑体"/>
         <w:b/>
         <w:bCs/>
       </w:rPr>
@@ -4418,12 +4661,14 @@
     </w:tblStylePr>
     <w:tblStylePr w:type="firstCol">
       <w:rPr>
+        <w:rFonts w:eastAsia="黑体"/>
         <w:b/>
         <w:bCs/>
       </w:rPr>
     </w:tblStylePr>
     <w:tblStylePr w:type="lastCol">
       <w:rPr>
+        <w:rFonts w:eastAsia="黑体"/>
         <w:b/>
         <w:bCs/>
       </w:rPr>
@@ -4483,6 +4728,7 @@
         <w:spacing w:after="0" w:before="0" w:line="240" w:lineRule="auto"/>
       </w:pPr>
       <w:rPr>
+        <w:rFonts w:eastAsia="黑体"/>
         <w:b/>
         <w:bCs/>
         <w:color w:themeColor="background1" w:val="FFFFFF"/>
@@ -4497,6 +4743,7 @@
         <w:spacing w:after="0" w:before="0" w:line="240" w:lineRule="auto"/>
       </w:pPr>
       <w:rPr>
+        <w:rFonts w:eastAsia="黑体"/>
         <w:b/>
         <w:bCs/>
       </w:rPr>
@@ -4512,12 +4759,14 @@
     </w:tblStylePr>
     <w:tblStylePr w:type="firstCol">
       <w:rPr>
+        <w:rFonts w:eastAsia="黑体"/>
         <w:b/>
         <w:bCs/>
       </w:rPr>
     </w:tblStylePr>
     <w:tblStylePr w:type="lastCol">
       <w:rPr>
+        <w:rFonts w:eastAsia="黑体"/>
         <w:b/>
         <w:bCs/>
       </w:rPr>
@@ -4575,6 +4824,7 @@
         <w:spacing w:after="0" w:before="0" w:line="240" w:lineRule="auto"/>
       </w:pPr>
       <w:rPr>
+        <w:rFonts w:eastAsia="黑体"/>
         <w:b/>
         <w:bCs/>
         <w:color w:themeColor="background1" w:val="FFFFFF"/>
@@ -4589,6 +4839,7 @@
         <w:spacing w:after="0" w:before="0" w:line="240" w:lineRule="auto"/>
       </w:pPr>
       <w:rPr>
+        <w:rFonts w:eastAsia="黑体"/>
         <w:b/>
         <w:bCs/>
       </w:rPr>
@@ -4604,12 +4855,14 @@
     </w:tblStylePr>
     <w:tblStylePr w:type="firstCol">
       <w:rPr>
+        <w:rFonts w:eastAsia="黑体"/>
         <w:b/>
         <w:bCs/>
       </w:rPr>
     </w:tblStylePr>
     <w:tblStylePr w:type="lastCol">
       <w:rPr>
+        <w:rFonts w:eastAsia="黑体"/>
         <w:b/>
         <w:bCs/>
       </w:rPr>
@@ -4667,6 +4920,7 @@
         <w:spacing w:after="0" w:before="0" w:line="240" w:lineRule="auto"/>
       </w:pPr>
       <w:rPr>
+        <w:rFonts w:eastAsia="黑体"/>
         <w:b/>
         <w:bCs/>
         <w:color w:themeColor="background1" w:val="FFFFFF"/>
@@ -4681,6 +4935,7 @@
         <w:spacing w:after="0" w:before="0" w:line="240" w:lineRule="auto"/>
       </w:pPr>
       <w:rPr>
+        <w:rFonts w:eastAsia="黑体"/>
         <w:b/>
         <w:bCs/>
       </w:rPr>
@@ -4696,12 +4951,14 @@
     </w:tblStylePr>
     <w:tblStylePr w:type="firstCol">
       <w:rPr>
+        <w:rFonts w:eastAsia="黑体"/>
         <w:b/>
         <w:bCs/>
       </w:rPr>
     </w:tblStylePr>
     <w:tblStylePr w:type="lastCol">
       <w:rPr>
+        <w:rFonts w:eastAsia="黑体"/>
         <w:b/>
         <w:bCs/>
       </w:rPr>
@@ -4759,6 +5016,7 @@
         <w:spacing w:after="0" w:before="0" w:line="240" w:lineRule="auto"/>
       </w:pPr>
       <w:rPr>
+        <w:rFonts w:eastAsia="黑体"/>
         <w:b/>
         <w:bCs/>
         <w:color w:themeColor="background1" w:val="FFFFFF"/>
@@ -4773,6 +5031,7 @@
         <w:spacing w:after="0" w:before="0" w:line="240" w:lineRule="auto"/>
       </w:pPr>
       <w:rPr>
+        <w:rFonts w:eastAsia="黑体"/>
         <w:b/>
         <w:bCs/>
       </w:rPr>
@@ -4788,12 +5047,14 @@
     </w:tblStylePr>
     <w:tblStylePr w:type="firstCol">
       <w:rPr>
+        <w:rFonts w:eastAsia="黑体"/>
         <w:b/>
         <w:bCs/>
       </w:rPr>
     </w:tblStylePr>
     <w:tblStylePr w:type="lastCol">
       <w:rPr>
+        <w:rFonts w:eastAsia="黑体"/>
         <w:b/>
         <w:bCs/>
       </w:rPr>
@@ -4851,6 +5112,7 @@
         <w:spacing w:after="0" w:before="0" w:line="240" w:lineRule="auto"/>
       </w:pPr>
       <w:rPr>
+        <w:rFonts w:eastAsia="黑体"/>
         <w:b/>
         <w:bCs/>
         <w:color w:themeColor="background1" w:val="FFFFFF"/>
@@ -4865,6 +5127,7 @@
         <w:spacing w:after="0" w:before="0" w:line="240" w:lineRule="auto"/>
       </w:pPr>
       <w:rPr>
+        <w:rFonts w:eastAsia="黑体"/>
         <w:b/>
         <w:bCs/>
       </w:rPr>
@@ -4880,12 +5143,14 @@
     </w:tblStylePr>
     <w:tblStylePr w:type="firstCol">
       <w:rPr>
+        <w:rFonts w:eastAsia="黑体"/>
         <w:b/>
         <w:bCs/>
       </w:rPr>
     </w:tblStylePr>
     <w:tblStylePr w:type="lastCol">
       <w:rPr>
+        <w:rFonts w:eastAsia="黑体"/>
         <w:b/>
         <w:bCs/>
       </w:rPr>
@@ -4943,6 +5208,7 @@
         <w:spacing w:after="0" w:before="0" w:line="240" w:lineRule="auto"/>
       </w:pPr>
       <w:rPr>
+        <w:rFonts w:eastAsia="黑体"/>
         <w:b/>
         <w:bCs/>
         <w:color w:themeColor="background1" w:val="FFFFFF"/>
@@ -4957,6 +5223,7 @@
         <w:spacing w:after="0" w:before="0" w:line="240" w:lineRule="auto"/>
       </w:pPr>
       <w:rPr>
+        <w:rFonts w:eastAsia="黑体"/>
         <w:b/>
         <w:bCs/>
       </w:rPr>
@@ -4972,12 +5239,14 @@
     </w:tblStylePr>
     <w:tblStylePr w:type="firstCol">
       <w:rPr>
+        <w:rFonts w:eastAsia="黑体"/>
         <w:b/>
         <w:bCs/>
       </w:rPr>
     </w:tblStylePr>
     <w:tblStylePr w:type="lastCol">
       <w:rPr>
+        <w:rFonts w:eastAsia="黑体"/>
         <w:b/>
         <w:bCs/>
       </w:rPr>
@@ -5035,6 +5304,7 @@
         <w:spacing w:after="0" w:before="0" w:line="240" w:lineRule="auto"/>
       </w:pPr>
       <w:rPr>
+        <w:rFonts w:eastAsia="黑体"/>
         <w:b/>
         <w:bCs/>
         <w:color w:themeColor="background1" w:val="FFFFFF"/>
@@ -5049,6 +5319,7 @@
         <w:spacing w:after="0" w:before="0" w:line="240" w:lineRule="auto"/>
       </w:pPr>
       <w:rPr>
+        <w:rFonts w:eastAsia="黑体"/>
         <w:b/>
         <w:bCs/>
       </w:rPr>
@@ -5064,12 +5335,14 @@
     </w:tblStylePr>
     <w:tblStylePr w:type="firstCol">
       <w:rPr>
+        <w:rFonts w:eastAsia="黑体"/>
         <w:b/>
         <w:bCs/>
       </w:rPr>
     </w:tblStylePr>
     <w:tblStylePr w:type="lastCol">
       <w:rPr>
+        <w:rFonts w:eastAsia="黑体"/>
         <w:b/>
         <w:bCs/>
       </w:rPr>
@@ -5129,7 +5402,7 @@
         <w:spacing w:after="0" w:before="0" w:line="240" w:lineRule="auto"/>
       </w:pPr>
       <w:rPr>
-        <w:rFonts w:asciiTheme="majorHAnsi" w:cstheme="majorBidi" w:eastAsiaTheme="majorEastAsia" w:hAnsiTheme="majorHAnsi"/>
+        <w:rFonts w:asciiTheme="majorHAnsi" w:cstheme="majorBidi" w:hAnsiTheme="majorHAnsi" w:eastAsia="黑体"/>
         <w:b/>
         <w:bCs/>
       </w:rPr>
@@ -5150,7 +5423,7 @@
         <w:spacing w:after="0" w:before="0" w:line="240" w:lineRule="auto"/>
       </w:pPr>
       <w:rPr>
-        <w:rFonts w:asciiTheme="majorHAnsi" w:cstheme="majorBidi" w:eastAsiaTheme="majorEastAsia" w:hAnsiTheme="majorHAnsi"/>
+        <w:rFonts w:asciiTheme="majorHAnsi" w:cstheme="majorBidi" w:hAnsiTheme="majorHAnsi" w:eastAsia="黑体"/>
         <w:b/>
         <w:bCs/>
       </w:rPr>
@@ -5168,14 +5441,14 @@
     </w:tblStylePr>
     <w:tblStylePr w:type="firstCol">
       <w:rPr>
-        <w:rFonts w:asciiTheme="majorHAnsi" w:cstheme="majorBidi" w:eastAsiaTheme="majorEastAsia" w:hAnsiTheme="majorHAnsi"/>
+        <w:rFonts w:asciiTheme="majorHAnsi" w:cstheme="majorBidi" w:hAnsiTheme="majorHAnsi" w:eastAsia="黑体"/>
         <w:b/>
         <w:bCs/>
       </w:rPr>
     </w:tblStylePr>
     <w:tblStylePr w:type="lastCol">
       <w:rPr>
-        <w:rFonts w:asciiTheme="majorHAnsi" w:cstheme="majorBidi" w:eastAsiaTheme="majorEastAsia" w:hAnsiTheme="majorHAnsi"/>
+        <w:rFonts w:asciiTheme="majorHAnsi" w:cstheme="majorBidi" w:hAnsiTheme="majorHAnsi" w:eastAsia="黑体"/>
         <w:b/>
         <w:bCs/>
       </w:rPr>
@@ -5259,7 +5532,7 @@
         <w:spacing w:after="0" w:before="0" w:line="240" w:lineRule="auto"/>
       </w:pPr>
       <w:rPr>
-        <w:rFonts w:asciiTheme="majorHAnsi" w:cstheme="majorBidi" w:eastAsiaTheme="majorEastAsia" w:hAnsiTheme="majorHAnsi"/>
+        <w:rFonts w:asciiTheme="majorHAnsi" w:cstheme="majorBidi" w:hAnsiTheme="majorHAnsi" w:eastAsia="黑体"/>
         <w:b/>
         <w:bCs/>
       </w:rPr>
@@ -5280,7 +5553,7 @@
         <w:spacing w:after="0" w:before="0" w:line="240" w:lineRule="auto"/>
       </w:pPr>
       <w:rPr>
-        <w:rFonts w:asciiTheme="majorHAnsi" w:cstheme="majorBidi" w:eastAsiaTheme="majorEastAsia" w:hAnsiTheme="majorHAnsi"/>
+        <w:rFonts w:asciiTheme="majorHAnsi" w:cstheme="majorBidi" w:hAnsiTheme="majorHAnsi" w:eastAsia="黑体"/>
         <w:b/>
         <w:bCs/>
       </w:rPr>
@@ -5298,14 +5571,14 @@
     </w:tblStylePr>
     <w:tblStylePr w:type="firstCol">
       <w:rPr>
-        <w:rFonts w:asciiTheme="majorHAnsi" w:cstheme="majorBidi" w:eastAsiaTheme="majorEastAsia" w:hAnsiTheme="majorHAnsi"/>
+        <w:rFonts w:asciiTheme="majorHAnsi" w:cstheme="majorBidi" w:hAnsiTheme="majorHAnsi" w:eastAsia="黑体"/>
         <w:b/>
         <w:bCs/>
       </w:rPr>
     </w:tblStylePr>
     <w:tblStylePr w:type="lastCol">
       <w:rPr>
-        <w:rFonts w:asciiTheme="majorHAnsi" w:cstheme="majorBidi" w:eastAsiaTheme="majorEastAsia" w:hAnsiTheme="majorHAnsi"/>
+        <w:rFonts w:asciiTheme="majorHAnsi" w:cstheme="majorBidi" w:hAnsiTheme="majorHAnsi" w:eastAsia="黑体"/>
         <w:b/>
         <w:bCs/>
       </w:rPr>
@@ -5389,7 +5662,7 @@
         <w:spacing w:after="0" w:before="0" w:line="240" w:lineRule="auto"/>
       </w:pPr>
       <w:rPr>
-        <w:rFonts w:asciiTheme="majorHAnsi" w:cstheme="majorBidi" w:eastAsiaTheme="majorEastAsia" w:hAnsiTheme="majorHAnsi"/>
+        <w:rFonts w:asciiTheme="majorHAnsi" w:cstheme="majorBidi" w:hAnsiTheme="majorHAnsi" w:eastAsia="黑体"/>
         <w:b/>
         <w:bCs/>
       </w:rPr>
@@ -5410,7 +5683,7 @@
         <w:spacing w:after="0" w:before="0" w:line="240" w:lineRule="auto"/>
       </w:pPr>
       <w:rPr>
-        <w:rFonts w:asciiTheme="majorHAnsi" w:cstheme="majorBidi" w:eastAsiaTheme="majorEastAsia" w:hAnsiTheme="majorHAnsi"/>
+        <w:rFonts w:asciiTheme="majorHAnsi" w:cstheme="majorBidi" w:hAnsiTheme="majorHAnsi" w:eastAsia="黑体"/>
         <w:b/>
         <w:bCs/>
       </w:rPr>
@@ -5428,14 +5701,14 @@
     </w:tblStylePr>
     <w:tblStylePr w:type="firstCol">
       <w:rPr>
-        <w:rFonts w:asciiTheme="majorHAnsi" w:cstheme="majorBidi" w:eastAsiaTheme="majorEastAsia" w:hAnsiTheme="majorHAnsi"/>
+        <w:rFonts w:asciiTheme="majorHAnsi" w:cstheme="majorBidi" w:hAnsiTheme="majorHAnsi" w:eastAsia="黑体"/>
         <w:b/>
         <w:bCs/>
       </w:rPr>
     </w:tblStylePr>
     <w:tblStylePr w:type="lastCol">
       <w:rPr>
-        <w:rFonts w:asciiTheme="majorHAnsi" w:cstheme="majorBidi" w:eastAsiaTheme="majorEastAsia" w:hAnsiTheme="majorHAnsi"/>
+        <w:rFonts w:asciiTheme="majorHAnsi" w:cstheme="majorBidi" w:hAnsiTheme="majorHAnsi" w:eastAsia="黑体"/>
         <w:b/>
         <w:bCs/>
       </w:rPr>
@@ -5519,7 +5792,7 @@
         <w:spacing w:after="0" w:before="0" w:line="240" w:lineRule="auto"/>
       </w:pPr>
       <w:rPr>
-        <w:rFonts w:asciiTheme="majorHAnsi" w:cstheme="majorBidi" w:eastAsiaTheme="majorEastAsia" w:hAnsiTheme="majorHAnsi"/>
+        <w:rFonts w:asciiTheme="majorHAnsi" w:cstheme="majorBidi" w:hAnsiTheme="majorHAnsi" w:eastAsia="黑体"/>
         <w:b/>
         <w:bCs/>
       </w:rPr>
@@ -5540,7 +5813,7 @@
         <w:spacing w:after="0" w:before="0" w:line="240" w:lineRule="auto"/>
       </w:pPr>
       <w:rPr>
-        <w:rFonts w:asciiTheme="majorHAnsi" w:cstheme="majorBidi" w:eastAsiaTheme="majorEastAsia" w:hAnsiTheme="majorHAnsi"/>
+        <w:rFonts w:asciiTheme="majorHAnsi" w:cstheme="majorBidi" w:hAnsiTheme="majorHAnsi" w:eastAsia="黑体"/>
         <w:b/>
         <w:bCs/>
       </w:rPr>
@@ -5558,14 +5831,14 @@
     </w:tblStylePr>
     <w:tblStylePr w:type="firstCol">
       <w:rPr>
-        <w:rFonts w:asciiTheme="majorHAnsi" w:cstheme="majorBidi" w:eastAsiaTheme="majorEastAsia" w:hAnsiTheme="majorHAnsi"/>
+        <w:rFonts w:asciiTheme="majorHAnsi" w:cstheme="majorBidi" w:hAnsiTheme="majorHAnsi" w:eastAsia="黑体"/>
         <w:b/>
         <w:bCs/>
       </w:rPr>
     </w:tblStylePr>
     <w:tblStylePr w:type="lastCol">
       <w:rPr>
-        <w:rFonts w:asciiTheme="majorHAnsi" w:cstheme="majorBidi" w:eastAsiaTheme="majorEastAsia" w:hAnsiTheme="majorHAnsi"/>
+        <w:rFonts w:asciiTheme="majorHAnsi" w:cstheme="majorBidi" w:hAnsiTheme="majorHAnsi" w:eastAsia="黑体"/>
         <w:b/>
         <w:bCs/>
       </w:rPr>
@@ -5649,7 +5922,7 @@
         <w:spacing w:after="0" w:before="0" w:line="240" w:lineRule="auto"/>
       </w:pPr>
       <w:rPr>
-        <w:rFonts w:asciiTheme="majorHAnsi" w:cstheme="majorBidi" w:eastAsiaTheme="majorEastAsia" w:hAnsiTheme="majorHAnsi"/>
+        <w:rFonts w:asciiTheme="majorHAnsi" w:cstheme="majorBidi" w:hAnsiTheme="majorHAnsi" w:eastAsia="黑体"/>
         <w:b/>
         <w:bCs/>
       </w:rPr>
@@ -5670,7 +5943,7 @@
         <w:spacing w:after="0" w:before="0" w:line="240" w:lineRule="auto"/>
       </w:pPr>
       <w:rPr>
-        <w:rFonts w:asciiTheme="majorHAnsi" w:cstheme="majorBidi" w:eastAsiaTheme="majorEastAsia" w:hAnsiTheme="majorHAnsi"/>
+        <w:rFonts w:asciiTheme="majorHAnsi" w:cstheme="majorBidi" w:hAnsiTheme="majorHAnsi" w:eastAsia="黑体"/>
         <w:b/>
         <w:bCs/>
       </w:rPr>
@@ -5688,14 +5961,14 @@
     </w:tblStylePr>
     <w:tblStylePr w:type="firstCol">
       <w:rPr>
-        <w:rFonts w:asciiTheme="majorHAnsi" w:cstheme="majorBidi" w:eastAsiaTheme="majorEastAsia" w:hAnsiTheme="majorHAnsi"/>
+        <w:rFonts w:asciiTheme="majorHAnsi" w:cstheme="majorBidi" w:hAnsiTheme="majorHAnsi" w:eastAsia="黑体"/>
         <w:b/>
         <w:bCs/>
       </w:rPr>
     </w:tblStylePr>
     <w:tblStylePr w:type="lastCol">
       <w:rPr>
-        <w:rFonts w:asciiTheme="majorHAnsi" w:cstheme="majorBidi" w:eastAsiaTheme="majorEastAsia" w:hAnsiTheme="majorHAnsi"/>
+        <w:rFonts w:asciiTheme="majorHAnsi" w:cstheme="majorBidi" w:hAnsiTheme="majorHAnsi" w:eastAsia="黑体"/>
         <w:b/>
         <w:bCs/>
       </w:rPr>
@@ -5779,7 +6052,7 @@
         <w:spacing w:after="0" w:before="0" w:line="240" w:lineRule="auto"/>
       </w:pPr>
       <w:rPr>
-        <w:rFonts w:asciiTheme="majorHAnsi" w:cstheme="majorBidi" w:eastAsiaTheme="majorEastAsia" w:hAnsiTheme="majorHAnsi"/>
+        <w:rFonts w:asciiTheme="majorHAnsi" w:cstheme="majorBidi" w:hAnsiTheme="majorHAnsi" w:eastAsia="黑体"/>
         <w:b/>
         <w:bCs/>
       </w:rPr>
@@ -5800,7 +6073,7 @@
         <w:spacing w:after="0" w:before="0" w:line="240" w:lineRule="auto"/>
       </w:pPr>
       <w:rPr>
-        <w:rFonts w:asciiTheme="majorHAnsi" w:cstheme="majorBidi" w:eastAsiaTheme="majorEastAsia" w:hAnsiTheme="majorHAnsi"/>
+        <w:rFonts w:asciiTheme="majorHAnsi" w:cstheme="majorBidi" w:hAnsiTheme="majorHAnsi" w:eastAsia="黑体"/>
         <w:b/>
         <w:bCs/>
       </w:rPr>
@@ -5818,14 +6091,14 @@
     </w:tblStylePr>
     <w:tblStylePr w:type="firstCol">
       <w:rPr>
-        <w:rFonts w:asciiTheme="majorHAnsi" w:cstheme="majorBidi" w:eastAsiaTheme="majorEastAsia" w:hAnsiTheme="majorHAnsi"/>
+        <w:rFonts w:asciiTheme="majorHAnsi" w:cstheme="majorBidi" w:hAnsiTheme="majorHAnsi" w:eastAsia="黑体"/>
         <w:b/>
         <w:bCs/>
       </w:rPr>
     </w:tblStylePr>
     <w:tblStylePr w:type="lastCol">
       <w:rPr>
-        <w:rFonts w:asciiTheme="majorHAnsi" w:cstheme="majorBidi" w:eastAsiaTheme="majorEastAsia" w:hAnsiTheme="majorHAnsi"/>
+        <w:rFonts w:asciiTheme="majorHAnsi" w:cstheme="majorBidi" w:hAnsiTheme="majorHAnsi" w:eastAsia="黑体"/>
         <w:b/>
         <w:bCs/>
       </w:rPr>
@@ -5909,7 +6182,7 @@
         <w:spacing w:after="0" w:before="0" w:line="240" w:lineRule="auto"/>
       </w:pPr>
       <w:rPr>
-        <w:rFonts w:asciiTheme="majorHAnsi" w:cstheme="majorBidi" w:eastAsiaTheme="majorEastAsia" w:hAnsiTheme="majorHAnsi"/>
+        <w:rFonts w:asciiTheme="majorHAnsi" w:cstheme="majorBidi" w:hAnsiTheme="majorHAnsi" w:eastAsia="黑体"/>
         <w:b/>
         <w:bCs/>
       </w:rPr>
@@ -5930,7 +6203,7 @@
         <w:spacing w:after="0" w:before="0" w:line="240" w:lineRule="auto"/>
       </w:pPr>
       <w:rPr>
-        <w:rFonts w:asciiTheme="majorHAnsi" w:cstheme="majorBidi" w:eastAsiaTheme="majorEastAsia" w:hAnsiTheme="majorHAnsi"/>
+        <w:rFonts w:asciiTheme="majorHAnsi" w:cstheme="majorBidi" w:hAnsiTheme="majorHAnsi" w:eastAsia="黑体"/>
         <w:b/>
         <w:bCs/>
       </w:rPr>
@@ -5948,14 +6221,14 @@
     </w:tblStylePr>
     <w:tblStylePr w:type="firstCol">
       <w:rPr>
-        <w:rFonts w:asciiTheme="majorHAnsi" w:cstheme="majorBidi" w:eastAsiaTheme="majorEastAsia" w:hAnsiTheme="majorHAnsi"/>
+        <w:rFonts w:asciiTheme="majorHAnsi" w:cstheme="majorBidi" w:hAnsiTheme="majorHAnsi" w:eastAsia="黑体"/>
         <w:b/>
         <w:bCs/>
       </w:rPr>
     </w:tblStylePr>
     <w:tblStylePr w:type="lastCol">
       <w:rPr>
-        <w:rFonts w:asciiTheme="majorHAnsi" w:cstheme="majorBidi" w:eastAsiaTheme="majorEastAsia" w:hAnsiTheme="majorHAnsi"/>
+        <w:rFonts w:asciiTheme="majorHAnsi" w:cstheme="majorBidi" w:hAnsiTheme="majorHAnsi" w:eastAsia="黑体"/>
         <w:b/>
         <w:bCs/>
       </w:rPr>
@@ -6038,6 +6311,7 @@
         <w:spacing w:after="0" w:before="0" w:line="240" w:lineRule="auto"/>
       </w:pPr>
       <w:rPr>
+        <w:rFonts w:eastAsia="黑体"/>
         <w:b/>
         <w:bCs/>
         <w:color w:themeColor="background1" w:val="FFFFFF"/>
@@ -6060,6 +6334,7 @@
         <w:spacing w:after="0" w:before="0" w:line="240" w:lineRule="auto"/>
       </w:pPr>
       <w:rPr>
+        <w:rFonts w:eastAsia="黑体"/>
         <w:b/>
         <w:bCs/>
       </w:rPr>
@@ -6077,12 +6352,14 @@
     </w:tblStylePr>
     <w:tblStylePr w:type="firstCol">
       <w:rPr>
+        <w:rFonts w:eastAsia="黑体"/>
         <w:b/>
         <w:bCs/>
       </w:rPr>
     </w:tblStylePr>
     <w:tblStylePr w:type="lastCol">
       <w:rPr>
+        <w:rFonts w:eastAsia="黑体"/>
         <w:b/>
         <w:bCs/>
       </w:rPr>
@@ -6144,6 +6421,7 @@
         <w:spacing w:after="0" w:before="0" w:line="240" w:lineRule="auto"/>
       </w:pPr>
       <w:rPr>
+        <w:rFonts w:eastAsia="黑体"/>
         <w:b/>
         <w:bCs/>
         <w:color w:themeColor="background1" w:val="FFFFFF"/>
@@ -6166,6 +6444,7 @@
         <w:spacing w:after="0" w:before="0" w:line="240" w:lineRule="auto"/>
       </w:pPr>
       <w:rPr>
+        <w:rFonts w:eastAsia="黑体"/>
         <w:b/>
         <w:bCs/>
       </w:rPr>
@@ -6183,12 +6462,14 @@
     </w:tblStylePr>
     <w:tblStylePr w:type="firstCol">
       <w:rPr>
+        <w:rFonts w:eastAsia="黑体"/>
         <w:b/>
         <w:bCs/>
       </w:rPr>
     </w:tblStylePr>
     <w:tblStylePr w:type="lastCol">
       <w:rPr>
+        <w:rFonts w:eastAsia="黑体"/>
         <w:b/>
         <w:bCs/>
       </w:rPr>
@@ -6250,6 +6531,7 @@
         <w:spacing w:after="0" w:before="0" w:line="240" w:lineRule="auto"/>
       </w:pPr>
       <w:rPr>
+        <w:rFonts w:eastAsia="黑体"/>
         <w:b/>
         <w:bCs/>
         <w:color w:themeColor="background1" w:val="FFFFFF"/>
@@ -6272,6 +6554,7 @@
         <w:spacing w:after="0" w:before="0" w:line="240" w:lineRule="auto"/>
       </w:pPr>
       <w:rPr>
+        <w:rFonts w:eastAsia="黑体"/>
         <w:b/>
         <w:bCs/>
       </w:rPr>
@@ -6289,12 +6572,14 @@
     </w:tblStylePr>
     <w:tblStylePr w:type="firstCol">
       <w:rPr>
+        <w:rFonts w:eastAsia="黑体"/>
         <w:b/>
         <w:bCs/>
       </w:rPr>
     </w:tblStylePr>
     <w:tblStylePr w:type="lastCol">
       <w:rPr>
+        <w:rFonts w:eastAsia="黑体"/>
         <w:b/>
         <w:bCs/>
       </w:rPr>
@@ -6356,6 +6641,7 @@
         <w:spacing w:after="0" w:before="0" w:line="240" w:lineRule="auto"/>
       </w:pPr>
       <w:rPr>
+        <w:rFonts w:eastAsia="黑体"/>
         <w:b/>
         <w:bCs/>
         <w:color w:themeColor="background1" w:val="FFFFFF"/>
@@ -6378,6 +6664,7 @@
         <w:spacing w:after="0" w:before="0" w:line="240" w:lineRule="auto"/>
       </w:pPr>
       <w:rPr>
+        <w:rFonts w:eastAsia="黑体"/>
         <w:b/>
         <w:bCs/>
       </w:rPr>
@@ -6395,12 +6682,14 @@
     </w:tblStylePr>
     <w:tblStylePr w:type="firstCol">
       <w:rPr>
+        <w:rFonts w:eastAsia="黑体"/>
         <w:b/>
         <w:bCs/>
       </w:rPr>
     </w:tblStylePr>
     <w:tblStylePr w:type="lastCol">
       <w:rPr>
+        <w:rFonts w:eastAsia="黑体"/>
         <w:b/>
         <w:bCs/>
       </w:rPr>
@@ -6462,6 +6751,7 @@
         <w:spacing w:after="0" w:before="0" w:line="240" w:lineRule="auto"/>
       </w:pPr>
       <w:rPr>
+        <w:rFonts w:eastAsia="黑体"/>
         <w:b/>
         <w:bCs/>
         <w:color w:themeColor="background1" w:val="FFFFFF"/>
@@ -6484,6 +6774,7 @@
         <w:spacing w:after="0" w:before="0" w:line="240" w:lineRule="auto"/>
       </w:pPr>
       <w:rPr>
+        <w:rFonts w:eastAsia="黑体"/>
         <w:b/>
         <w:bCs/>
       </w:rPr>
@@ -6501,12 +6792,14 @@
     </w:tblStylePr>
     <w:tblStylePr w:type="firstCol">
       <w:rPr>
+        <w:rFonts w:eastAsia="黑体"/>
         <w:b/>
         <w:bCs/>
       </w:rPr>
     </w:tblStylePr>
     <w:tblStylePr w:type="lastCol">
       <w:rPr>
+        <w:rFonts w:eastAsia="黑体"/>
         <w:b/>
         <w:bCs/>
       </w:rPr>
@@ -6568,6 +6861,7 @@
         <w:spacing w:after="0" w:before="0" w:line="240" w:lineRule="auto"/>
       </w:pPr>
       <w:rPr>
+        <w:rFonts w:eastAsia="黑体"/>
         <w:b/>
         <w:bCs/>
         <w:color w:themeColor="background1" w:val="FFFFFF"/>
@@ -6590,6 +6884,7 @@
         <w:spacing w:after="0" w:before="0" w:line="240" w:lineRule="auto"/>
       </w:pPr>
       <w:rPr>
+        <w:rFonts w:eastAsia="黑体"/>
         <w:b/>
         <w:bCs/>
       </w:rPr>
@@ -6607,12 +6902,14 @@
     </w:tblStylePr>
     <w:tblStylePr w:type="firstCol">
       <w:rPr>
+        <w:rFonts w:eastAsia="黑体"/>
         <w:b/>
         <w:bCs/>
       </w:rPr>
     </w:tblStylePr>
     <w:tblStylePr w:type="lastCol">
       <w:rPr>
+        <w:rFonts w:eastAsia="黑体"/>
         <w:b/>
         <w:bCs/>
       </w:rPr>
@@ -6674,6 +6971,7 @@
         <w:spacing w:after="0" w:before="0" w:line="240" w:lineRule="auto"/>
       </w:pPr>
       <w:rPr>
+        <w:rFonts w:eastAsia="黑体"/>
         <w:b/>
         <w:bCs/>
         <w:color w:themeColor="background1" w:val="FFFFFF"/>
@@ -6696,6 +6994,7 @@
         <w:spacing w:after="0" w:before="0" w:line="240" w:lineRule="auto"/>
       </w:pPr>
       <w:rPr>
+        <w:rFonts w:eastAsia="黑体"/>
         <w:b/>
         <w:bCs/>
       </w:rPr>
@@ -6713,12 +7012,14 @@
     </w:tblStylePr>
     <w:tblStylePr w:type="firstCol">
       <w:rPr>
+        <w:rFonts w:eastAsia="黑体"/>
         <w:b/>
         <w:bCs/>
       </w:rPr>
     </w:tblStylePr>
     <w:tblStylePr w:type="lastCol">
       <w:rPr>
+        <w:rFonts w:eastAsia="黑体"/>
         <w:b/>
         <w:bCs/>
       </w:rPr>
@@ -6777,6 +7078,7 @@
         <w:spacing w:after="0" w:before="0" w:line="240" w:lineRule="auto"/>
       </w:pPr>
       <w:rPr>
+        <w:rFonts w:eastAsia="黑体"/>
         <w:b/>
         <w:bCs/>
         <w:color w:themeColor="background1" w:val="FFFFFF"/>
@@ -6799,6 +7101,7 @@
         <w:spacing w:after="0" w:before="0" w:line="240" w:lineRule="auto"/>
       </w:pPr>
       <w:rPr>
+        <w:rFonts w:eastAsia="黑体"/>
         <w:color w:val="auto"/>
       </w:rPr>
       <w:tblPr/>
@@ -6816,6 +7119,7 @@
     </w:tblStylePr>
     <w:tblStylePr w:type="firstCol">
       <w:rPr>
+        <w:rFonts w:eastAsia="黑体"/>
         <w:b/>
         <w:bCs/>
         <w:color w:themeColor="background1" w:val="FFFFFF"/>
@@ -6835,6 +7139,7 @@
     </w:tblStylePr>
     <w:tblStylePr w:type="lastCol">
       <w:rPr>
+        <w:rFonts w:eastAsia="黑体"/>
         <w:b/>
         <w:bCs/>
         <w:color w:themeColor="background1" w:val="FFFFFF"/>
@@ -6883,6 +7188,7 @@
     </w:tblStylePr>
     <w:tblStylePr w:type="nwCell">
       <w:rPr>
+        <w:rFonts w:eastAsia="黑体"/>
         <w:color w:themeColor="background1" w:val="FFFFFF"/>
       </w:rPr>
       <w:tblPr/>
@@ -6926,6 +7232,7 @@
         <w:spacing w:after="0" w:before="0" w:line="240" w:lineRule="auto"/>
       </w:pPr>
       <w:rPr>
+        <w:rFonts w:eastAsia="黑体"/>
         <w:b/>
         <w:bCs/>
         <w:color w:themeColor="background1" w:val="FFFFFF"/>
@@ -6948,6 +7255,7 @@
         <w:spacing w:after="0" w:before="0" w:line="240" w:lineRule="auto"/>
       </w:pPr>
       <w:rPr>
+        <w:rFonts w:eastAsia="黑体"/>
         <w:color w:val="auto"/>
       </w:rPr>
       <w:tblPr/>
@@ -6965,6 +7273,7 @@
     </w:tblStylePr>
     <w:tblStylePr w:type="firstCol">
       <w:rPr>
+        <w:rFonts w:eastAsia="黑体"/>
         <w:b/>
         <w:bCs/>
         <w:color w:themeColor="background1" w:val="FFFFFF"/>
@@ -6984,6 +7293,7 @@
     </w:tblStylePr>
     <w:tblStylePr w:type="lastCol">
       <w:rPr>
+        <w:rFonts w:eastAsia="黑体"/>
         <w:b/>
         <w:bCs/>
         <w:color w:themeColor="background1" w:val="FFFFFF"/>
@@ -7032,6 +7342,7 @@
     </w:tblStylePr>
     <w:tblStylePr w:type="nwCell">
       <w:rPr>
+        <w:rFonts w:eastAsia="黑体"/>
         <w:color w:themeColor="background1" w:val="FFFFFF"/>
       </w:rPr>
       <w:tblPr/>
@@ -7075,6 +7386,7 @@
         <w:spacing w:after="0" w:before="0" w:line="240" w:lineRule="auto"/>
       </w:pPr>
       <w:rPr>
+        <w:rFonts w:eastAsia="黑体"/>
         <w:b/>
         <w:bCs/>
         <w:color w:themeColor="background1" w:val="FFFFFF"/>
@@ -7097,6 +7409,7 @@
         <w:spacing w:after="0" w:before="0" w:line="240" w:lineRule="auto"/>
       </w:pPr>
       <w:rPr>
+        <w:rFonts w:eastAsia="黑体"/>
         <w:color w:val="auto"/>
       </w:rPr>
       <w:tblPr/>
@@ -7114,6 +7427,7 @@
     </w:tblStylePr>
     <w:tblStylePr w:type="firstCol">
       <w:rPr>
+        <w:rFonts w:eastAsia="黑体"/>
         <w:b/>
         <w:bCs/>
         <w:color w:themeColor="background1" w:val="FFFFFF"/>
@@ -7133,6 +7447,7 @@
     </w:tblStylePr>
     <w:tblStylePr w:type="lastCol">
       <w:rPr>
+        <w:rFonts w:eastAsia="黑体"/>
         <w:b/>
         <w:bCs/>
         <w:color w:themeColor="background1" w:val="FFFFFF"/>
@@ -7181,6 +7496,7 @@
     </w:tblStylePr>
     <w:tblStylePr w:type="nwCell">
       <w:rPr>
+        <w:rFonts w:eastAsia="黑体"/>
         <w:color w:themeColor="background1" w:val="FFFFFF"/>
       </w:rPr>
       <w:tblPr/>
@@ -7224,6 +7540,7 @@
         <w:spacing w:after="0" w:before="0" w:line="240" w:lineRule="auto"/>
       </w:pPr>
       <w:rPr>
+        <w:rFonts w:eastAsia="黑体"/>
         <w:b/>
         <w:bCs/>
         <w:color w:themeColor="background1" w:val="FFFFFF"/>
@@ -7246,6 +7563,7 @@
         <w:spacing w:after="0" w:before="0" w:line="240" w:lineRule="auto"/>
       </w:pPr>
       <w:rPr>
+        <w:rFonts w:eastAsia="黑体"/>
         <w:color w:val="auto"/>
       </w:rPr>
       <w:tblPr/>
@@ -7263,6 +7581,7 @@
     </w:tblStylePr>
     <w:tblStylePr w:type="firstCol">
       <w:rPr>
+        <w:rFonts w:eastAsia="黑体"/>
         <w:b/>
         <w:bCs/>
         <w:color w:themeColor="background1" w:val="FFFFFF"/>
@@ -7282,6 +7601,7 @@
     </w:tblStylePr>
     <w:tblStylePr w:type="lastCol">
       <w:rPr>
+        <w:rFonts w:eastAsia="黑体"/>
         <w:b/>
         <w:bCs/>
         <w:color w:themeColor="background1" w:val="FFFFFF"/>
@@ -7330,6 +7650,7 @@
     </w:tblStylePr>
     <w:tblStylePr w:type="nwCell">
       <w:rPr>
+        <w:rFonts w:eastAsia="黑体"/>
         <w:color w:themeColor="background1" w:val="FFFFFF"/>
       </w:rPr>
       <w:tblPr/>
@@ -7373,6 +7694,7 @@
         <w:spacing w:after="0" w:before="0" w:line="240" w:lineRule="auto"/>
       </w:pPr>
       <w:rPr>
+        <w:rFonts w:eastAsia="黑体"/>
         <w:b/>
         <w:bCs/>
         <w:color w:themeColor="background1" w:val="FFFFFF"/>
@@ -7395,6 +7717,7 @@
         <w:spacing w:after="0" w:before="0" w:line="240" w:lineRule="auto"/>
       </w:pPr>
       <w:rPr>
+        <w:rFonts w:eastAsia="黑体"/>
         <w:color w:val="auto"/>
       </w:rPr>
       <w:tblPr/>
@@ -7412,6 +7735,7 @@
     </w:tblStylePr>
     <w:tblStylePr w:type="firstCol">
       <w:rPr>
+        <w:rFonts w:eastAsia="黑体"/>
         <w:b/>
         <w:bCs/>
         <w:color w:themeColor="background1" w:val="FFFFFF"/>
@@ -7431,6 +7755,7 @@
     </w:tblStylePr>
     <w:tblStylePr w:type="lastCol">
       <w:rPr>
+        <w:rFonts w:eastAsia="黑体"/>
         <w:b/>
         <w:bCs/>
         <w:color w:themeColor="background1" w:val="FFFFFF"/>
@@ -7479,6 +7804,7 @@
     </w:tblStylePr>
     <w:tblStylePr w:type="nwCell">
       <w:rPr>
+        <w:rFonts w:eastAsia="黑体"/>
         <w:color w:themeColor="background1" w:val="FFFFFF"/>
       </w:rPr>
       <w:tblPr/>
@@ -7522,6 +7848,7 @@
         <w:spacing w:after="0" w:before="0" w:line="240" w:lineRule="auto"/>
       </w:pPr>
       <w:rPr>
+        <w:rFonts w:eastAsia="黑体"/>
         <w:b/>
         <w:bCs/>
         <w:color w:themeColor="background1" w:val="FFFFFF"/>
@@ -7544,6 +7871,7 @@
         <w:spacing w:after="0" w:before="0" w:line="240" w:lineRule="auto"/>
       </w:pPr>
       <w:rPr>
+        <w:rFonts w:eastAsia="黑体"/>
         <w:color w:val="auto"/>
       </w:rPr>
       <w:tblPr/>
@@ -7561,6 +7889,7 @@
     </w:tblStylePr>
     <w:tblStylePr w:type="firstCol">
       <w:rPr>
+        <w:rFonts w:eastAsia="黑体"/>
         <w:b/>
         <w:bCs/>
         <w:color w:themeColor="background1" w:val="FFFFFF"/>
@@ -7580,6 +7909,7 @@
     </w:tblStylePr>
     <w:tblStylePr w:type="lastCol">
       <w:rPr>
+        <w:rFonts w:eastAsia="黑体"/>
         <w:b/>
         <w:bCs/>
         <w:color w:themeColor="background1" w:val="FFFFFF"/>
@@ -7628,6 +7958,7 @@
     </w:tblStylePr>
     <w:tblStylePr w:type="nwCell">
       <w:rPr>
+        <w:rFonts w:eastAsia="黑体"/>
         <w:color w:themeColor="background1" w:val="FFFFFF"/>
       </w:rPr>
       <w:tblPr/>
@@ -7671,6 +8002,7 @@
         <w:spacing w:after="0" w:before="0" w:line="240" w:lineRule="auto"/>
       </w:pPr>
       <w:rPr>
+        <w:rFonts w:eastAsia="黑体"/>
         <w:b/>
         <w:bCs/>
         <w:color w:themeColor="background1" w:val="FFFFFF"/>
@@ -7693,6 +8025,7 @@
         <w:spacing w:after="0" w:before="0" w:line="240" w:lineRule="auto"/>
       </w:pPr>
       <w:rPr>
+        <w:rFonts w:eastAsia="黑体"/>
         <w:color w:val="auto"/>
       </w:rPr>
       <w:tblPr/>
@@ -7710,6 +8043,7 @@
     </w:tblStylePr>
     <w:tblStylePr w:type="firstCol">
       <w:rPr>
+        <w:rFonts w:eastAsia="黑体"/>
         <w:b/>
         <w:bCs/>
         <w:color w:themeColor="background1" w:val="FFFFFF"/>
@@ -7729,6 +8063,7 @@
     </w:tblStylePr>
     <w:tblStylePr w:type="lastCol">
       <w:rPr>
+        <w:rFonts w:eastAsia="黑体"/>
         <w:b/>
         <w:bCs/>
         <w:color w:themeColor="background1" w:val="FFFFFF"/>
@@ -7777,6 +8112,7 @@
     </w:tblStylePr>
     <w:tblStylePr w:type="nwCell">
       <w:rPr>
+        <w:rFonts w:eastAsia="黑体"/>
         <w:color w:themeColor="background1" w:val="FFFFFF"/>
       </w:rPr>
       <w:tblPr/>
@@ -7801,6 +8137,7 @@
       <w:spacing w:after="0" w:line="240" w:lineRule="auto"/>
     </w:pPr>
     <w:rPr>
+      <w:rFonts w:eastAsia="黑体"/>
       <w:color w:themeColor="text1" w:val="000000"/>
     </w:rPr>
     <w:tblPr>
@@ -7820,7 +8157,7 @@
     </w:tblPr>
     <w:tblStylePr w:type="firstRow">
       <w:rPr>
-        <w:rFonts w:asciiTheme="majorHAnsi" w:cstheme="majorBidi" w:eastAsiaTheme="majorEastAsia" w:hAnsiTheme="majorHAnsi"/>
+        <w:rFonts w:asciiTheme="majorHAnsi" w:cstheme="majorBidi" w:hAnsiTheme="majorHAnsi" w:eastAsia="黑体"/>
       </w:rPr>
       <w:tblPr/>
       <w:tcPr>
@@ -7832,6 +8169,7 @@
     </w:tblStylePr>
     <w:tblStylePr w:type="lastRow">
       <w:rPr>
+        <w:rFonts w:eastAsia="黑体"/>
         <w:b/>
         <w:bCs/>
         <w:color w:themeColor="text2" w:val="1F497D"/>
@@ -7846,12 +8184,14 @@
     </w:tblStylePr>
     <w:tblStylePr w:type="firstCol">
       <w:rPr>
+        <w:rFonts w:eastAsia="黑体"/>
         <w:b/>
         <w:bCs/>
       </w:rPr>
     </w:tblStylePr>
     <w:tblStylePr w:type="lastCol">
       <w:rPr>
+        <w:rFonts w:eastAsia="黑体"/>
         <w:b/>
         <w:bCs/>
       </w:rPr>
@@ -7885,6 +8225,7 @@
       <w:spacing w:after="0" w:line="240" w:lineRule="auto"/>
     </w:pPr>
     <w:rPr>
+      <w:rFonts w:eastAsia="黑体"/>
       <w:color w:themeColor="text1" w:val="000000"/>
     </w:rPr>
     <w:tblPr>
@@ -7904,7 +8245,7 @@
     </w:tblPr>
     <w:tblStylePr w:type="firstRow">
       <w:rPr>
-        <w:rFonts w:asciiTheme="majorHAnsi" w:cstheme="majorBidi" w:eastAsiaTheme="majorEastAsia" w:hAnsiTheme="majorHAnsi"/>
+        <w:rFonts w:asciiTheme="majorHAnsi" w:cstheme="majorBidi" w:hAnsiTheme="majorHAnsi" w:eastAsia="黑体"/>
       </w:rPr>
       <w:tblPr/>
       <w:tcPr>
@@ -7916,6 +8257,7 @@
     </w:tblStylePr>
     <w:tblStylePr w:type="lastRow">
       <w:rPr>
+        <w:rFonts w:eastAsia="黑体"/>
         <w:b/>
         <w:bCs/>
         <w:color w:themeColor="text2" w:val="1F497D"/>
@@ -7930,12 +8272,14 @@
     </w:tblStylePr>
     <w:tblStylePr w:type="firstCol">
       <w:rPr>
+        <w:rFonts w:eastAsia="黑体"/>
         <w:b/>
         <w:bCs/>
       </w:rPr>
     </w:tblStylePr>
     <w:tblStylePr w:type="lastCol">
       <w:rPr>
+        <w:rFonts w:eastAsia="黑体"/>
         <w:b/>
         <w:bCs/>
       </w:rPr>
@@ -7969,6 +8313,7 @@
       <w:spacing w:after="0" w:line="240" w:lineRule="auto"/>
     </w:pPr>
     <w:rPr>
+      <w:rFonts w:eastAsia="黑体"/>
       <w:color w:themeColor="text1" w:val="000000"/>
     </w:rPr>
     <w:tblPr>
@@ -7988,7 +8333,7 @@
     </w:tblPr>
     <w:tblStylePr w:type="firstRow">
       <w:rPr>
-        <w:rFonts w:asciiTheme="majorHAnsi" w:cstheme="majorBidi" w:eastAsiaTheme="majorEastAsia" w:hAnsiTheme="majorHAnsi"/>
+        <w:rFonts w:asciiTheme="majorHAnsi" w:cstheme="majorBidi" w:hAnsiTheme="majorHAnsi" w:eastAsia="黑体"/>
       </w:rPr>
       <w:tblPr/>
       <w:tcPr>
@@ -8000,6 +8345,7 @@
     </w:tblStylePr>
     <w:tblStylePr w:type="lastRow">
       <w:rPr>
+        <w:rFonts w:eastAsia="黑体"/>
         <w:b/>
         <w:bCs/>
         <w:color w:themeColor="text2" w:val="1F497D"/>
@@ -8014,12 +8360,14 @@
     </w:tblStylePr>
     <w:tblStylePr w:type="firstCol">
       <w:rPr>
+        <w:rFonts w:eastAsia="黑体"/>
         <w:b/>
         <w:bCs/>
       </w:rPr>
     </w:tblStylePr>
     <w:tblStylePr w:type="lastCol">
       <w:rPr>
+        <w:rFonts w:eastAsia="黑体"/>
         <w:b/>
         <w:bCs/>
       </w:rPr>
@@ -8053,6 +8401,7 @@
       <w:spacing w:after="0" w:line="240" w:lineRule="auto"/>
     </w:pPr>
     <w:rPr>
+      <w:rFonts w:eastAsia="黑体"/>
       <w:color w:themeColor="text1" w:val="000000"/>
     </w:rPr>
     <w:tblPr>
@@ -8072,7 +8421,7 @@
     </w:tblPr>
     <w:tblStylePr w:type="firstRow">
       <w:rPr>
-        <w:rFonts w:asciiTheme="majorHAnsi" w:cstheme="majorBidi" w:eastAsiaTheme="majorEastAsia" w:hAnsiTheme="majorHAnsi"/>
+        <w:rFonts w:asciiTheme="majorHAnsi" w:cstheme="majorBidi" w:hAnsiTheme="majorHAnsi" w:eastAsia="黑体"/>
       </w:rPr>
       <w:tblPr/>
       <w:tcPr>
@@ -8084,6 +8433,7 @@
     </w:tblStylePr>
     <w:tblStylePr w:type="lastRow">
       <w:rPr>
+        <w:rFonts w:eastAsia="黑体"/>
         <w:b/>
         <w:bCs/>
         <w:color w:themeColor="text2" w:val="1F497D"/>
@@ -8098,12 +8448,14 @@
     </w:tblStylePr>
     <w:tblStylePr w:type="firstCol">
       <w:rPr>
+        <w:rFonts w:eastAsia="黑体"/>
         <w:b/>
         <w:bCs/>
       </w:rPr>
     </w:tblStylePr>
     <w:tblStylePr w:type="lastCol">
       <w:rPr>
+        <w:rFonts w:eastAsia="黑体"/>
         <w:b/>
         <w:bCs/>
       </w:rPr>
@@ -8137,6 +8489,7 @@
       <w:spacing w:after="0" w:line="240" w:lineRule="auto"/>
     </w:pPr>
     <w:rPr>
+      <w:rFonts w:eastAsia="黑体"/>
       <w:color w:themeColor="text1" w:val="000000"/>
     </w:rPr>
     <w:tblPr>
@@ -8156,7 +8509,7 @@
     </w:tblPr>
     <w:tblStylePr w:type="firstRow">
       <w:rPr>
-        <w:rFonts w:asciiTheme="majorHAnsi" w:cstheme="majorBidi" w:eastAsiaTheme="majorEastAsia" w:hAnsiTheme="majorHAnsi"/>
+        <w:rFonts w:asciiTheme="majorHAnsi" w:cstheme="majorBidi" w:hAnsiTheme="majorHAnsi" w:eastAsia="黑体"/>
       </w:rPr>
       <w:tblPr/>
       <w:tcPr>
@@ -8168,6 +8521,7 @@
     </w:tblStylePr>
     <w:tblStylePr w:type="lastRow">
       <w:rPr>
+        <w:rFonts w:eastAsia="黑体"/>
         <w:b/>
         <w:bCs/>
         <w:color w:themeColor="text2" w:val="1F497D"/>
@@ -8182,12 +8536,14 @@
     </w:tblStylePr>
     <w:tblStylePr w:type="firstCol">
       <w:rPr>
+        <w:rFonts w:eastAsia="黑体"/>
         <w:b/>
         <w:bCs/>
       </w:rPr>
     </w:tblStylePr>
     <w:tblStylePr w:type="lastCol">
       <w:rPr>
+        <w:rFonts w:eastAsia="黑体"/>
         <w:b/>
         <w:bCs/>
       </w:rPr>
@@ -8221,6 +8577,7 @@
       <w:spacing w:after="0" w:line="240" w:lineRule="auto"/>
     </w:pPr>
     <w:rPr>
+      <w:rFonts w:eastAsia="黑体"/>
       <w:color w:themeColor="text1" w:val="000000"/>
     </w:rPr>
     <w:tblPr>
@@ -8240,7 +8597,7 @@
     </w:tblPr>
     <w:tblStylePr w:type="firstRow">
       <w:rPr>
-        <w:rFonts w:asciiTheme="majorHAnsi" w:cstheme="majorBidi" w:eastAsiaTheme="majorEastAsia" w:hAnsiTheme="majorHAnsi"/>
+        <w:rFonts w:asciiTheme="majorHAnsi" w:cstheme="majorBidi" w:hAnsiTheme="majorHAnsi" w:eastAsia="黑体"/>
       </w:rPr>
       <w:tblPr/>
       <w:tcPr>
@@ -8252,6 +8609,7 @@
     </w:tblStylePr>
     <w:tblStylePr w:type="lastRow">
       <w:rPr>
+        <w:rFonts w:eastAsia="黑体"/>
         <w:b/>
         <w:bCs/>
         <w:color w:themeColor="text2" w:val="1F497D"/>
@@ -8266,12 +8624,14 @@
     </w:tblStylePr>
     <w:tblStylePr w:type="firstCol">
       <w:rPr>
+        <w:rFonts w:eastAsia="黑体"/>
         <w:b/>
         <w:bCs/>
       </w:rPr>
     </w:tblStylePr>
     <w:tblStylePr w:type="lastCol">
       <w:rPr>
+        <w:rFonts w:eastAsia="黑体"/>
         <w:b/>
         <w:bCs/>
       </w:rPr>
@@ -8305,6 +8665,7 @@
       <w:spacing w:after="0" w:line="240" w:lineRule="auto"/>
     </w:pPr>
     <w:rPr>
+      <w:rFonts w:eastAsia="黑体"/>
       <w:color w:themeColor="text1" w:val="000000"/>
     </w:rPr>
     <w:tblPr>
@@ -8324,7 +8685,7 @@
     </w:tblPr>
     <w:tblStylePr w:type="firstRow">
       <w:rPr>
-        <w:rFonts w:asciiTheme="majorHAnsi" w:cstheme="majorBidi" w:eastAsiaTheme="majorEastAsia" w:hAnsiTheme="majorHAnsi"/>
+        <w:rFonts w:asciiTheme="majorHAnsi" w:cstheme="majorBidi" w:hAnsiTheme="majorHAnsi" w:eastAsia="黑体"/>
       </w:rPr>
       <w:tblPr/>
       <w:tcPr>
@@ -8336,6 +8697,7 @@
     </w:tblStylePr>
     <w:tblStylePr w:type="lastRow">
       <w:rPr>
+        <w:rFonts w:eastAsia="黑体"/>
         <w:b/>
         <w:bCs/>
         <w:color w:themeColor="text2" w:val="1F497D"/>
@@ -8350,12 +8712,14 @@
     </w:tblStylePr>
     <w:tblStylePr w:type="firstCol">
       <w:rPr>
+        <w:rFonts w:eastAsia="黑体"/>
         <w:b/>
         <w:bCs/>
       </w:rPr>
     </w:tblStylePr>
     <w:tblStylePr w:type="lastCol">
       <w:rPr>
+        <w:rFonts w:eastAsia="黑体"/>
         <w:b/>
         <w:bCs/>
       </w:rPr>
@@ -8389,7 +8753,7 @@
       <w:spacing w:after="0" w:line="240" w:lineRule="auto"/>
     </w:pPr>
     <w:rPr>
-      <w:rFonts w:asciiTheme="majorHAnsi" w:cstheme="majorBidi" w:eastAsiaTheme="majorEastAsia" w:hAnsiTheme="majorHAnsi"/>
+      <w:rFonts w:asciiTheme="majorHAnsi" w:cstheme="majorBidi" w:hAnsiTheme="majorHAnsi" w:eastAsia="黑体"/>
       <w:color w:themeColor="text1" w:val="000000"/>
     </w:rPr>
     <w:tblPr>
@@ -8411,6 +8775,7 @@
     </w:tblPr>
     <w:tblStylePr w:type="firstRow">
       <w:rPr>
+        <w:rFonts w:eastAsia="黑体"/>
         <w:sz w:val="24"/>
         <w:szCs w:val="24"/>
       </w:rPr>
@@ -8517,7 +8882,7 @@
       <w:spacing w:after="0" w:line="240" w:lineRule="auto"/>
     </w:pPr>
     <w:rPr>
-      <w:rFonts w:asciiTheme="majorHAnsi" w:cstheme="majorBidi" w:eastAsiaTheme="majorEastAsia" w:hAnsiTheme="majorHAnsi"/>
+      <w:rFonts w:asciiTheme="majorHAnsi" w:cstheme="majorBidi" w:hAnsiTheme="majorHAnsi" w:eastAsia="黑体"/>
       <w:color w:themeColor="text1" w:val="000000"/>
     </w:rPr>
     <w:tblPr>
@@ -8539,6 +8904,7 @@
     </w:tblPr>
     <w:tblStylePr w:type="firstRow">
       <w:rPr>
+        <w:rFonts w:eastAsia="黑体"/>
         <w:sz w:val="24"/>
         <w:szCs w:val="24"/>
       </w:rPr>
@@ -8645,7 +9011,7 @@
       <w:spacing w:after="0" w:line="240" w:lineRule="auto"/>
     </w:pPr>
     <w:rPr>
-      <w:rFonts w:asciiTheme="majorHAnsi" w:cstheme="majorBidi" w:eastAsiaTheme="majorEastAsia" w:hAnsiTheme="majorHAnsi"/>
+      <w:rFonts w:asciiTheme="majorHAnsi" w:cstheme="majorBidi" w:hAnsiTheme="majorHAnsi" w:eastAsia="黑体"/>
       <w:color w:themeColor="text1" w:val="000000"/>
     </w:rPr>
     <w:tblPr>
@@ -8667,6 +9033,7 @@
     </w:tblPr>
     <w:tblStylePr w:type="firstRow">
       <w:rPr>
+        <w:rFonts w:eastAsia="黑体"/>
         <w:sz w:val="24"/>
         <w:szCs w:val="24"/>
       </w:rPr>
@@ -8773,7 +9140,7 @@
       <w:spacing w:after="0" w:line="240" w:lineRule="auto"/>
     </w:pPr>
     <w:rPr>
-      <w:rFonts w:asciiTheme="majorHAnsi" w:cstheme="majorBidi" w:eastAsiaTheme="majorEastAsia" w:hAnsiTheme="majorHAnsi"/>
+      <w:rFonts w:asciiTheme="majorHAnsi" w:cstheme="majorBidi" w:hAnsiTheme="majorHAnsi" w:eastAsia="黑体"/>
       <w:color w:themeColor="text1" w:val="000000"/>
     </w:rPr>
     <w:tblPr>
@@ -8795,6 +9162,7 @@
     </w:tblPr>
     <w:tblStylePr w:type="firstRow">
       <w:rPr>
+        <w:rFonts w:eastAsia="黑体"/>
         <w:sz w:val="24"/>
         <w:szCs w:val="24"/>
       </w:rPr>
@@ -8901,7 +9269,7 @@
       <w:spacing w:after="0" w:line="240" w:lineRule="auto"/>
     </w:pPr>
     <w:rPr>
-      <w:rFonts w:asciiTheme="majorHAnsi" w:cstheme="majorBidi" w:eastAsiaTheme="majorEastAsia" w:hAnsiTheme="majorHAnsi"/>
+      <w:rFonts w:asciiTheme="majorHAnsi" w:cstheme="majorBidi" w:hAnsiTheme="majorHAnsi" w:eastAsia="黑体"/>
       <w:color w:themeColor="text1" w:val="000000"/>
     </w:rPr>
     <w:tblPr>
@@ -8923,6 +9291,7 @@
     </w:tblPr>
     <w:tblStylePr w:type="firstRow">
       <w:rPr>
+        <w:rFonts w:eastAsia="黑体"/>
         <w:sz w:val="24"/>
         <w:szCs w:val="24"/>
       </w:rPr>
@@ -9029,7 +9398,7 @@
       <w:spacing w:after="0" w:line="240" w:lineRule="auto"/>
     </w:pPr>
     <w:rPr>
-      <w:rFonts w:asciiTheme="majorHAnsi" w:cstheme="majorBidi" w:eastAsiaTheme="majorEastAsia" w:hAnsiTheme="majorHAnsi"/>
+      <w:rFonts w:asciiTheme="majorHAnsi" w:cstheme="majorBidi" w:hAnsiTheme="majorHAnsi" w:eastAsia="黑体"/>
       <w:color w:themeColor="text1" w:val="000000"/>
     </w:rPr>
     <w:tblPr>
@@ -9051,6 +9420,7 @@
     </w:tblPr>
     <w:tblStylePr w:type="firstRow">
       <w:rPr>
+        <w:rFonts w:eastAsia="黑体"/>
         <w:sz w:val="24"/>
         <w:szCs w:val="24"/>
       </w:rPr>
@@ -9157,7 +9527,7 @@
       <w:spacing w:after="0" w:line="240" w:lineRule="auto"/>
     </w:pPr>
     <w:rPr>
-      <w:rFonts w:asciiTheme="majorHAnsi" w:cstheme="majorBidi" w:eastAsiaTheme="majorEastAsia" w:hAnsiTheme="majorHAnsi"/>
+      <w:rFonts w:asciiTheme="majorHAnsi" w:cstheme="majorBidi" w:hAnsiTheme="majorHAnsi" w:eastAsia="黑体"/>
       <w:color w:themeColor="text1" w:val="000000"/>
     </w:rPr>
     <w:tblPr>
@@ -9179,6 +9549,7 @@
     </w:tblPr>
     <w:tblStylePr w:type="firstRow">
       <w:rPr>
+        <w:rFonts w:eastAsia="黑体"/>
         <w:sz w:val="24"/>
         <w:szCs w:val="24"/>
       </w:rPr>
@@ -9308,12 +9679,14 @@
     </w:tcPr>
     <w:tblStylePr w:type="firstRow">
       <w:rPr>
+        <w:rFonts w:eastAsia="黑体"/>
         <w:b/>
         <w:bCs/>
       </w:rPr>
     </w:tblStylePr>
     <w:tblStylePr w:type="lastRow">
       <w:rPr>
+        <w:rFonts w:eastAsia="黑体"/>
         <w:b/>
         <w:bCs/>
       </w:rPr>
@@ -9326,12 +9699,14 @@
     </w:tblStylePr>
     <w:tblStylePr w:type="firstCol">
       <w:rPr>
+        <w:rFonts w:eastAsia="黑体"/>
         <w:b/>
         <w:bCs/>
       </w:rPr>
     </w:tblStylePr>
     <w:tblStylePr w:type="lastCol">
       <w:rPr>
+        <w:rFonts w:eastAsia="黑体"/>
         <w:b/>
         <w:bCs/>
       </w:rPr>
@@ -9381,12 +9756,14 @@
     </w:tcPr>
     <w:tblStylePr w:type="firstRow">
       <w:rPr>
+        <w:rFonts w:eastAsia="黑体"/>
         <w:b/>
         <w:bCs/>
       </w:rPr>
     </w:tblStylePr>
     <w:tblStylePr w:type="lastRow">
       <w:rPr>
+        <w:rFonts w:eastAsia="黑体"/>
         <w:b/>
         <w:bCs/>
       </w:rPr>
@@ -9399,12 +9776,14 @@
     </w:tblStylePr>
     <w:tblStylePr w:type="firstCol">
       <w:rPr>
+        <w:rFonts w:eastAsia="黑体"/>
         <w:b/>
         <w:bCs/>
       </w:rPr>
     </w:tblStylePr>
     <w:tblStylePr w:type="lastCol">
       <w:rPr>
+        <w:rFonts w:eastAsia="黑体"/>
         <w:b/>
         <w:bCs/>
       </w:rPr>
@@ -9454,12 +9833,14 @@
     </w:tcPr>
     <w:tblStylePr w:type="firstRow">
       <w:rPr>
+        <w:rFonts w:eastAsia="黑体"/>
         <w:b/>
         <w:bCs/>
       </w:rPr>
     </w:tblStylePr>
     <w:tblStylePr w:type="lastRow">
       <w:rPr>
+        <w:rFonts w:eastAsia="黑体"/>
         <w:b/>
         <w:bCs/>
       </w:rPr>
@@ -9472,12 +9853,14 @@
     </w:tblStylePr>
     <w:tblStylePr w:type="firstCol">
       <w:rPr>
+        <w:rFonts w:eastAsia="黑体"/>
         <w:b/>
         <w:bCs/>
       </w:rPr>
     </w:tblStylePr>
     <w:tblStylePr w:type="lastCol">
       <w:rPr>
+        <w:rFonts w:eastAsia="黑体"/>
         <w:b/>
         <w:bCs/>
       </w:rPr>
@@ -9527,12 +9910,14 @@
     </w:tcPr>
     <w:tblStylePr w:type="firstRow">
       <w:rPr>
+        <w:rFonts w:eastAsia="黑体"/>
         <w:b/>
         <w:bCs/>
       </w:rPr>
     </w:tblStylePr>
     <w:tblStylePr w:type="lastRow">
       <w:rPr>
+        <w:rFonts w:eastAsia="黑体"/>
         <w:b/>
         <w:bCs/>
       </w:rPr>
@@ -9545,12 +9930,14 @@
     </w:tblStylePr>
     <w:tblStylePr w:type="firstCol">
       <w:rPr>
+        <w:rFonts w:eastAsia="黑体"/>
         <w:b/>
         <w:bCs/>
       </w:rPr>
     </w:tblStylePr>
     <w:tblStylePr w:type="lastCol">
       <w:rPr>
+        <w:rFonts w:eastAsia="黑体"/>
         <w:b/>
         <w:bCs/>
       </w:rPr>
@@ -9600,12 +9987,14 @@
     </w:tcPr>
     <w:tblStylePr w:type="firstRow">
       <w:rPr>
+        <w:rFonts w:eastAsia="黑体"/>
         <w:b/>
         <w:bCs/>
       </w:rPr>
     </w:tblStylePr>
     <w:tblStylePr w:type="lastRow">
       <w:rPr>
+        <w:rFonts w:eastAsia="黑体"/>
         <w:b/>
         <w:bCs/>
       </w:rPr>
@@ -9618,12 +10007,14 @@
     </w:tblStylePr>
     <w:tblStylePr w:type="firstCol">
       <w:rPr>
+        <w:rFonts w:eastAsia="黑体"/>
         <w:b/>
         <w:bCs/>
       </w:rPr>
     </w:tblStylePr>
     <w:tblStylePr w:type="lastCol">
       <w:rPr>
+        <w:rFonts w:eastAsia="黑体"/>
         <w:b/>
         <w:bCs/>
       </w:rPr>
@@ -9673,12 +10064,14 @@
     </w:tcPr>
     <w:tblStylePr w:type="firstRow">
       <w:rPr>
+        <w:rFonts w:eastAsia="黑体"/>
         <w:b/>
         <w:bCs/>
       </w:rPr>
     </w:tblStylePr>
     <w:tblStylePr w:type="lastRow">
       <w:rPr>
+        <w:rFonts w:eastAsia="黑体"/>
         <w:b/>
         <w:bCs/>
       </w:rPr>
@@ -9691,12 +10084,14 @@
     </w:tblStylePr>
     <w:tblStylePr w:type="firstCol">
       <w:rPr>
+        <w:rFonts w:eastAsia="黑体"/>
         <w:b/>
         <w:bCs/>
       </w:rPr>
     </w:tblStylePr>
     <w:tblStylePr w:type="lastCol">
       <w:rPr>
+        <w:rFonts w:eastAsia="黑体"/>
         <w:b/>
         <w:bCs/>
       </w:rPr>
@@ -9746,12 +10141,14 @@
     </w:tcPr>
     <w:tblStylePr w:type="firstRow">
       <w:rPr>
+        <w:rFonts w:eastAsia="黑体"/>
         <w:b/>
         <w:bCs/>
       </w:rPr>
     </w:tblStylePr>
     <w:tblStylePr w:type="lastRow">
       <w:rPr>
+        <w:rFonts w:eastAsia="黑体"/>
         <w:b/>
         <w:bCs/>
       </w:rPr>
@@ -9764,12 +10161,14 @@
     </w:tblStylePr>
     <w:tblStylePr w:type="firstCol">
       <w:rPr>
+        <w:rFonts w:eastAsia="黑体"/>
         <w:b/>
         <w:bCs/>
       </w:rPr>
     </w:tblStylePr>
     <w:tblStylePr w:type="lastCol">
       <w:rPr>
+        <w:rFonts w:eastAsia="黑体"/>
         <w:b/>
         <w:bCs/>
       </w:rPr>
@@ -9796,7 +10195,7 @@
       <w:spacing w:after="0" w:line="240" w:lineRule="auto"/>
     </w:pPr>
     <w:rPr>
-      <w:rFonts w:asciiTheme="majorHAnsi" w:cstheme="majorBidi" w:eastAsiaTheme="majorEastAsia" w:hAnsiTheme="majorHAnsi"/>
+      <w:rFonts w:asciiTheme="majorHAnsi" w:cstheme="majorBidi" w:hAnsiTheme="majorHAnsi" w:eastAsia="黑体"/>
       <w:color w:themeColor="text1" w:val="000000"/>
     </w:rPr>
     <w:tblPr>
@@ -9823,6 +10222,7 @@
     </w:tcPr>
     <w:tblStylePr w:type="firstRow">
       <w:rPr>
+        <w:rFonts w:eastAsia="黑体"/>
         <w:b/>
         <w:bCs/>
         <w:color w:themeColor="text1" w:val="000000"/>
@@ -9834,6 +10234,7 @@
     </w:tblStylePr>
     <w:tblStylePr w:type="lastRow">
       <w:rPr>
+        <w:rFonts w:eastAsia="黑体"/>
         <w:b/>
         <w:bCs/>
         <w:color w:themeColor="text1" w:val="000000"/>
@@ -9853,6 +10254,7 @@
     </w:tblStylePr>
     <w:tblStylePr w:type="firstCol">
       <w:rPr>
+        <w:rFonts w:eastAsia="黑体"/>
         <w:b/>
         <w:bCs/>
         <w:color w:themeColor="text1" w:val="000000"/>
@@ -9872,6 +10274,7 @@
     </w:tblStylePr>
     <w:tblStylePr w:type="lastCol">
       <w:rPr>
+        <w:rFonts w:eastAsia="黑体"/>
         <w:b w:val="0"/>
         <w:bCs w:val="0"/>
         <w:color w:themeColor="text1" w:val="000000"/>
@@ -9921,7 +10324,7 @@
       <w:spacing w:after="0" w:line="240" w:lineRule="auto"/>
     </w:pPr>
     <w:rPr>
-      <w:rFonts w:asciiTheme="majorHAnsi" w:cstheme="majorBidi" w:eastAsiaTheme="majorEastAsia" w:hAnsiTheme="majorHAnsi"/>
+      <w:rFonts w:asciiTheme="majorHAnsi" w:cstheme="majorBidi" w:hAnsiTheme="majorHAnsi" w:eastAsia="黑体"/>
       <w:color w:themeColor="text1" w:val="000000"/>
     </w:rPr>
     <w:tblPr>
@@ -9948,6 +10351,7 @@
     </w:tcPr>
     <w:tblStylePr w:type="firstRow">
       <w:rPr>
+        <w:rFonts w:eastAsia="黑体"/>
         <w:b/>
         <w:bCs/>
         <w:color w:themeColor="text1" w:val="000000"/>
@@ -9959,6 +10363,7 @@
     </w:tblStylePr>
     <w:tblStylePr w:type="lastRow">
       <w:rPr>
+        <w:rFonts w:eastAsia="黑体"/>
         <w:b/>
         <w:bCs/>
         <w:color w:themeColor="text1" w:val="000000"/>
@@ -9978,6 +10383,7 @@
     </w:tblStylePr>
     <w:tblStylePr w:type="firstCol">
       <w:rPr>
+        <w:rFonts w:eastAsia="黑体"/>
         <w:b/>
         <w:bCs/>
         <w:color w:themeColor="text1" w:val="000000"/>
@@ -9997,6 +10403,7 @@
     </w:tblStylePr>
     <w:tblStylePr w:type="lastCol">
       <w:rPr>
+        <w:rFonts w:eastAsia="黑体"/>
         <w:b w:val="0"/>
         <w:bCs w:val="0"/>
         <w:color w:themeColor="text1" w:val="000000"/>
@@ -10046,7 +10453,7 @@
       <w:spacing w:after="0" w:line="240" w:lineRule="auto"/>
     </w:pPr>
     <w:rPr>
-      <w:rFonts w:asciiTheme="majorHAnsi" w:cstheme="majorBidi" w:eastAsiaTheme="majorEastAsia" w:hAnsiTheme="majorHAnsi"/>
+      <w:rFonts w:asciiTheme="majorHAnsi" w:cstheme="majorBidi" w:hAnsiTheme="majorHAnsi" w:eastAsia="黑体"/>
       <w:color w:themeColor="text1" w:val="000000"/>
     </w:rPr>
     <w:tblPr>
@@ -10073,6 +10480,7 @@
     </w:tcPr>
     <w:tblStylePr w:type="firstRow">
       <w:rPr>
+        <w:rFonts w:eastAsia="黑体"/>
         <w:b/>
         <w:bCs/>
         <w:color w:themeColor="text1" w:val="000000"/>
@@ -10084,6 +10492,7 @@
     </w:tblStylePr>
     <w:tblStylePr w:type="lastRow">
       <w:rPr>
+        <w:rFonts w:eastAsia="黑体"/>
         <w:b/>
         <w:bCs/>
         <w:color w:themeColor="text1" w:val="000000"/>
@@ -10103,6 +10512,7 @@
     </w:tblStylePr>
     <w:tblStylePr w:type="firstCol">
       <w:rPr>
+        <w:rFonts w:eastAsia="黑体"/>
         <w:b/>
         <w:bCs/>
         <w:color w:themeColor="text1" w:val="000000"/>
@@ -10122,6 +10532,7 @@
     </w:tblStylePr>
     <w:tblStylePr w:type="lastCol">
       <w:rPr>
+        <w:rFonts w:eastAsia="黑体"/>
         <w:b w:val="0"/>
         <w:bCs w:val="0"/>
         <w:color w:themeColor="text1" w:val="000000"/>
@@ -10171,7 +10582,7 @@
       <w:spacing w:after="0" w:line="240" w:lineRule="auto"/>
     </w:pPr>
     <w:rPr>
-      <w:rFonts w:asciiTheme="majorHAnsi" w:cstheme="majorBidi" w:eastAsiaTheme="majorEastAsia" w:hAnsiTheme="majorHAnsi"/>
+      <w:rFonts w:asciiTheme="majorHAnsi" w:cstheme="majorBidi" w:hAnsiTheme="majorHAnsi" w:eastAsia="黑体"/>
       <w:color w:themeColor="text1" w:val="000000"/>
     </w:rPr>
     <w:tblPr>
@@ -10198,6 +10609,7 @@
     </w:tcPr>
     <w:tblStylePr w:type="firstRow">
       <w:rPr>
+        <w:rFonts w:eastAsia="黑体"/>
         <w:b/>
         <w:bCs/>
         <w:color w:themeColor="text1" w:val="000000"/>
@@ -10209,6 +10621,7 @@
     </w:tblStylePr>
     <w:tblStylePr w:type="lastRow">
       <w:rPr>
+        <w:rFonts w:eastAsia="黑体"/>
         <w:b/>
         <w:bCs/>
         <w:color w:themeColor="text1" w:val="000000"/>
@@ -10228,6 +10641,7 @@
     </w:tblStylePr>
     <w:tblStylePr w:type="firstCol">
       <w:rPr>
+        <w:rFonts w:eastAsia="黑体"/>
         <w:b/>
         <w:bCs/>
         <w:color w:themeColor="text1" w:val="000000"/>
@@ -10247,6 +10661,7 @@
     </w:tblStylePr>
     <w:tblStylePr w:type="lastCol">
       <w:rPr>
+        <w:rFonts w:eastAsia="黑体"/>
         <w:b w:val="0"/>
         <w:bCs w:val="0"/>
         <w:color w:themeColor="text1" w:val="000000"/>
@@ -10296,7 +10711,7 @@
       <w:spacing w:after="0" w:line="240" w:lineRule="auto"/>
     </w:pPr>
     <w:rPr>
-      <w:rFonts w:asciiTheme="majorHAnsi" w:cstheme="majorBidi" w:eastAsiaTheme="majorEastAsia" w:hAnsiTheme="majorHAnsi"/>
+      <w:rFonts w:asciiTheme="majorHAnsi" w:cstheme="majorBidi" w:hAnsiTheme="majorHAnsi" w:eastAsia="黑体"/>
       <w:color w:themeColor="text1" w:val="000000"/>
     </w:rPr>
     <w:tblPr>
@@ -10323,6 +10738,7 @@
     </w:tcPr>
     <w:tblStylePr w:type="firstRow">
       <w:rPr>
+        <w:rFonts w:eastAsia="黑体"/>
         <w:b/>
         <w:bCs/>
         <w:color w:themeColor="text1" w:val="000000"/>
@@ -10334,6 +10750,7 @@
     </w:tblStylePr>
     <w:tblStylePr w:type="lastRow">
       <w:rPr>
+        <w:rFonts w:eastAsia="黑体"/>
         <w:b/>
         <w:bCs/>
         <w:color w:themeColor="text1" w:val="000000"/>
@@ -10353,6 +10770,7 @@
     </w:tblStylePr>
     <w:tblStylePr w:type="firstCol">
       <w:rPr>
+        <w:rFonts w:eastAsia="黑体"/>
         <w:b/>
         <w:bCs/>
         <w:color w:themeColor="text1" w:val="000000"/>
@@ -10372,6 +10790,7 @@
     </w:tblStylePr>
     <w:tblStylePr w:type="lastCol">
       <w:rPr>
+        <w:rFonts w:eastAsia="黑体"/>
         <w:b w:val="0"/>
         <w:bCs w:val="0"/>
         <w:color w:themeColor="text1" w:val="000000"/>
@@ -10421,7 +10840,7 @@
       <w:spacing w:after="0" w:line="240" w:lineRule="auto"/>
     </w:pPr>
     <w:rPr>
-      <w:rFonts w:asciiTheme="majorHAnsi" w:cstheme="majorBidi" w:eastAsiaTheme="majorEastAsia" w:hAnsiTheme="majorHAnsi"/>
+      <w:rFonts w:asciiTheme="majorHAnsi" w:cstheme="majorBidi" w:hAnsiTheme="majorHAnsi" w:eastAsia="黑体"/>
       <w:color w:themeColor="text1" w:val="000000"/>
     </w:rPr>
     <w:tblPr>
@@ -10448,6 +10867,7 @@
     </w:tcPr>
     <w:tblStylePr w:type="firstRow">
       <w:rPr>
+        <w:rFonts w:eastAsia="黑体"/>
         <w:b/>
         <w:bCs/>
         <w:color w:themeColor="text1" w:val="000000"/>
@@ -10459,6 +10879,7 @@
     </w:tblStylePr>
     <w:tblStylePr w:type="lastRow">
       <w:rPr>
+        <w:rFonts w:eastAsia="黑体"/>
         <w:b/>
         <w:bCs/>
         <w:color w:themeColor="text1" w:val="000000"/>
@@ -10478,6 +10899,7 @@
     </w:tblStylePr>
     <w:tblStylePr w:type="firstCol">
       <w:rPr>
+        <w:rFonts w:eastAsia="黑体"/>
         <w:b/>
         <w:bCs/>
         <w:color w:themeColor="text1" w:val="000000"/>
@@ -10497,6 +10919,7 @@
     </w:tblStylePr>
     <w:tblStylePr w:type="lastCol">
       <w:rPr>
+        <w:rFonts w:eastAsia="黑体"/>
         <w:b w:val="0"/>
         <w:bCs w:val="0"/>
         <w:color w:themeColor="text1" w:val="000000"/>
@@ -10546,7 +10969,7 @@
       <w:spacing w:after="0" w:line="240" w:lineRule="auto"/>
     </w:pPr>
     <w:rPr>
-      <w:rFonts w:asciiTheme="majorHAnsi" w:cstheme="majorBidi" w:eastAsiaTheme="majorEastAsia" w:hAnsiTheme="majorHAnsi"/>
+      <w:rFonts w:asciiTheme="majorHAnsi" w:cstheme="majorBidi" w:hAnsiTheme="majorHAnsi" w:eastAsia="黑体"/>
       <w:color w:themeColor="text1" w:val="000000"/>
     </w:rPr>
     <w:tblPr>
@@ -10573,6 +10996,7 @@
     </w:tcPr>
     <w:tblStylePr w:type="firstRow">
       <w:rPr>
+        <w:rFonts w:eastAsia="黑体"/>
         <w:b/>
         <w:bCs/>
         <w:color w:themeColor="text1" w:val="000000"/>
@@ -10584,6 +11008,7 @@
     </w:tblStylePr>
     <w:tblStylePr w:type="lastRow">
       <w:rPr>
+        <w:rFonts w:eastAsia="黑体"/>
         <w:b/>
         <w:bCs/>
         <w:color w:themeColor="text1" w:val="000000"/>
@@ -10603,6 +11028,7 @@
     </w:tblStylePr>
     <w:tblStylePr w:type="firstCol">
       <w:rPr>
+        <w:rFonts w:eastAsia="黑体"/>
         <w:b/>
         <w:bCs/>
         <w:color w:themeColor="text1" w:val="000000"/>
@@ -10622,6 +11048,7 @@
     </w:tblStylePr>
     <w:tblStylePr w:type="lastCol">
       <w:rPr>
+        <w:rFonts w:eastAsia="黑体"/>
         <w:b w:val="0"/>
         <w:bCs w:val="0"/>
         <w:color w:themeColor="text1" w:val="000000"/>
@@ -10694,6 +11121,7 @@
     </w:tcPr>
     <w:tblStylePr w:type="firstRow">
       <w:rPr>
+        <w:rFonts w:eastAsia="黑体"/>
         <w:b/>
         <w:bCs/>
         <w:i w:val="0"/>
@@ -10715,6 +11143,7 @@
     </w:tblStylePr>
     <w:tblStylePr w:type="lastRow">
       <w:rPr>
+        <w:rFonts w:eastAsia="黑体"/>
         <w:b/>
         <w:bCs/>
         <w:i w:val="0"/>
@@ -10736,6 +11165,7 @@
     </w:tblStylePr>
     <w:tblStylePr w:type="firstCol">
       <w:rPr>
+        <w:rFonts w:eastAsia="黑体"/>
         <w:b/>
         <w:bCs/>
         <w:i w:val="0"/>
@@ -10755,6 +11185,7 @@
     </w:tblStylePr>
     <w:tblStylePr w:type="lastCol">
       <w:rPr>
+        <w:rFonts w:eastAsia="黑体"/>
         <w:b/>
         <w:bCs/>
         <w:i w:val="0"/>
@@ -10835,6 +11266,7 @@
     </w:tcPr>
     <w:tblStylePr w:type="firstRow">
       <w:rPr>
+        <w:rFonts w:eastAsia="黑体"/>
         <w:b/>
         <w:bCs/>
         <w:i w:val="0"/>
@@ -10856,6 +11288,7 @@
     </w:tblStylePr>
     <w:tblStylePr w:type="lastRow">
       <w:rPr>
+        <w:rFonts w:eastAsia="黑体"/>
         <w:b/>
         <w:bCs/>
         <w:i w:val="0"/>
@@ -10877,6 +11310,7 @@
     </w:tblStylePr>
     <w:tblStylePr w:type="firstCol">
       <w:rPr>
+        <w:rFonts w:eastAsia="黑体"/>
         <w:b/>
         <w:bCs/>
         <w:i w:val="0"/>
@@ -10896,6 +11330,7 @@
     </w:tblStylePr>
     <w:tblStylePr w:type="lastCol">
       <w:rPr>
+        <w:rFonts w:eastAsia="黑体"/>
         <w:b/>
         <w:bCs/>
         <w:i w:val="0"/>
@@ -10976,6 +11411,7 @@
     </w:tcPr>
     <w:tblStylePr w:type="firstRow">
       <w:rPr>
+        <w:rFonts w:eastAsia="黑体"/>
         <w:b/>
         <w:bCs/>
         <w:i w:val="0"/>
@@ -10997,6 +11433,7 @@
     </w:tblStylePr>
     <w:tblStylePr w:type="lastRow">
       <w:rPr>
+        <w:rFonts w:eastAsia="黑体"/>
         <w:b/>
         <w:bCs/>
         <w:i w:val="0"/>
@@ -11018,6 +11455,7 @@
     </w:tblStylePr>
     <w:tblStylePr w:type="firstCol">
       <w:rPr>
+        <w:rFonts w:eastAsia="黑体"/>
         <w:b/>
         <w:bCs/>
         <w:i w:val="0"/>
@@ -11037,6 +11475,7 @@
     </w:tblStylePr>
     <w:tblStylePr w:type="lastCol">
       <w:rPr>
+        <w:rFonts w:eastAsia="黑体"/>
         <w:b/>
         <w:bCs/>
         <w:i w:val="0"/>
@@ -11117,6 +11556,7 @@
     </w:tcPr>
     <w:tblStylePr w:type="firstRow">
       <w:rPr>
+        <w:rFonts w:eastAsia="黑体"/>
         <w:b/>
         <w:bCs/>
         <w:i w:val="0"/>
@@ -11138,6 +11578,7 @@
     </w:tblStylePr>
     <w:tblStylePr w:type="lastRow">
       <w:rPr>
+        <w:rFonts w:eastAsia="黑体"/>
         <w:b/>
         <w:bCs/>
         <w:i w:val="0"/>
@@ -11159,6 +11600,7 @@
     </w:tblStylePr>
     <w:tblStylePr w:type="firstCol">
       <w:rPr>
+        <w:rFonts w:eastAsia="黑体"/>
         <w:b/>
         <w:bCs/>
         <w:i w:val="0"/>
@@ -11178,6 +11620,7 @@
     </w:tblStylePr>
     <w:tblStylePr w:type="lastCol">
       <w:rPr>
+        <w:rFonts w:eastAsia="黑体"/>
         <w:b/>
         <w:bCs/>
         <w:i w:val="0"/>
@@ -11258,6 +11701,7 @@
     </w:tcPr>
     <w:tblStylePr w:type="firstRow">
       <w:rPr>
+        <w:rFonts w:eastAsia="黑体"/>
         <w:b/>
         <w:bCs/>
         <w:i w:val="0"/>
@@ -11279,6 +11723,7 @@
     </w:tblStylePr>
     <w:tblStylePr w:type="lastRow">
       <w:rPr>
+        <w:rFonts w:eastAsia="黑体"/>
         <w:b/>
         <w:bCs/>
         <w:i w:val="0"/>
@@ -11300,6 +11745,7 @@
     </w:tblStylePr>
     <w:tblStylePr w:type="firstCol">
       <w:rPr>
+        <w:rFonts w:eastAsia="黑体"/>
         <w:b/>
         <w:bCs/>
         <w:i w:val="0"/>
@@ -11319,6 +11765,7 @@
     </w:tblStylePr>
     <w:tblStylePr w:type="lastCol">
       <w:rPr>
+        <w:rFonts w:eastAsia="黑体"/>
         <w:b/>
         <w:bCs/>
         <w:i w:val="0"/>
@@ -11399,6 +11846,7 @@
     </w:tcPr>
     <w:tblStylePr w:type="firstRow">
       <w:rPr>
+        <w:rFonts w:eastAsia="黑体"/>
         <w:b/>
         <w:bCs/>
         <w:i w:val="0"/>
@@ -11420,6 +11868,7 @@
     </w:tblStylePr>
     <w:tblStylePr w:type="lastRow">
       <w:rPr>
+        <w:rFonts w:eastAsia="黑体"/>
         <w:b/>
         <w:bCs/>
         <w:i w:val="0"/>
@@ -11441,6 +11890,7 @@
     </w:tblStylePr>
     <w:tblStylePr w:type="firstCol">
       <w:rPr>
+        <w:rFonts w:eastAsia="黑体"/>
         <w:b/>
         <w:bCs/>
         <w:i w:val="0"/>
@@ -11460,6 +11910,7 @@
     </w:tblStylePr>
     <w:tblStylePr w:type="lastCol">
       <w:rPr>
+        <w:rFonts w:eastAsia="黑体"/>
         <w:b/>
         <w:bCs/>
         <w:i w:val="0"/>
@@ -11540,6 +11991,7 @@
     </w:tcPr>
     <w:tblStylePr w:type="firstRow">
       <w:rPr>
+        <w:rFonts w:eastAsia="黑体"/>
         <w:b/>
         <w:bCs/>
         <w:i w:val="0"/>
@@ -11561,6 +12013,7 @@
     </w:tblStylePr>
     <w:tblStylePr w:type="lastRow">
       <w:rPr>
+        <w:rFonts w:eastAsia="黑体"/>
         <w:b/>
         <w:bCs/>
         <w:i w:val="0"/>
@@ -11582,6 +12035,7 @@
     </w:tblStylePr>
     <w:tblStylePr w:type="firstCol">
       <w:rPr>
+        <w:rFonts w:eastAsia="黑体"/>
         <w:b/>
         <w:bCs/>
         <w:i w:val="0"/>
@@ -11601,6 +12055,7 @@
     </w:tblStylePr>
     <w:tblStylePr w:type="lastCol">
       <w:rPr>
+        <w:rFonts w:eastAsia="黑体"/>
         <w:b/>
         <w:bCs/>
         <w:i w:val="0"/>
@@ -11658,6 +12113,7 @@
       <w:spacing w:after="0" w:line="240" w:lineRule="auto"/>
     </w:pPr>
     <w:rPr>
+      <w:rFonts w:eastAsia="黑体"/>
       <w:color w:themeColor="background1" w:val="FFFFFF"/>
     </w:rPr>
     <w:tblPr>
@@ -11676,6 +12132,7 @@
     </w:tcPr>
     <w:tblStylePr w:type="firstRow">
       <w:rPr>
+        <w:rFonts w:eastAsia="黑体"/>
         <w:b/>
         <w:bCs/>
       </w:rPr>
@@ -11772,6 +12229,7 @@
       <w:spacing w:after="0" w:line="240" w:lineRule="auto"/>
     </w:pPr>
     <w:rPr>
+      <w:rFonts w:eastAsia="黑体"/>
       <w:color w:themeColor="background1" w:val="FFFFFF"/>
     </w:rPr>
     <w:tblPr>
@@ -11790,6 +12248,7 @@
     </w:tcPr>
     <w:tblStylePr w:type="firstRow">
       <w:rPr>
+        <w:rFonts w:eastAsia="黑体"/>
         <w:b/>
         <w:bCs/>
       </w:rPr>
@@ -11886,6 +12345,7 @@
       <w:spacing w:after="0" w:line="240" w:lineRule="auto"/>
     </w:pPr>
     <w:rPr>
+      <w:rFonts w:eastAsia="黑体"/>
       <w:color w:themeColor="background1" w:val="FFFFFF"/>
     </w:rPr>
     <w:tblPr>
@@ -11904,6 +12364,7 @@
     </w:tcPr>
     <w:tblStylePr w:type="firstRow">
       <w:rPr>
+        <w:rFonts w:eastAsia="黑体"/>
         <w:b/>
         <w:bCs/>
       </w:rPr>
@@ -12000,6 +12461,7 @@
       <w:spacing w:after="0" w:line="240" w:lineRule="auto"/>
     </w:pPr>
     <w:rPr>
+      <w:rFonts w:eastAsia="黑体"/>
       <w:color w:themeColor="background1" w:val="FFFFFF"/>
     </w:rPr>
     <w:tblPr>
@@ -12018,6 +12480,7 @@
     </w:tcPr>
     <w:tblStylePr w:type="firstRow">
       <w:rPr>
+        <w:rFonts w:eastAsia="黑体"/>
         <w:b/>
         <w:bCs/>
       </w:rPr>
@@ -12114,6 +12577,7 @@
       <w:spacing w:after="0" w:line="240" w:lineRule="auto"/>
     </w:pPr>
     <w:rPr>
+      <w:rFonts w:eastAsia="黑体"/>
       <w:color w:themeColor="background1" w:val="FFFFFF"/>
     </w:rPr>
     <w:tblPr>
@@ -12132,6 +12596,7 @@
     </w:tcPr>
     <w:tblStylePr w:type="firstRow">
       <w:rPr>
+        <w:rFonts w:eastAsia="黑体"/>
         <w:b/>
         <w:bCs/>
       </w:rPr>
@@ -12228,6 +12693,7 @@
       <w:spacing w:after="0" w:line="240" w:lineRule="auto"/>
     </w:pPr>
     <w:rPr>
+      <w:rFonts w:eastAsia="黑体"/>
       <w:color w:themeColor="background1" w:val="FFFFFF"/>
     </w:rPr>
     <w:tblPr>
@@ -12246,6 +12712,7 @@
     </w:tcPr>
     <w:tblStylePr w:type="firstRow">
       <w:rPr>
+        <w:rFonts w:eastAsia="黑体"/>
         <w:b/>
         <w:bCs/>
       </w:rPr>
@@ -12342,6 +12809,7 @@
       <w:spacing w:after="0" w:line="240" w:lineRule="auto"/>
     </w:pPr>
     <w:rPr>
+      <w:rFonts w:eastAsia="黑体"/>
       <w:color w:themeColor="background1" w:val="FFFFFF"/>
     </w:rPr>
     <w:tblPr>
@@ -12360,6 +12828,7 @@
     </w:tcPr>
     <w:tblStylePr w:type="firstRow">
       <w:rPr>
+        <w:rFonts w:eastAsia="黑体"/>
         <w:b/>
         <w:bCs/>
       </w:rPr>
@@ -12456,6 +12925,7 @@
       <w:spacing w:after="0" w:line="240" w:lineRule="auto"/>
     </w:pPr>
     <w:rPr>
+      <w:rFonts w:eastAsia="黑体"/>
       <w:color w:themeColor="text1" w:val="000000"/>
     </w:rPr>
     <w:tblPr>
@@ -12482,6 +12952,7 @@
     </w:tcPr>
     <w:tblStylePr w:type="firstRow">
       <w:rPr>
+        <w:rFonts w:eastAsia="黑体"/>
         <w:b/>
         <w:bCs/>
       </w:rPr>
@@ -12500,6 +12971,7 @@
     </w:tblStylePr>
     <w:tblStylePr w:type="lastRow">
       <w:rPr>
+        <w:rFonts w:eastAsia="黑体"/>
         <w:b/>
         <w:bCs/>
         <w:color w:themeColor="background1" w:val="FFFFFF"/>
@@ -12514,6 +12986,7 @@
     </w:tblStylePr>
     <w:tblStylePr w:type="firstCol">
       <w:rPr>
+        <w:rFonts w:eastAsia="黑体"/>
         <w:color w:themeColor="background1" w:val="FFFFFF"/>
       </w:rPr>
       <w:tblPr/>
@@ -12531,6 +13004,7 @@
     </w:tblStylePr>
     <w:tblStylePr w:type="lastCol">
       <w:rPr>
+        <w:rFonts w:eastAsia="黑体"/>
         <w:color w:themeColor="background1" w:val="FFFFFF"/>
       </w:rPr>
       <w:tblPr/>
@@ -12560,11 +13034,13 @@
     </w:tblStylePr>
     <w:tblStylePr w:type="neCell">
       <w:rPr>
+        <w:rFonts w:eastAsia="黑体"/>
         <w:color w:themeColor="text1" w:val="000000"/>
       </w:rPr>
     </w:tblStylePr>
     <w:tblStylePr w:type="nwCell">
       <w:rPr>
+        <w:rFonts w:eastAsia="黑体"/>
         <w:color w:themeColor="text1" w:val="000000"/>
       </w:rPr>
     </w:tblStylePr>
@@ -12578,6 +13054,7 @@
       <w:spacing w:after="0" w:line="240" w:lineRule="auto"/>
     </w:pPr>
     <w:rPr>
+      <w:rFonts w:eastAsia="黑体"/>
       <w:color w:themeColor="text1" w:val="000000"/>
     </w:rPr>
     <w:tblPr>
@@ -12604,6 +13081,7 @@
     </w:tcPr>
     <w:tblStylePr w:type="firstRow">
       <w:rPr>
+        <w:rFonts w:eastAsia="黑体"/>
         <w:b/>
         <w:bCs/>
       </w:rPr>
@@ -12622,6 +13100,7 @@
     </w:tblStylePr>
     <w:tblStylePr w:type="lastRow">
       <w:rPr>
+        <w:rFonts w:eastAsia="黑体"/>
         <w:b/>
         <w:bCs/>
         <w:color w:themeColor="background1" w:val="FFFFFF"/>
@@ -12636,6 +13115,7 @@
     </w:tblStylePr>
     <w:tblStylePr w:type="firstCol">
       <w:rPr>
+        <w:rFonts w:eastAsia="黑体"/>
         <w:color w:themeColor="background1" w:val="FFFFFF"/>
       </w:rPr>
       <w:tblPr/>
@@ -12653,6 +13133,7 @@
     </w:tblStylePr>
     <w:tblStylePr w:type="lastCol">
       <w:rPr>
+        <w:rFonts w:eastAsia="黑体"/>
         <w:color w:themeColor="background1" w:val="FFFFFF"/>
       </w:rPr>
       <w:tblPr/>
@@ -12682,11 +13163,13 @@
     </w:tblStylePr>
     <w:tblStylePr w:type="neCell">
       <w:rPr>
+        <w:rFonts w:eastAsia="黑体"/>
         <w:color w:themeColor="text1" w:val="000000"/>
       </w:rPr>
     </w:tblStylePr>
     <w:tblStylePr w:type="nwCell">
       <w:rPr>
+        <w:rFonts w:eastAsia="黑体"/>
         <w:color w:themeColor="text1" w:val="000000"/>
       </w:rPr>
     </w:tblStylePr>
@@ -12700,6 +13183,7 @@
       <w:spacing w:after="0" w:line="240" w:lineRule="auto"/>
     </w:pPr>
     <w:rPr>
+      <w:rFonts w:eastAsia="黑体"/>
       <w:color w:themeColor="text1" w:val="000000"/>
     </w:rPr>
     <w:tblPr>
@@ -12726,6 +13210,7 @@
     </w:tcPr>
     <w:tblStylePr w:type="firstRow">
       <w:rPr>
+        <w:rFonts w:eastAsia="黑体"/>
         <w:b/>
         <w:bCs/>
       </w:rPr>
@@ -12744,6 +13229,7 @@
     </w:tblStylePr>
     <w:tblStylePr w:type="lastRow">
       <w:rPr>
+        <w:rFonts w:eastAsia="黑体"/>
         <w:b/>
         <w:bCs/>
         <w:color w:themeColor="background1" w:val="FFFFFF"/>
@@ -12758,6 +13244,7 @@
     </w:tblStylePr>
     <w:tblStylePr w:type="firstCol">
       <w:rPr>
+        <w:rFonts w:eastAsia="黑体"/>
         <w:color w:themeColor="background1" w:val="FFFFFF"/>
       </w:rPr>
       <w:tblPr/>
@@ -12775,6 +13262,7 @@
     </w:tblStylePr>
     <w:tblStylePr w:type="lastCol">
       <w:rPr>
+        <w:rFonts w:eastAsia="黑体"/>
         <w:color w:themeColor="background1" w:val="FFFFFF"/>
       </w:rPr>
       <w:tblPr/>
@@ -12804,11 +13292,13 @@
     </w:tblStylePr>
     <w:tblStylePr w:type="neCell">
       <w:rPr>
+        <w:rFonts w:eastAsia="黑体"/>
         <w:color w:themeColor="text1" w:val="000000"/>
       </w:rPr>
     </w:tblStylePr>
     <w:tblStylePr w:type="nwCell">
       <w:rPr>
+        <w:rFonts w:eastAsia="黑体"/>
         <w:color w:themeColor="text1" w:val="000000"/>
       </w:rPr>
     </w:tblStylePr>
@@ -12822,6 +13312,7 @@
       <w:spacing w:after="0" w:line="240" w:lineRule="auto"/>
     </w:pPr>
     <w:rPr>
+      <w:rFonts w:eastAsia="黑体"/>
       <w:color w:themeColor="text1" w:val="000000"/>
     </w:rPr>
     <w:tblPr>
@@ -12848,6 +13339,7 @@
     </w:tcPr>
     <w:tblStylePr w:type="firstRow">
       <w:rPr>
+        <w:rFonts w:eastAsia="黑体"/>
         <w:b/>
         <w:bCs/>
       </w:rPr>
@@ -12866,6 +13358,7 @@
     </w:tblStylePr>
     <w:tblStylePr w:type="lastRow">
       <w:rPr>
+        <w:rFonts w:eastAsia="黑体"/>
         <w:b/>
         <w:bCs/>
         <w:color w:themeColor="background1" w:val="FFFFFF"/>
@@ -12880,6 +13373,7 @@
     </w:tblStylePr>
     <w:tblStylePr w:type="firstCol">
       <w:rPr>
+        <w:rFonts w:eastAsia="黑体"/>
         <w:color w:themeColor="background1" w:val="FFFFFF"/>
       </w:rPr>
       <w:tblPr/>
@@ -12897,6 +13391,7 @@
     </w:tblStylePr>
     <w:tblStylePr w:type="lastCol">
       <w:rPr>
+        <w:rFonts w:eastAsia="黑体"/>
         <w:color w:themeColor="background1" w:val="FFFFFF"/>
       </w:rPr>
       <w:tblPr/>
@@ -12934,6 +13429,7 @@
       <w:spacing w:after="0" w:line="240" w:lineRule="auto"/>
     </w:pPr>
     <w:rPr>
+      <w:rFonts w:eastAsia="黑体"/>
       <w:color w:themeColor="text1" w:val="000000"/>
     </w:rPr>
     <w:tblPr>
@@ -12960,6 +13456,7 @@
     </w:tcPr>
     <w:tblStylePr w:type="firstRow">
       <w:rPr>
+        <w:rFonts w:eastAsia="黑体"/>
         <w:b/>
         <w:bCs/>
       </w:rPr>
@@ -12978,6 +13475,7 @@
     </w:tblStylePr>
     <w:tblStylePr w:type="lastRow">
       <w:rPr>
+        <w:rFonts w:eastAsia="黑体"/>
         <w:b/>
         <w:bCs/>
         <w:color w:themeColor="background1" w:val="FFFFFF"/>
@@ -12992,6 +13490,7 @@
     </w:tblStylePr>
     <w:tblStylePr w:type="firstCol">
       <w:rPr>
+        <w:rFonts w:eastAsia="黑体"/>
         <w:color w:themeColor="background1" w:val="FFFFFF"/>
       </w:rPr>
       <w:tblPr/>
@@ -13009,6 +13508,7 @@
     </w:tblStylePr>
     <w:tblStylePr w:type="lastCol">
       <w:rPr>
+        <w:rFonts w:eastAsia="黑体"/>
         <w:color w:themeColor="background1" w:val="FFFFFF"/>
       </w:rPr>
       <w:tblPr/>
@@ -13038,11 +13538,13 @@
     </w:tblStylePr>
     <w:tblStylePr w:type="neCell">
       <w:rPr>
+        <w:rFonts w:eastAsia="黑体"/>
         <w:color w:themeColor="text1" w:val="000000"/>
       </w:rPr>
     </w:tblStylePr>
     <w:tblStylePr w:type="nwCell">
       <w:rPr>
+        <w:rFonts w:eastAsia="黑体"/>
         <w:color w:themeColor="text1" w:val="000000"/>
       </w:rPr>
     </w:tblStylePr>
@@ -13056,6 +13558,7 @@
       <w:spacing w:after="0" w:line="240" w:lineRule="auto"/>
     </w:pPr>
     <w:rPr>
+      <w:rFonts w:eastAsia="黑体"/>
       <w:color w:themeColor="text1" w:val="000000"/>
     </w:rPr>
     <w:tblPr>
@@ -13082,6 +13585,7 @@
     </w:tcPr>
     <w:tblStylePr w:type="firstRow">
       <w:rPr>
+        <w:rFonts w:eastAsia="黑体"/>
         <w:b/>
         <w:bCs/>
       </w:rPr>
@@ -13100,6 +13604,7 @@
     </w:tblStylePr>
     <w:tblStylePr w:type="lastRow">
       <w:rPr>
+        <w:rFonts w:eastAsia="黑体"/>
         <w:b/>
         <w:bCs/>
         <w:color w:themeColor="background1" w:val="FFFFFF"/>
@@ -13114,6 +13619,7 @@
     </w:tblStylePr>
     <w:tblStylePr w:type="firstCol">
       <w:rPr>
+        <w:rFonts w:eastAsia="黑体"/>
         <w:color w:themeColor="background1" w:val="FFFFFF"/>
       </w:rPr>
       <w:tblPr/>
@@ -13131,6 +13637,7 @@
     </w:tblStylePr>
     <w:tblStylePr w:type="lastCol">
       <w:rPr>
+        <w:rFonts w:eastAsia="黑体"/>
         <w:color w:themeColor="background1" w:val="FFFFFF"/>
       </w:rPr>
       <w:tblPr/>
@@ -13160,11 +13667,13 @@
     </w:tblStylePr>
     <w:tblStylePr w:type="neCell">
       <w:rPr>
+        <w:rFonts w:eastAsia="黑体"/>
         <w:color w:themeColor="text1" w:val="000000"/>
       </w:rPr>
     </w:tblStylePr>
     <w:tblStylePr w:type="nwCell">
       <w:rPr>
+        <w:rFonts w:eastAsia="黑体"/>
         <w:color w:themeColor="text1" w:val="000000"/>
       </w:rPr>
     </w:tblStylePr>
@@ -13178,6 +13687,7 @@
       <w:spacing w:after="0" w:line="240" w:lineRule="auto"/>
     </w:pPr>
     <w:rPr>
+      <w:rFonts w:eastAsia="黑体"/>
       <w:color w:themeColor="text1" w:val="000000"/>
     </w:rPr>
     <w:tblPr>
@@ -13204,6 +13714,7 @@
     </w:tcPr>
     <w:tblStylePr w:type="firstRow">
       <w:rPr>
+        <w:rFonts w:eastAsia="黑体"/>
         <w:b/>
         <w:bCs/>
       </w:rPr>
@@ -13222,6 +13733,7 @@
     </w:tblStylePr>
     <w:tblStylePr w:type="lastRow">
       <w:rPr>
+        <w:rFonts w:eastAsia="黑体"/>
         <w:b/>
         <w:bCs/>
         <w:color w:themeColor="background1" w:val="FFFFFF"/>
@@ -13236,6 +13748,7 @@
     </w:tblStylePr>
     <w:tblStylePr w:type="firstCol">
       <w:rPr>
+        <w:rFonts w:eastAsia="黑体"/>
         <w:color w:themeColor="background1" w:val="FFFFFF"/>
       </w:rPr>
       <w:tblPr/>
@@ -13253,6 +13766,7 @@
     </w:tblStylePr>
     <w:tblStylePr w:type="lastCol">
       <w:rPr>
+        <w:rFonts w:eastAsia="黑体"/>
         <w:color w:themeColor="background1" w:val="FFFFFF"/>
       </w:rPr>
       <w:tblPr/>
@@ -13282,11 +13796,13 @@
     </w:tblStylePr>
     <w:tblStylePr w:type="neCell">
       <w:rPr>
+        <w:rFonts w:eastAsia="黑体"/>
         <w:color w:themeColor="text1" w:val="000000"/>
       </w:rPr>
     </w:tblStylePr>
     <w:tblStylePr w:type="nwCell">
       <w:rPr>
+        <w:rFonts w:eastAsia="黑体"/>
         <w:color w:themeColor="text1" w:val="000000"/>
       </w:rPr>
     </w:tblStylePr>
@@ -13300,6 +13816,7 @@
       <w:spacing w:after="0" w:line="240" w:lineRule="auto"/>
     </w:pPr>
     <w:rPr>
+      <w:rFonts w:eastAsia="黑体"/>
       <w:color w:themeColor="text1" w:val="000000"/>
     </w:rPr>
     <w:tblPr>
@@ -13318,6 +13835,7 @@
     </w:tcPr>
     <w:tblStylePr w:type="firstRow">
       <w:rPr>
+        <w:rFonts w:eastAsia="黑体"/>
         <w:b/>
         <w:bCs/>
         <w:color w:themeColor="background1" w:val="FFFFFF"/>
@@ -13332,6 +13850,7 @@
     </w:tblStylePr>
     <w:tblStylePr w:type="lastRow">
       <w:rPr>
+        <w:rFonts w:eastAsia="黑体"/>
         <w:b/>
         <w:bCs/>
         <w:color w:themeColor="accent2" w:themeShade="CC" w:val="9E3A38"/>
@@ -13346,12 +13865,14 @@
     </w:tblStylePr>
     <w:tblStylePr w:type="firstCol">
       <w:rPr>
+        <w:rFonts w:eastAsia="黑体"/>
         <w:b/>
         <w:bCs/>
       </w:rPr>
     </w:tblStylePr>
     <w:tblStylePr w:type="lastCol">
       <w:rPr>
+        <w:rFonts w:eastAsia="黑体"/>
         <w:b/>
         <w:bCs/>
       </w:rPr>
@@ -13386,6 +13907,7 @@
       <w:spacing w:after="0" w:line="240" w:lineRule="auto"/>
     </w:pPr>
     <w:rPr>
+      <w:rFonts w:eastAsia="黑体"/>
       <w:color w:themeColor="text1" w:val="000000"/>
     </w:rPr>
     <w:tblPr>
@@ -13404,6 +13926,7 @@
     </w:tcPr>
     <w:tblStylePr w:type="firstRow">
       <w:rPr>
+        <w:rFonts w:eastAsia="黑体"/>
         <w:b/>
         <w:bCs/>
         <w:color w:themeColor="background1" w:val="FFFFFF"/>
@@ -13418,6 +13941,7 @@
     </w:tblStylePr>
     <w:tblStylePr w:type="lastRow">
       <w:rPr>
+        <w:rFonts w:eastAsia="黑体"/>
         <w:b/>
         <w:bCs/>
         <w:color w:themeColor="accent2" w:themeShade="CC" w:val="9E3A38"/>
@@ -13432,12 +13956,14 @@
     </w:tblStylePr>
     <w:tblStylePr w:type="firstCol">
       <w:rPr>
+        <w:rFonts w:eastAsia="黑体"/>
         <w:b/>
         <w:bCs/>
       </w:rPr>
     </w:tblStylePr>
     <w:tblStylePr w:type="lastCol">
       <w:rPr>
+        <w:rFonts w:eastAsia="黑体"/>
         <w:b/>
         <w:bCs/>
       </w:rPr>
@@ -13472,6 +13998,7 @@
       <w:spacing w:after="0" w:line="240" w:lineRule="auto"/>
     </w:pPr>
     <w:rPr>
+      <w:rFonts w:eastAsia="黑体"/>
       <w:color w:themeColor="text1" w:val="000000"/>
     </w:rPr>
     <w:tblPr>
@@ -13490,6 +14017,7 @@
     </w:tcPr>
     <w:tblStylePr w:type="firstRow">
       <w:rPr>
+        <w:rFonts w:eastAsia="黑体"/>
         <w:b/>
         <w:bCs/>
         <w:color w:themeColor="background1" w:val="FFFFFF"/>
@@ -13504,6 +14032,7 @@
     </w:tblStylePr>
     <w:tblStylePr w:type="lastRow">
       <w:rPr>
+        <w:rFonts w:eastAsia="黑体"/>
         <w:b/>
         <w:bCs/>
         <w:color w:themeColor="accent2" w:themeShade="CC" w:val="9E3A38"/>
@@ -13518,12 +14047,14 @@
     </w:tblStylePr>
     <w:tblStylePr w:type="firstCol">
       <w:rPr>
+        <w:rFonts w:eastAsia="黑体"/>
         <w:b/>
         <w:bCs/>
       </w:rPr>
     </w:tblStylePr>
     <w:tblStylePr w:type="lastCol">
       <w:rPr>
+        <w:rFonts w:eastAsia="黑体"/>
         <w:b/>
         <w:bCs/>
       </w:rPr>
@@ -13558,6 +14089,7 @@
       <w:spacing w:after="0" w:line="240" w:lineRule="auto"/>
     </w:pPr>
     <w:rPr>
+      <w:rFonts w:eastAsia="黑体"/>
       <w:color w:themeColor="text1" w:val="000000"/>
     </w:rPr>
     <w:tblPr>
@@ -13576,6 +14108,7 @@
     </w:tcPr>
     <w:tblStylePr w:type="firstRow">
       <w:rPr>
+        <w:rFonts w:eastAsia="黑体"/>
         <w:b/>
         <w:bCs/>
         <w:color w:themeColor="background1" w:val="FFFFFF"/>
@@ -13590,6 +14123,7 @@
     </w:tblStylePr>
     <w:tblStylePr w:type="lastRow">
       <w:rPr>
+        <w:rFonts w:eastAsia="黑体"/>
         <w:b/>
         <w:bCs/>
         <w:color w:themeColor="accent4" w:themeShade="CC" w:val="664E82"/>
@@ -13604,12 +14138,14 @@
     </w:tblStylePr>
     <w:tblStylePr w:type="firstCol">
       <w:rPr>
+        <w:rFonts w:eastAsia="黑体"/>
         <w:b/>
         <w:bCs/>
       </w:rPr>
     </w:tblStylePr>
     <w:tblStylePr w:type="lastCol">
       <w:rPr>
+        <w:rFonts w:eastAsia="黑体"/>
         <w:b/>
         <w:bCs/>
       </w:rPr>
@@ -13644,6 +14180,7 @@
       <w:spacing w:after="0" w:line="240" w:lineRule="auto"/>
     </w:pPr>
     <w:rPr>
+      <w:rFonts w:eastAsia="黑体"/>
       <w:color w:themeColor="text1" w:val="000000"/>
     </w:rPr>
     <w:tblPr>
@@ -13662,6 +14199,7 @@
     </w:tcPr>
     <w:tblStylePr w:type="firstRow">
       <w:rPr>
+        <w:rFonts w:eastAsia="黑体"/>
         <w:b/>
         <w:bCs/>
         <w:color w:themeColor="background1" w:val="FFFFFF"/>
@@ -13676,6 +14214,7 @@
     </w:tblStylePr>
     <w:tblStylePr w:type="lastRow">
       <w:rPr>
+        <w:rFonts w:eastAsia="黑体"/>
         <w:b/>
         <w:bCs/>
         <w:color w:themeColor="accent3" w:themeShade="CC" w:val="7E9C40"/>
@@ -13690,12 +14229,14 @@
     </w:tblStylePr>
     <w:tblStylePr w:type="firstCol">
       <w:rPr>
+        <w:rFonts w:eastAsia="黑体"/>
         <w:b/>
         <w:bCs/>
       </w:rPr>
     </w:tblStylePr>
     <w:tblStylePr w:type="lastCol">
       <w:rPr>
+        <w:rFonts w:eastAsia="黑体"/>
         <w:b/>
         <w:bCs/>
       </w:rPr>
@@ -13730,6 +14271,7 @@
       <w:spacing w:after="0" w:line="240" w:lineRule="auto"/>
     </w:pPr>
     <w:rPr>
+      <w:rFonts w:eastAsia="黑体"/>
       <w:color w:themeColor="text1" w:val="000000"/>
     </w:rPr>
     <w:tblPr>
@@ -13748,6 +14290,7 @@
     </w:tcPr>
     <w:tblStylePr w:type="firstRow">
       <w:rPr>
+        <w:rFonts w:eastAsia="黑体"/>
         <w:b/>
         <w:bCs/>
         <w:color w:themeColor="background1" w:val="FFFFFF"/>
@@ -13762,6 +14305,7 @@
     </w:tblStylePr>
     <w:tblStylePr w:type="lastRow">
       <w:rPr>
+        <w:rFonts w:eastAsia="黑体"/>
         <w:b/>
         <w:bCs/>
         <w:color w:themeColor="accent6" w:themeShade="CC" w:val="F2730A"/>
@@ -13776,12 +14320,14 @@
     </w:tblStylePr>
     <w:tblStylePr w:type="firstCol">
       <w:rPr>
+        <w:rFonts w:eastAsia="黑体"/>
         <w:b/>
         <w:bCs/>
       </w:rPr>
     </w:tblStylePr>
     <w:tblStylePr w:type="lastCol">
       <w:rPr>
+        <w:rFonts w:eastAsia="黑体"/>
         <w:b/>
         <w:bCs/>
       </w:rPr>
@@ -13816,6 +14362,7 @@
       <w:spacing w:after="0" w:line="240" w:lineRule="auto"/>
     </w:pPr>
     <w:rPr>
+      <w:rFonts w:eastAsia="黑体"/>
       <w:color w:themeColor="text1" w:val="000000"/>
     </w:rPr>
     <w:tblPr>
@@ -13834,6 +14381,7 @@
     </w:tcPr>
     <w:tblStylePr w:type="firstRow">
       <w:rPr>
+        <w:rFonts w:eastAsia="黑体"/>
         <w:b/>
         <w:bCs/>
         <w:color w:themeColor="background1" w:val="FFFFFF"/>
@@ -13848,6 +14396,7 @@
     </w:tblStylePr>
     <w:tblStylePr w:type="lastRow">
       <w:rPr>
+        <w:rFonts w:eastAsia="黑体"/>
         <w:b/>
         <w:bCs/>
         <w:color w:themeColor="accent5" w:themeShade="CC" w:val="348DA5"/>
@@ -13862,12 +14411,14 @@
     </w:tblStylePr>
     <w:tblStylePr w:type="firstCol">
       <w:rPr>
+        <w:rFonts w:eastAsia="黑体"/>
         <w:b/>
         <w:bCs/>
       </w:rPr>
     </w:tblStylePr>
     <w:tblStylePr w:type="lastCol">
       <w:rPr>
+        <w:rFonts w:eastAsia="黑体"/>
         <w:b/>
         <w:bCs/>
       </w:rPr>
@@ -13902,6 +14453,7 @@
       <w:spacing w:after="0" w:line="240" w:lineRule="auto"/>
     </w:pPr>
     <w:rPr>
+      <w:rFonts w:eastAsia="黑体"/>
       <w:color w:themeColor="text1" w:val="000000"/>
     </w:rPr>
     <w:tblPr>
@@ -13923,6 +14475,7 @@
     </w:tcPr>
     <w:tblStylePr w:type="firstRow">
       <w:rPr>
+        <w:rFonts w:eastAsia="黑体"/>
         <w:b/>
         <w:bCs/>
       </w:rPr>
@@ -13933,6 +14486,7 @@
     </w:tblStylePr>
     <w:tblStylePr w:type="lastRow">
       <w:rPr>
+        <w:rFonts w:eastAsia="黑体"/>
         <w:b/>
         <w:bCs/>
         <w:color w:themeColor="text1" w:val="000000"/>
@@ -13944,6 +14498,7 @@
     </w:tblStylePr>
     <w:tblStylePr w:type="firstCol">
       <w:rPr>
+        <w:rFonts w:eastAsia="黑体"/>
         <w:color w:themeColor="background1" w:val="FFFFFF"/>
       </w:rPr>
       <w:tblPr/>
@@ -13953,6 +14508,7 @@
     </w:tblStylePr>
     <w:tblStylePr w:type="lastCol">
       <w:rPr>
+        <w:rFonts w:eastAsia="黑体"/>
         <w:color w:themeColor="background1" w:val="FFFFFF"/>
       </w:rPr>
       <w:tblPr/>
@@ -13982,6 +14538,7 @@
       <w:spacing w:after="0" w:line="240" w:lineRule="auto"/>
     </w:pPr>
     <w:rPr>
+      <w:rFonts w:eastAsia="黑体"/>
       <w:color w:themeColor="text1" w:val="000000"/>
     </w:rPr>
     <w:tblPr>
@@ -14003,6 +14560,7 @@
     </w:tcPr>
     <w:tblStylePr w:type="firstRow">
       <w:rPr>
+        <w:rFonts w:eastAsia="黑体"/>
         <w:b/>
         <w:bCs/>
       </w:rPr>
@@ -14013,6 +14571,7 @@
     </w:tblStylePr>
     <w:tblStylePr w:type="lastRow">
       <w:rPr>
+        <w:rFonts w:eastAsia="黑体"/>
         <w:b/>
         <w:bCs/>
         <w:color w:themeColor="text1" w:val="000000"/>
@@ -14024,6 +14583,7 @@
     </w:tblStylePr>
     <w:tblStylePr w:type="firstCol">
       <w:rPr>
+        <w:rFonts w:eastAsia="黑体"/>
         <w:color w:themeColor="background1" w:val="FFFFFF"/>
       </w:rPr>
       <w:tblPr/>
@@ -14033,6 +14593,7 @@
     </w:tblStylePr>
     <w:tblStylePr w:type="lastCol">
       <w:rPr>
+        <w:rFonts w:eastAsia="黑体"/>
         <w:color w:themeColor="background1" w:val="FFFFFF"/>
       </w:rPr>
       <w:tblPr/>
@@ -14062,6 +14623,7 @@
       <w:spacing w:after="0" w:line="240" w:lineRule="auto"/>
     </w:pPr>
     <w:rPr>
+      <w:rFonts w:eastAsia="黑体"/>
       <w:color w:themeColor="text1" w:val="000000"/>
     </w:rPr>
     <w:tblPr>
@@ -14083,6 +14645,7 @@
     </w:tcPr>
     <w:tblStylePr w:type="firstRow">
       <w:rPr>
+        <w:rFonts w:eastAsia="黑体"/>
         <w:b/>
         <w:bCs/>
       </w:rPr>
@@ -14093,6 +14656,7 @@
     </w:tblStylePr>
     <w:tblStylePr w:type="lastRow">
       <w:rPr>
+        <w:rFonts w:eastAsia="黑体"/>
         <w:b/>
         <w:bCs/>
         <w:color w:themeColor="text1" w:val="000000"/>
@@ -14104,6 +14668,7 @@
     </w:tblStylePr>
     <w:tblStylePr w:type="firstCol">
       <w:rPr>
+        <w:rFonts w:eastAsia="黑体"/>
         <w:color w:themeColor="background1" w:val="FFFFFF"/>
       </w:rPr>
       <w:tblPr/>
@@ -14113,6 +14678,7 @@
     </w:tblStylePr>
     <w:tblStylePr w:type="lastCol">
       <w:rPr>
+        <w:rFonts w:eastAsia="黑体"/>
         <w:color w:themeColor="background1" w:val="FFFFFF"/>
       </w:rPr>
       <w:tblPr/>
@@ -14142,6 +14708,7 @@
       <w:spacing w:after="0" w:line="240" w:lineRule="auto"/>
     </w:pPr>
     <w:rPr>
+      <w:rFonts w:eastAsia="黑体"/>
       <w:color w:themeColor="text1" w:val="000000"/>
     </w:rPr>
     <w:tblPr>
@@ -14163,6 +14730,7 @@
     </w:tcPr>
     <w:tblStylePr w:type="firstRow">
       <w:rPr>
+        <w:rFonts w:eastAsia="黑体"/>
         <w:b/>
         <w:bCs/>
       </w:rPr>
@@ -14173,6 +14741,7 @@
     </w:tblStylePr>
     <w:tblStylePr w:type="lastRow">
       <w:rPr>
+        <w:rFonts w:eastAsia="黑体"/>
         <w:b/>
         <w:bCs/>
         <w:color w:themeColor="text1" w:val="000000"/>
@@ -14184,6 +14753,7 @@
     </w:tblStylePr>
     <w:tblStylePr w:type="firstCol">
       <w:rPr>
+        <w:rFonts w:eastAsia="黑体"/>
         <w:color w:themeColor="background1" w:val="FFFFFF"/>
       </w:rPr>
       <w:tblPr/>
@@ -14193,6 +14763,7 @@
     </w:tblStylePr>
     <w:tblStylePr w:type="lastCol">
       <w:rPr>
+        <w:rFonts w:eastAsia="黑体"/>
         <w:color w:themeColor="background1" w:val="FFFFFF"/>
       </w:rPr>
       <w:tblPr/>
@@ -14222,6 +14793,7 @@
       <w:spacing w:after="0" w:line="240" w:lineRule="auto"/>
     </w:pPr>
     <w:rPr>
+      <w:rFonts w:eastAsia="黑体"/>
       <w:color w:themeColor="text1" w:val="000000"/>
     </w:rPr>
     <w:tblPr>
@@ -14243,6 +14815,7 @@
     </w:tcPr>
     <w:tblStylePr w:type="firstRow">
       <w:rPr>
+        <w:rFonts w:eastAsia="黑体"/>
         <w:b/>
         <w:bCs/>
       </w:rPr>
@@ -14253,6 +14826,7 @@
     </w:tblStylePr>
     <w:tblStylePr w:type="lastRow">
       <w:rPr>
+        <w:rFonts w:eastAsia="黑体"/>
         <w:b/>
         <w:bCs/>
         <w:color w:themeColor="text1" w:val="000000"/>
@@ -14264,6 +14838,7 @@
     </w:tblStylePr>
     <w:tblStylePr w:type="firstCol">
       <w:rPr>
+        <w:rFonts w:eastAsia="黑体"/>
         <w:color w:themeColor="background1" w:val="FFFFFF"/>
       </w:rPr>
       <w:tblPr/>
@@ -14273,6 +14848,7 @@
     </w:tblStylePr>
     <w:tblStylePr w:type="lastCol">
       <w:rPr>
+        <w:rFonts w:eastAsia="黑体"/>
         <w:color w:themeColor="background1" w:val="FFFFFF"/>
       </w:rPr>
       <w:tblPr/>
@@ -14302,6 +14878,7 @@
       <w:spacing w:after="0" w:line="240" w:lineRule="auto"/>
     </w:pPr>
     <w:rPr>
+      <w:rFonts w:eastAsia="黑体"/>
       <w:color w:themeColor="text1" w:val="000000"/>
     </w:rPr>
     <w:tblPr>
@@ -14323,6 +14900,7 @@
     </w:tcPr>
     <w:tblStylePr w:type="firstRow">
       <w:rPr>
+        <w:rFonts w:eastAsia="黑体"/>
         <w:b/>
         <w:bCs/>
       </w:rPr>
@@ -14333,6 +14911,7 @@
     </w:tblStylePr>
     <w:tblStylePr w:type="lastRow">
       <w:rPr>
+        <w:rFonts w:eastAsia="黑体"/>
         <w:b/>
         <w:bCs/>
         <w:color w:themeColor="text1" w:val="000000"/>
@@ -14344,6 +14923,7 @@
     </w:tblStylePr>
     <w:tblStylePr w:type="firstCol">
       <w:rPr>
+        <w:rFonts w:eastAsia="黑体"/>
         <w:color w:themeColor="background1" w:val="FFFFFF"/>
       </w:rPr>
       <w:tblPr/>
@@ -14353,6 +14933,7 @@
     </w:tblStylePr>
     <w:tblStylePr w:type="lastCol">
       <w:rPr>
+        <w:rFonts w:eastAsia="黑体"/>
         <w:color w:themeColor="background1" w:val="FFFFFF"/>
       </w:rPr>
       <w:tblPr/>
@@ -14382,6 +14963,7 @@
       <w:spacing w:after="0" w:line="240" w:lineRule="auto"/>
     </w:pPr>
     <w:rPr>
+      <w:rFonts w:eastAsia="黑体"/>
       <w:color w:themeColor="text1" w:val="000000"/>
     </w:rPr>
     <w:tblPr>
@@ -14403,6 +14985,7 @@
     </w:tcPr>
     <w:tblStylePr w:type="firstRow">
       <w:rPr>
+        <w:rFonts w:eastAsia="黑体"/>
         <w:b/>
         <w:bCs/>
       </w:rPr>
@@ -14413,6 +14996,7 @@
     </w:tblStylePr>
     <w:tblStylePr w:type="lastRow">
       <w:rPr>
+        <w:rFonts w:eastAsia="黑体"/>
         <w:b/>
         <w:bCs/>
         <w:color w:themeColor="text1" w:val="000000"/>
@@ -14424,6 +15008,7 @@
     </w:tblStylePr>
     <w:tblStylePr w:type="firstCol">
       <w:rPr>
+        <w:rFonts w:eastAsia="黑体"/>
         <w:color w:themeColor="background1" w:val="FFFFFF"/>
       </w:rPr>
       <w:tblPr/>
@@ -14433,6 +15018,7 @@
     </w:tblStylePr>
     <w:tblStylePr w:type="lastCol">
       <w:rPr>
+        <w:rFonts w:eastAsia="黑体"/>
         <w:color w:themeColor="background1" w:val="FFFFFF"/>
       </w:rPr>
       <w:tblPr/>
@@ -14465,6 +15051,7 @@
     <w:name w:val="KeywordTok"/>
     <w:basedOn w:val="VerbatimChar"/>
     <w:rPr>
+      <w:rFonts w:eastAsia="黑体"/>
       <w:b/>
       <w:color w:val="007020"/>
     </w:rPr>
@@ -14473,6 +15060,7 @@
     <w:name w:val="DataTypeTok"/>
     <w:basedOn w:val="VerbatimChar"/>
     <w:rPr>
+      <w:rFonts w:eastAsia="黑体"/>
       <w:color w:val="902000"/>
     </w:rPr>
   </w:style>
@@ -14480,6 +15068,7 @@
     <w:name w:val="DecValTok"/>
     <w:basedOn w:val="VerbatimChar"/>
     <w:rPr>
+      <w:rFonts w:eastAsia="黑体"/>
       <w:color w:val="40a070"/>
     </w:rPr>
   </w:style>
@@ -14487,6 +15076,7 @@
     <w:name w:val="BaseNTok"/>
     <w:basedOn w:val="VerbatimChar"/>
     <w:rPr>
+      <w:rFonts w:eastAsia="黑体"/>
       <w:color w:val="40a070"/>
     </w:rPr>
   </w:style>
@@ -14494,6 +15084,7 @@
     <w:name w:val="FloatTok"/>
     <w:basedOn w:val="VerbatimChar"/>
     <w:rPr>
+      <w:rFonts w:eastAsia="黑体"/>
       <w:color w:val="40a070"/>
     </w:rPr>
   </w:style>
@@ -14501,6 +15092,7 @@
     <w:name w:val="ConstantTok"/>
     <w:basedOn w:val="VerbatimChar"/>
     <w:rPr>
+      <w:rFonts w:eastAsia="黑体"/>
       <w:color w:val="880000"/>
     </w:rPr>
   </w:style>
@@ -14508,6 +15100,7 @@
     <w:name w:val="CharTok"/>
     <w:basedOn w:val="VerbatimChar"/>
     <w:rPr>
+      <w:rFonts w:eastAsia="黑体"/>
       <w:color w:val="4070a0"/>
     </w:rPr>
   </w:style>
@@ -14515,6 +15108,7 @@
     <w:name w:val="SpecialCharTok"/>
     <w:basedOn w:val="VerbatimChar"/>
     <w:rPr>
+      <w:rFonts w:eastAsia="黑体"/>
       <w:color w:val="4070a0"/>
     </w:rPr>
   </w:style>
@@ -14522,6 +15116,7 @@
     <w:name w:val="StringTok"/>
     <w:basedOn w:val="VerbatimChar"/>
     <w:rPr>
+      <w:rFonts w:eastAsia="黑体"/>
       <w:color w:val="4070a0"/>
     </w:rPr>
   </w:style>
@@ -14529,6 +15124,7 @@
     <w:name w:val="VerbatimStringTok"/>
     <w:basedOn w:val="VerbatimChar"/>
     <w:rPr>
+      <w:rFonts w:eastAsia="黑体"/>
       <w:color w:val="4070a0"/>
     </w:rPr>
   </w:style>
@@ -14536,6 +15132,7 @@
     <w:name w:val="SpecialStringTok"/>
     <w:basedOn w:val="VerbatimChar"/>
     <w:rPr>
+      <w:rFonts w:eastAsia="黑体"/>
       <w:color w:val="bb6688"/>
     </w:rPr>
   </w:style>
@@ -14543,6 +15140,7 @@
     <w:name w:val="ImportTok"/>
     <w:basedOn w:val="VerbatimChar"/>
     <w:rPr>
+      <w:rFonts w:eastAsia="黑体"/>
       <w:b/>
       <w:color w:val="008000"/>
     </w:rPr>
@@ -14551,6 +15149,7 @@
     <w:name w:val="CommentTok"/>
     <w:basedOn w:val="VerbatimChar"/>
     <w:rPr>
+      <w:rFonts w:eastAsia="黑体"/>
       <w:i/>
       <w:color w:val="60a0b0"/>
     </w:rPr>
@@ -14559,6 +15158,7 @@
     <w:name w:val="DocumentationTok"/>
     <w:basedOn w:val="VerbatimChar"/>
     <w:rPr>
+      <w:rFonts w:eastAsia="黑体"/>
       <w:i/>
       <w:color w:val="ba2121"/>
     </w:rPr>
@@ -14567,6 +15167,7 @@
     <w:name w:val="AnnotationTok"/>
     <w:basedOn w:val="VerbatimChar"/>
     <w:rPr>
+      <w:rFonts w:eastAsia="黑体"/>
       <w:b/>
       <w:i/>
       <w:color w:val="60a0b0"/>
@@ -14576,6 +15177,7 @@
     <w:name w:val="CommentVarTok"/>
     <w:basedOn w:val="VerbatimChar"/>
     <w:rPr>
+      <w:rFonts w:eastAsia="黑体"/>
       <w:b/>
       <w:i/>
       <w:color w:val="60a0b0"/>
@@ -14585,6 +15187,7 @@
     <w:name w:val="OtherTok"/>
     <w:basedOn w:val="VerbatimChar"/>
     <w:rPr>
+      <w:rFonts w:eastAsia="黑体"/>
       <w:color w:val="007020"/>
     </w:rPr>
   </w:style>
@@ -14592,6 +15195,7 @@
     <w:name w:val="FunctionTok"/>
     <w:basedOn w:val="VerbatimChar"/>
     <w:rPr>
+      <w:rFonts w:eastAsia="黑体"/>
       <w:color w:val="06287e"/>
     </w:rPr>
   </w:style>
@@ -14599,6 +15203,7 @@
     <w:name w:val="VariableTok"/>
     <w:basedOn w:val="VerbatimChar"/>
     <w:rPr>
+      <w:rFonts w:eastAsia="黑体"/>
       <w:color w:val="19177c"/>
     </w:rPr>
   </w:style>
@@ -14606,6 +15211,7 @@
     <w:name w:val="ControlFlowTok"/>
     <w:basedOn w:val="VerbatimChar"/>
     <w:rPr>
+      <w:rFonts w:eastAsia="黑体"/>
       <w:b/>
       <w:color w:val="007020"/>
     </w:rPr>
@@ -14614,6 +15220,7 @@
     <w:name w:val="OperatorTok"/>
     <w:basedOn w:val="VerbatimChar"/>
     <w:rPr>
+      <w:rFonts w:eastAsia="黑体"/>
       <w:color w:val="666666"/>
     </w:rPr>
   </w:style>
@@ -14621,18 +15228,22 @@
     <w:name w:val="BuiltInTok"/>
     <w:basedOn w:val="VerbatimChar"/>
     <w:rPr>
+      <w:rFonts w:eastAsia="黑体"/>
       <w:color w:val="008000"/>
     </w:rPr>
   </w:style>
   <w:style w:type="character" w:customStyle="1" w:styleId="ExtensionTok">
     <w:name w:val="ExtensionTok"/>
     <w:basedOn w:val="VerbatimChar"/>
-    <w:rPr/>
+    <w:rPr>
+      <w:rFonts w:eastAsia="黑体"/>
+    </w:rPr>
   </w:style>
   <w:style w:type="character" w:customStyle="1" w:styleId="PreprocessorTok">
     <w:name w:val="PreprocessorTok"/>
     <w:basedOn w:val="VerbatimChar"/>
     <w:rPr>
+      <w:rFonts w:eastAsia="黑体"/>
       <w:color w:val="bc7a00"/>
     </w:rPr>
   </w:style>
@@ -14640,18 +15251,22 @@
     <w:name w:val="AttributeTok"/>
     <w:basedOn w:val="VerbatimChar"/>
     <w:rPr>
+      <w:rFonts w:eastAsia="黑体"/>
       <w:color w:val="7d9029"/>
     </w:rPr>
   </w:style>
   <w:style w:type="character" w:customStyle="1" w:styleId="RegionMarkerTok">
     <w:name w:val="RegionMarkerTok"/>
     <w:basedOn w:val="VerbatimChar"/>
-    <w:rPr/>
+    <w:rPr>
+      <w:rFonts w:eastAsia="黑体"/>
+    </w:rPr>
   </w:style>
   <w:style w:type="character" w:customStyle="1" w:styleId="InformationTok">
     <w:name w:val="InformationTok"/>
     <w:basedOn w:val="VerbatimChar"/>
     <w:rPr>
+      <w:rFonts w:eastAsia="黑体"/>
       <w:b/>
       <w:i/>
       <w:color w:val="60a0b0"/>
@@ -14661,6 +15276,7 @@
     <w:name w:val="WarningTok"/>
     <w:basedOn w:val="VerbatimChar"/>
     <w:rPr>
+      <w:rFonts w:eastAsia="黑体"/>
       <w:b/>
       <w:i/>
       <w:color w:val="60a0b0"/>
@@ -14670,6 +15286,7 @@
     <w:name w:val="AlertTok"/>
     <w:basedOn w:val="VerbatimChar"/>
     <w:rPr>
+      <w:rFonts w:eastAsia="黑体"/>
       <w:b/>
       <w:color w:val="ff0000"/>
     </w:rPr>
@@ -14678,6 +15295,7 @@
     <w:name w:val="ErrorTok"/>
     <w:basedOn w:val="VerbatimChar"/>
     <w:rPr>
+      <w:rFonts w:eastAsia="黑体"/>
       <w:b/>
       <w:color w:val="ff0000"/>
     </w:rPr>
@@ -14685,7 +15303,9 @@
   <w:style w:type="character" w:customStyle="1" w:styleId="NormalTok">
     <w:name w:val="NormalTok"/>
     <w:basedOn w:val="VerbatimChar"/>
-    <w:rPr/>
+    <w:rPr>
+      <w:rFonts w:eastAsia="黑体"/>
+    </w:rPr>
   </w:style>
 </w:styles>
 </file>
@@ -14734,12 +15354,12 @@
     <a:fontScheme name="Office">
       <a:majorFont>
         <a:latin typeface="Calibri"/>
-        <a:ea typeface=""/>
+        <a:ea typeface="黑体"/>
         <a:cs typeface=""/>
         <a:font script="Jpan" typeface="ＭＳ ゴシック"/>
         <a:font script="Hang" typeface="맑은 고딕"/>
-        <a:font script="Hans" typeface="宋体"/>
-        <a:font script="Hant" typeface="新細明體"/>
+        <a:font script="Hans" typeface="黑体"/>
+        <a:font script="Hant" typeface="黑体"/>
         <a:font script="Arab" typeface="Times New Roman"/>
         <a:font script="Hebr" typeface="Times New Roman"/>
         <a:font script="Thai" typeface="Angsana New"/>
@@ -14769,12 +15389,12 @@
       </a:majorFont>
       <a:minorFont>
         <a:latin typeface="Cambria"/>
-        <a:ea typeface=""/>
+        <a:ea typeface="黑体"/>
         <a:cs typeface=""/>
         <a:font script="Jpan" typeface="ＭＳ 明朝"/>
         <a:font script="Hang" typeface="맑은 고딕"/>
-        <a:font script="Hans" typeface="宋体"/>
-        <a:font script="Hant" typeface="新細明體"/>
+        <a:font script="Hans" typeface="黑体"/>
+        <a:font script="Hant" typeface="黑体"/>
         <a:font script="Arab" typeface="Arial"/>
         <a:font script="Hebr" typeface="Arial"/>
         <a:font script="Thai" typeface="Cordia New"/>

--- a/08-传感器电路/05-压力传感器电路/压阻式压力传感器电路/压阻式压力传感器电路.docx
+++ b/08-传感器电路/05-压力传感器电路/压阻式压力传感器电路/压阻式压力传感器电路.docx
@@ -2283,7 +2283,7 @@
           <w:color w:val="555555"/>
           <w:sz w:val="21"/>
         </w:rPr>
-        <w:t>材料收集者：杜文杰，WX手机：19519196569，QQ:3478827729</w:t>
+        <w:t>材料收集者：杜文杰，微信/手机：19519196569，QQ:3478827729</w:t>
       </w:r>
     </w:p>
     <w:sectPr>
